--- a/A1 THE HUMAN BEING/2Feelings.docx
+++ b/A1 THE HUMAN BEING/2Feelings.docx
@@ -85,6 +85,32 @@
           <w:sz w:val="40"/>
           <w:szCs w:val="40"/>
         </w:rPr>
+        <w:t>Signification : Vagues émotionnelles du cœur humain.</w:t>
+      </w:r>
+    </w:p>
+    <w:p>
+      <w:pPr>
+        <w:rPr>
+          <w:rFonts w:ascii="Times New Roman" w:hAnsi="Times New Roman" w:cs="Times New Roman"/>
+          <w:sz w:val="40"/>
+          <w:szCs w:val="40"/>
+        </w:rPr>
+      </w:pPr>
+    </w:p>
+    <w:p>
+      <w:pPr>
+        <w:rPr>
+          <w:rFonts w:ascii="Times New Roman" w:hAnsi="Times New Roman" w:cs="Times New Roman"/>
+          <w:sz w:val="40"/>
+          <w:szCs w:val="40"/>
+        </w:rPr>
+      </w:pPr>
+      <w:r>
+        <w:rPr>
+          <w:rFonts w:ascii="Times New Roman" w:hAnsi="Times New Roman" w:cs="Times New Roman"/>
+          <w:sz w:val="40"/>
+          <w:szCs w:val="40"/>
+        </w:rPr>
         <w:t xml:space="preserve">Les sentiments sont comme des vagues dans l'océan du cœur : joie (vague haute et joyeuse], tristesse (vague basse et grise], colère (vague furieuse]. Ils montent, descendent, mais passent toujours. </w:t>
       </w:r>
     </w:p>
@@ -148,32 +174,6 @@
           <w:szCs w:val="40"/>
         </w:rPr>
       </w:pPr>
-    </w:p>
-    <w:p>
-      <w:pPr>
-        <w:rPr>
-          <w:rFonts w:ascii="Times New Roman" w:hAnsi="Times New Roman" w:cs="Times New Roman"/>
-          <w:sz w:val="40"/>
-          <w:szCs w:val="40"/>
-        </w:rPr>
-      </w:pPr>
-      <w:r>
-        <w:rPr>
-          <w:rFonts w:ascii="Times New Roman" w:hAnsi="Times New Roman" w:cs="Times New Roman"/>
-          <w:sz w:val="40"/>
-          <w:szCs w:val="40"/>
-        </w:rPr>
-        <w:t>Signification : Vagues émotionnelles du cœur humain.</w:t>
-      </w:r>
-    </w:p>
-    <w:p>
-      <w:pPr>
-        <w:rPr>
-          <w:rFonts w:ascii="Times New Roman" w:hAnsi="Times New Roman" w:cs="Times New Roman"/>
-          <w:sz w:val="40"/>
-          <w:szCs w:val="40"/>
-        </w:rPr>
-      </w:pPr>
       <w:r>
         <w:rPr>
           <w:rFonts w:ascii="Times New Roman" w:hAnsi="Times New Roman" w:cs="Times New Roman"/>
@@ -269,6 +269,32 @@
         </w:rPr>
         <w:t>(</w:t>
       </w:r>
+    </w:p>
+    <w:p>
+      <w:pPr>
+        <w:rPr>
+          <w:rFonts w:ascii="Times New Roman" w:hAnsi="Times New Roman" w:cs="Times New Roman"/>
+          <w:sz w:val="40"/>
+          <w:szCs w:val="40"/>
+        </w:rPr>
+      </w:pPr>
+      <w:r>
+        <w:rPr>
+          <w:rFonts w:ascii="Times New Roman" w:hAnsi="Times New Roman" w:cs="Times New Roman"/>
+          <w:sz w:val="40"/>
+          <w:szCs w:val="40"/>
+        </w:rPr>
+        <w:t>Signification simple : Vague d'émotion dans le cœur humain.</w:t>
+      </w:r>
+    </w:p>
+    <w:p>
+      <w:pPr>
+        <w:rPr>
+          <w:rFonts w:ascii="Times New Roman" w:hAnsi="Times New Roman" w:cs="Times New Roman"/>
+          <w:sz w:val="40"/>
+          <w:szCs w:val="40"/>
+        </w:rPr>
+      </w:pPr>
     </w:p>
     <w:p>
       <w:pPr>
@@ -348,32 +374,6 @@
           <w:szCs w:val="40"/>
         </w:rPr>
       </w:pPr>
-    </w:p>
-    <w:p>
-      <w:pPr>
-        <w:rPr>
-          <w:rFonts w:ascii="Times New Roman" w:hAnsi="Times New Roman" w:cs="Times New Roman"/>
-          <w:sz w:val="40"/>
-          <w:szCs w:val="40"/>
-        </w:rPr>
-      </w:pPr>
-      <w:r>
-        <w:rPr>
-          <w:rFonts w:ascii="Times New Roman" w:hAnsi="Times New Roman" w:cs="Times New Roman"/>
-          <w:sz w:val="40"/>
-          <w:szCs w:val="40"/>
-        </w:rPr>
-        <w:t>Signification simple : Vague d'émotion dans le cœur humain.</w:t>
-      </w:r>
-    </w:p>
-    <w:p>
-      <w:pPr>
-        <w:rPr>
-          <w:rFonts w:ascii="Times New Roman" w:hAnsi="Times New Roman" w:cs="Times New Roman"/>
-          <w:sz w:val="40"/>
-          <w:szCs w:val="40"/>
-        </w:rPr>
-      </w:pPr>
       <w:r>
         <w:rPr>
           <w:rFonts w:ascii="Times New Roman" w:hAnsi="Times New Roman" w:cs="Times New Roman"/>
@@ -484,6 +484,32 @@
           <w:sz w:val="40"/>
           <w:szCs w:val="40"/>
         </w:rPr>
+        <w:t>Signification simple : Émotion passagère qui colore l'âme.</w:t>
+      </w:r>
+    </w:p>
+    <w:p>
+      <w:pPr>
+        <w:rPr>
+          <w:rFonts w:ascii="Times New Roman" w:hAnsi="Times New Roman" w:cs="Times New Roman"/>
+          <w:sz w:val="40"/>
+          <w:szCs w:val="40"/>
+        </w:rPr>
+      </w:pPr>
+    </w:p>
+    <w:p>
+      <w:pPr>
+        <w:rPr>
+          <w:rFonts w:ascii="Times New Roman" w:hAnsi="Times New Roman" w:cs="Times New Roman"/>
+          <w:sz w:val="40"/>
+          <w:szCs w:val="40"/>
+        </w:rPr>
+      </w:pPr>
+      <w:r>
+        <w:rPr>
+          <w:rFonts w:ascii="Times New Roman" w:hAnsi="Times New Roman" w:cs="Times New Roman"/>
+          <w:sz w:val="40"/>
+          <w:szCs w:val="40"/>
+        </w:rPr>
         <w:t>L'humeur comme le temps : Imagine ton humeur comme le ciel. Parfois ensoleillé (joie], nuageux (tristesse] ou orageux (colère]. Elle change sans raison, comme la météo !</w:t>
       </w:r>
     </w:p>
@@ -547,38 +573,13 @@
           <w:szCs w:val="40"/>
         </w:rPr>
       </w:pPr>
-    </w:p>
-    <w:p>
-      <w:pPr>
-        <w:rPr>
-          <w:rFonts w:ascii="Times New Roman" w:hAnsi="Times New Roman" w:cs="Times New Roman"/>
-          <w:sz w:val="40"/>
-          <w:szCs w:val="40"/>
-        </w:rPr>
-      </w:pPr>
-      <w:r>
-        <w:rPr>
-          <w:rFonts w:ascii="Times New Roman" w:hAnsi="Times New Roman" w:cs="Times New Roman"/>
-          <w:sz w:val="40"/>
-          <w:szCs w:val="40"/>
-        </w:rPr>
-        <w:t>Signification simple : Émotion passagère qui colore l'âme.</w:t>
-      </w:r>
-    </w:p>
-    <w:p>
-      <w:pPr>
-        <w:rPr>
-          <w:rFonts w:ascii="Times New Roman" w:hAnsi="Times New Roman" w:cs="Times New Roman"/>
-          <w:sz w:val="40"/>
-          <w:szCs w:val="40"/>
-        </w:rPr>
-      </w:pPr>
-      <w:r>
-        <w:rPr>
-          <w:rFonts w:ascii="Times New Roman" w:hAnsi="Times New Roman" w:cs="Times New Roman"/>
-          <w:sz w:val="40"/>
-          <w:szCs w:val="40"/>
-        </w:rPr>
+      <w:r>
+        <w:rPr>
+          <w:rFonts w:ascii="Times New Roman" w:hAnsi="Times New Roman" w:cs="Times New Roman"/>
+          <w:sz w:val="40"/>
+          <w:szCs w:val="40"/>
+        </w:rPr>
+        <w:lastRenderedPageBreak/>
         <w:t>)</w:t>
       </w:r>
     </w:p>
@@ -683,6 +684,32 @@
           <w:sz w:val="40"/>
           <w:szCs w:val="40"/>
         </w:rPr>
+        <w:t>Signification simple : Traits innés qui façonnent qui tu es.</w:t>
+      </w:r>
+    </w:p>
+    <w:p>
+      <w:pPr>
+        <w:rPr>
+          <w:rFonts w:ascii="Times New Roman" w:hAnsi="Times New Roman" w:cs="Times New Roman"/>
+          <w:sz w:val="40"/>
+          <w:szCs w:val="40"/>
+        </w:rPr>
+      </w:pPr>
+    </w:p>
+    <w:p>
+      <w:pPr>
+        <w:rPr>
+          <w:rFonts w:ascii="Times New Roman" w:hAnsi="Times New Roman" w:cs="Times New Roman"/>
+          <w:sz w:val="40"/>
+          <w:szCs w:val="40"/>
+        </w:rPr>
+      </w:pPr>
+      <w:r>
+        <w:rPr>
+          <w:rFonts w:ascii="Times New Roman" w:hAnsi="Times New Roman" w:cs="Times New Roman"/>
+          <w:sz w:val="40"/>
+          <w:szCs w:val="40"/>
+        </w:rPr>
         <w:t xml:space="preserve">Imagine le caractère comme l'empreinte unique d'un arbre : son tronc solide, ses racines profondes et ses branches tordues forgent sa nature unique face au vent. </w:t>
       </w:r>
     </w:p>
@@ -746,32 +773,6 @@
           <w:szCs w:val="40"/>
         </w:rPr>
       </w:pPr>
-    </w:p>
-    <w:p>
-      <w:pPr>
-        <w:rPr>
-          <w:rFonts w:ascii="Times New Roman" w:hAnsi="Times New Roman" w:cs="Times New Roman"/>
-          <w:sz w:val="40"/>
-          <w:szCs w:val="40"/>
-        </w:rPr>
-      </w:pPr>
-      <w:r>
-        <w:rPr>
-          <w:rFonts w:ascii="Times New Roman" w:hAnsi="Times New Roman" w:cs="Times New Roman"/>
-          <w:sz w:val="40"/>
-          <w:szCs w:val="40"/>
-        </w:rPr>
-        <w:t>Signification simple : Traits innés qui façonnent qui tu es.</w:t>
-      </w:r>
-    </w:p>
-    <w:p>
-      <w:pPr>
-        <w:rPr>
-          <w:rFonts w:ascii="Times New Roman" w:hAnsi="Times New Roman" w:cs="Times New Roman"/>
-          <w:sz w:val="40"/>
-          <w:szCs w:val="40"/>
-        </w:rPr>
-      </w:pPr>
       <w:r>
         <w:rPr>
           <w:rFonts w:ascii="Times New Roman" w:hAnsi="Times New Roman" w:cs="Times New Roman"/>
@@ -865,6 +866,7 @@
           <w:sz w:val="40"/>
           <w:szCs w:val="40"/>
         </w:rPr>
+        <w:lastRenderedPageBreak/>
         <w:t>(</w:t>
       </w:r>
     </w:p>
@@ -882,7 +884,33 @@
           <w:sz w:val="40"/>
           <w:szCs w:val="40"/>
         </w:rPr>
-        <w:t xml:space="preserve">Léçon imagée : Le bonheur est comme un papillon : il vole léger quand on le laisse libre, sans le chasser. </w:t>
+        <w:t>Signification : Joie intérieure qui rend la vie belle.</w:t>
+      </w:r>
+    </w:p>
+    <w:p>
+      <w:pPr>
+        <w:rPr>
+          <w:rFonts w:ascii="Times New Roman" w:hAnsi="Times New Roman" w:cs="Times New Roman"/>
+          <w:sz w:val="40"/>
+          <w:szCs w:val="40"/>
+        </w:rPr>
+      </w:pPr>
+    </w:p>
+    <w:p>
+      <w:pPr>
+        <w:rPr>
+          <w:rFonts w:ascii="Times New Roman" w:hAnsi="Times New Roman" w:cs="Times New Roman"/>
+          <w:sz w:val="40"/>
+          <w:szCs w:val="40"/>
+        </w:rPr>
+      </w:pPr>
+      <w:r>
+        <w:rPr>
+          <w:rFonts w:ascii="Times New Roman" w:hAnsi="Times New Roman" w:cs="Times New Roman"/>
+          <w:sz w:val="40"/>
+          <w:szCs w:val="40"/>
+        </w:rPr>
+        <w:t xml:space="preserve">Le bonheur est comme un papillon : il vole léger quand on le laisse libre, sans le chasser. </w:t>
       </w:r>
     </w:p>
     <w:p>
@@ -945,32 +973,6 @@
           <w:szCs w:val="40"/>
         </w:rPr>
       </w:pPr>
-    </w:p>
-    <w:p>
-      <w:pPr>
-        <w:rPr>
-          <w:rFonts w:ascii="Times New Roman" w:hAnsi="Times New Roman" w:cs="Times New Roman"/>
-          <w:sz w:val="40"/>
-          <w:szCs w:val="40"/>
-        </w:rPr>
-      </w:pPr>
-      <w:r>
-        <w:rPr>
-          <w:rFonts w:ascii="Times New Roman" w:hAnsi="Times New Roman" w:cs="Times New Roman"/>
-          <w:sz w:val="40"/>
-          <w:szCs w:val="40"/>
-        </w:rPr>
-        <w:t>Signification : Joie intérieure qui rend la vie belle.</w:t>
-      </w:r>
-    </w:p>
-    <w:p>
-      <w:pPr>
-        <w:rPr>
-          <w:rFonts w:ascii="Times New Roman" w:hAnsi="Times New Roman" w:cs="Times New Roman"/>
-          <w:sz w:val="40"/>
-          <w:szCs w:val="40"/>
-        </w:rPr>
-      </w:pPr>
       <w:r>
         <w:rPr>
           <w:rFonts w:ascii="Times New Roman" w:hAnsi="Times New Roman" w:cs="Times New Roman"/>
@@ -1081,6 +1083,32 @@
           <w:sz w:val="40"/>
           <w:szCs w:val="40"/>
         </w:rPr>
+        <w:t>Signification : Bonheur qui illumine le cœur.</w:t>
+      </w:r>
+    </w:p>
+    <w:p>
+      <w:pPr>
+        <w:rPr>
+          <w:rFonts w:ascii="Times New Roman" w:hAnsi="Times New Roman" w:cs="Times New Roman"/>
+          <w:sz w:val="40"/>
+          <w:szCs w:val="40"/>
+        </w:rPr>
+      </w:pPr>
+    </w:p>
+    <w:p>
+      <w:pPr>
+        <w:rPr>
+          <w:rFonts w:ascii="Times New Roman" w:hAnsi="Times New Roman" w:cs="Times New Roman"/>
+          <w:sz w:val="40"/>
+          <w:szCs w:val="40"/>
+        </w:rPr>
+      </w:pPr>
+      <w:r>
+        <w:rPr>
+          <w:rFonts w:ascii="Times New Roman" w:hAnsi="Times New Roman" w:cs="Times New Roman"/>
+          <w:sz w:val="40"/>
+          <w:szCs w:val="40"/>
+        </w:rPr>
         <w:t xml:space="preserve">Leçon imagée : La joie, c'est comme un soleil qui éclate dans ton cœur après une pluie : tout rayonne, le corps danse et l'âme rit ! </w:t>
       </w:r>
     </w:p>
@@ -1144,32 +1172,6 @@
           <w:szCs w:val="40"/>
         </w:rPr>
       </w:pPr>
-    </w:p>
-    <w:p>
-      <w:pPr>
-        <w:rPr>
-          <w:rFonts w:ascii="Times New Roman" w:hAnsi="Times New Roman" w:cs="Times New Roman"/>
-          <w:sz w:val="40"/>
-          <w:szCs w:val="40"/>
-        </w:rPr>
-      </w:pPr>
-      <w:r>
-        <w:rPr>
-          <w:rFonts w:ascii="Times New Roman" w:hAnsi="Times New Roman" w:cs="Times New Roman"/>
-          <w:sz w:val="40"/>
-          <w:szCs w:val="40"/>
-        </w:rPr>
-        <w:t>Signification : Bonheur qui illumine le cœur.</w:t>
-      </w:r>
-    </w:p>
-    <w:p>
-      <w:pPr>
-        <w:rPr>
-          <w:rFonts w:ascii="Times New Roman" w:hAnsi="Times New Roman" w:cs="Times New Roman"/>
-          <w:sz w:val="40"/>
-          <w:szCs w:val="40"/>
-        </w:rPr>
-      </w:pPr>
       <w:r>
         <w:rPr>
           <w:rFonts w:ascii="Times New Roman" w:hAnsi="Times New Roman" w:cs="Times New Roman"/>
@@ -1280,6 +1282,32 @@
           <w:sz w:val="40"/>
           <w:szCs w:val="40"/>
         </w:rPr>
+        <w:t>Signification simple : Joie qui fait rire fort.</w:t>
+      </w:r>
+    </w:p>
+    <w:p>
+      <w:pPr>
+        <w:rPr>
+          <w:rFonts w:ascii="Times New Roman" w:hAnsi="Times New Roman" w:cs="Times New Roman"/>
+          <w:sz w:val="40"/>
+          <w:szCs w:val="40"/>
+        </w:rPr>
+      </w:pPr>
+    </w:p>
+    <w:p>
+      <w:pPr>
+        <w:rPr>
+          <w:rFonts w:ascii="Times New Roman" w:hAnsi="Times New Roman" w:cs="Times New Roman"/>
+          <w:sz w:val="40"/>
+          <w:szCs w:val="40"/>
+        </w:rPr>
+      </w:pPr>
+      <w:r>
+        <w:rPr>
+          <w:rFonts w:ascii="Times New Roman" w:hAnsi="Times New Roman" w:cs="Times New Roman"/>
+          <w:sz w:val="40"/>
+          <w:szCs w:val="40"/>
+        </w:rPr>
         <w:t>Imagine la gaieté comme un ballon coloré qui s'envole dans un ciel joyeux : il te fait sourire et rebondir de bonheur léger !</w:t>
       </w:r>
     </w:p>
@@ -1343,32 +1371,6 @@
           <w:szCs w:val="40"/>
         </w:rPr>
       </w:pPr>
-    </w:p>
-    <w:p>
-      <w:pPr>
-        <w:rPr>
-          <w:rFonts w:ascii="Times New Roman" w:hAnsi="Times New Roman" w:cs="Times New Roman"/>
-          <w:sz w:val="40"/>
-          <w:szCs w:val="40"/>
-        </w:rPr>
-      </w:pPr>
-      <w:r>
-        <w:rPr>
-          <w:rFonts w:ascii="Times New Roman" w:hAnsi="Times New Roman" w:cs="Times New Roman"/>
-          <w:sz w:val="40"/>
-          <w:szCs w:val="40"/>
-        </w:rPr>
-        <w:t>Signification simple : Joie qui fait rire fort.</w:t>
-      </w:r>
-    </w:p>
-    <w:p>
-      <w:pPr>
-        <w:rPr>
-          <w:rFonts w:ascii="Times New Roman" w:hAnsi="Times New Roman" w:cs="Times New Roman"/>
-          <w:sz w:val="40"/>
-          <w:szCs w:val="40"/>
-        </w:rPr>
-      </w:pPr>
       <w:r>
         <w:rPr>
           <w:rFonts w:ascii="Times New Roman" w:hAnsi="Times New Roman" w:cs="Times New Roman"/>
@@ -1445,6 +1447,7 @@
           <w:sz w:val="40"/>
           <w:szCs w:val="40"/>
         </w:rPr>
+        <w:lastRenderedPageBreak/>
         <w:t>Pleasure</w:t>
       </w:r>
     </w:p>
@@ -1479,7 +1482,33 @@
           <w:sz w:val="40"/>
           <w:szCs w:val="40"/>
         </w:rPr>
-        <w:t>Leçon imagée : Le plaisir, c'est comme un rayon de soleil qui réchauffe le cœur après la pluie : une joie douce qui illumine l'instant.</w:t>
+        <w:t>Signification : Joie douce qui rend heureux.</w:t>
+      </w:r>
+    </w:p>
+    <w:p>
+      <w:pPr>
+        <w:rPr>
+          <w:rFonts w:ascii="Times New Roman" w:hAnsi="Times New Roman" w:cs="Times New Roman"/>
+          <w:sz w:val="40"/>
+          <w:szCs w:val="40"/>
+        </w:rPr>
+      </w:pPr>
+    </w:p>
+    <w:p>
+      <w:pPr>
+        <w:rPr>
+          <w:rFonts w:ascii="Times New Roman" w:hAnsi="Times New Roman" w:cs="Times New Roman"/>
+          <w:sz w:val="40"/>
+          <w:szCs w:val="40"/>
+        </w:rPr>
+      </w:pPr>
+      <w:r>
+        <w:rPr>
+          <w:rFonts w:ascii="Times New Roman" w:hAnsi="Times New Roman" w:cs="Times New Roman"/>
+          <w:sz w:val="40"/>
+          <w:szCs w:val="40"/>
+        </w:rPr>
+        <w:t>Le plaisir, c'est comme un rayon de soleil qui réchauffe le cœur après la pluie : une joie douce qui illumine l'instant.</w:t>
       </w:r>
     </w:p>
     <w:p>
@@ -1542,32 +1571,6 @@
           <w:szCs w:val="40"/>
         </w:rPr>
       </w:pPr>
-    </w:p>
-    <w:p>
-      <w:pPr>
-        <w:rPr>
-          <w:rFonts w:ascii="Times New Roman" w:hAnsi="Times New Roman" w:cs="Times New Roman"/>
-          <w:sz w:val="40"/>
-          <w:szCs w:val="40"/>
-        </w:rPr>
-      </w:pPr>
-      <w:r>
-        <w:rPr>
-          <w:rFonts w:ascii="Times New Roman" w:hAnsi="Times New Roman" w:cs="Times New Roman"/>
-          <w:sz w:val="40"/>
-          <w:szCs w:val="40"/>
-        </w:rPr>
-        <w:t>Signification : Joie douce qui rend heureux.</w:t>
-      </w:r>
-    </w:p>
-    <w:p>
-      <w:pPr>
-        <w:rPr>
-          <w:rFonts w:ascii="Times New Roman" w:hAnsi="Times New Roman" w:cs="Times New Roman"/>
-          <w:sz w:val="40"/>
-          <w:szCs w:val="40"/>
-        </w:rPr>
-      </w:pPr>
       <w:r>
         <w:rPr>
           <w:rFonts w:ascii="Times New Roman" w:hAnsi="Times New Roman" w:cs="Times New Roman"/>
@@ -1663,6 +1666,32 @@
         </w:rPr>
         <w:t>(</w:t>
       </w:r>
+    </w:p>
+    <w:p>
+      <w:pPr>
+        <w:rPr>
+          <w:rFonts w:ascii="Times New Roman" w:hAnsi="Times New Roman" w:cs="Times New Roman"/>
+          <w:sz w:val="40"/>
+          <w:szCs w:val="40"/>
+        </w:rPr>
+      </w:pPr>
+      <w:r>
+        <w:rPr>
+          <w:rFonts w:ascii="Times New Roman" w:hAnsi="Times New Roman" w:cs="Times New Roman"/>
+          <w:sz w:val="40"/>
+          <w:szCs w:val="40"/>
+        </w:rPr>
+        <w:t>Signification simple : Joie légère du jeu.</w:t>
+      </w:r>
+    </w:p>
+    <w:p>
+      <w:pPr>
+        <w:rPr>
+          <w:rFonts w:ascii="Times New Roman" w:hAnsi="Times New Roman" w:cs="Times New Roman"/>
+          <w:sz w:val="40"/>
+          <w:szCs w:val="40"/>
+        </w:rPr>
+      </w:pPr>
     </w:p>
     <w:p>
       <w:pPr>
@@ -1742,32 +1771,6 @@
           <w:szCs w:val="40"/>
         </w:rPr>
       </w:pPr>
-    </w:p>
-    <w:p>
-      <w:pPr>
-        <w:rPr>
-          <w:rFonts w:ascii="Times New Roman" w:hAnsi="Times New Roman" w:cs="Times New Roman"/>
-          <w:sz w:val="40"/>
-          <w:szCs w:val="40"/>
-        </w:rPr>
-      </w:pPr>
-      <w:r>
-        <w:rPr>
-          <w:rFonts w:ascii="Times New Roman" w:hAnsi="Times New Roman" w:cs="Times New Roman"/>
-          <w:sz w:val="40"/>
-          <w:szCs w:val="40"/>
-        </w:rPr>
-        <w:t>Signification simple : Joie légère du jeu.</w:t>
-      </w:r>
-    </w:p>
-    <w:p>
-      <w:pPr>
-        <w:rPr>
-          <w:rFonts w:ascii="Times New Roman" w:hAnsi="Times New Roman" w:cs="Times New Roman"/>
-          <w:sz w:val="40"/>
-          <w:szCs w:val="40"/>
-        </w:rPr>
-      </w:pPr>
       <w:r>
         <w:rPr>
           <w:rFonts w:ascii="Times New Roman" w:hAnsi="Times New Roman" w:cs="Times New Roman"/>
@@ -1878,6 +1881,32 @@
           <w:sz w:val="40"/>
           <w:szCs w:val="40"/>
         </w:rPr>
+        <w:t>Signification : Joie visible sur le visage.</w:t>
+      </w:r>
+    </w:p>
+    <w:p>
+      <w:pPr>
+        <w:rPr>
+          <w:rFonts w:ascii="Times New Roman" w:hAnsi="Times New Roman" w:cs="Times New Roman"/>
+          <w:sz w:val="40"/>
+          <w:szCs w:val="40"/>
+        </w:rPr>
+      </w:pPr>
+    </w:p>
+    <w:p>
+      <w:pPr>
+        <w:rPr>
+          <w:rFonts w:ascii="Times New Roman" w:hAnsi="Times New Roman" w:cs="Times New Roman"/>
+          <w:sz w:val="40"/>
+          <w:szCs w:val="40"/>
+        </w:rPr>
+      </w:pPr>
+      <w:r>
+        <w:rPr>
+          <w:rFonts w:ascii="Times New Roman" w:hAnsi="Times New Roman" w:cs="Times New Roman"/>
+          <w:sz w:val="40"/>
+          <w:szCs w:val="40"/>
+        </w:rPr>
         <w:t xml:space="preserve">Un sourire, c'est comme un rayon de soleil qui perce les nuages d'un visage : il illumine les yeux, adoucit les lèvres et réchauffe le cœur en un clin d'œil ! </w:t>
       </w:r>
     </w:p>
@@ -1941,22 +1970,299 @@
           <w:szCs w:val="40"/>
         </w:rPr>
       </w:pPr>
-    </w:p>
-    <w:p>
-      <w:pPr>
-        <w:rPr>
-          <w:rFonts w:ascii="Times New Roman" w:hAnsi="Times New Roman" w:cs="Times New Roman"/>
-          <w:sz w:val="40"/>
-          <w:szCs w:val="40"/>
-        </w:rPr>
-      </w:pPr>
-      <w:r>
-        <w:rPr>
-          <w:rFonts w:ascii="Times New Roman" w:hAnsi="Times New Roman" w:cs="Times New Roman"/>
-          <w:sz w:val="40"/>
-          <w:szCs w:val="40"/>
-        </w:rPr>
-        <w:t>Signification : Joie visible sur le visage.</w:t>
+      <w:r>
+        <w:rPr>
+          <w:rFonts w:ascii="Times New Roman" w:hAnsi="Times New Roman" w:cs="Times New Roman"/>
+          <w:sz w:val="40"/>
+          <w:szCs w:val="40"/>
+        </w:rPr>
+        <w:t>)</w:t>
+      </w:r>
+    </w:p>
+    <w:p>
+      <w:pPr>
+        <w:rPr>
+          <w:rFonts w:ascii="Times New Roman" w:hAnsi="Times New Roman" w:cs="Times New Roman"/>
+          <w:sz w:val="40"/>
+          <w:szCs w:val="40"/>
+        </w:rPr>
+      </w:pPr>
+    </w:p>
+    <w:p>
+      <w:pPr>
+        <w:rPr>
+          <w:rFonts w:ascii="Times New Roman" w:hAnsi="Times New Roman" w:cs="Times New Roman"/>
+          <w:sz w:val="40"/>
+          <w:szCs w:val="40"/>
+        </w:rPr>
+      </w:pPr>
+    </w:p>
+    <w:p>
+      <w:pPr>
+        <w:rPr>
+          <w:rFonts w:ascii="Times New Roman" w:hAnsi="Times New Roman" w:cs="Times New Roman"/>
+          <w:sz w:val="40"/>
+          <w:szCs w:val="40"/>
+        </w:rPr>
+      </w:pPr>
+      <w:r>
+        <w:rPr>
+          <w:rFonts w:ascii="Times New Roman" w:hAnsi="Times New Roman" w:cs="Times New Roman"/>
+          <w:sz w:val="40"/>
+          <w:szCs w:val="40"/>
+        </w:rPr>
+        <w:t xml:space="preserve">le rire    : </w:t>
+      </w:r>
+    </w:p>
+    <w:p>
+      <w:pPr>
+        <w:rPr>
+          <w:rFonts w:ascii="Times New Roman" w:hAnsi="Times New Roman" w:cs="Times New Roman"/>
+          <w:sz w:val="40"/>
+          <w:szCs w:val="40"/>
+        </w:rPr>
+      </w:pPr>
+    </w:p>
+    <w:p>
+      <w:pPr>
+        <w:rPr>
+          <w:rFonts w:ascii="Times New Roman" w:hAnsi="Times New Roman" w:cs="Times New Roman"/>
+          <w:sz w:val="40"/>
+          <w:szCs w:val="40"/>
+        </w:rPr>
+      </w:pPr>
+    </w:p>
+    <w:p>
+      <w:pPr>
+        <w:rPr>
+          <w:rFonts w:ascii="Times New Roman" w:hAnsi="Times New Roman" w:cs="Times New Roman"/>
+          <w:sz w:val="40"/>
+          <w:szCs w:val="40"/>
+        </w:rPr>
+      </w:pPr>
+      <w:r>
+        <w:rPr>
+          <w:rFonts w:ascii="Times New Roman" w:hAnsi="Times New Roman" w:cs="Times New Roman"/>
+          <w:sz w:val="40"/>
+          <w:szCs w:val="40"/>
+        </w:rPr>
+        <w:t>Laughter</w:t>
+      </w:r>
+    </w:p>
+    <w:p>
+      <w:pPr>
+        <w:rPr>
+          <w:rFonts w:ascii="Times New Roman" w:hAnsi="Times New Roman" w:cs="Times New Roman"/>
+          <w:sz w:val="40"/>
+          <w:szCs w:val="40"/>
+        </w:rPr>
+      </w:pPr>
+      <w:r>
+        <w:rPr>
+          <w:rFonts w:ascii="Times New Roman" w:hAnsi="Times New Roman" w:cs="Times New Roman"/>
+          <w:sz w:val="40"/>
+          <w:szCs w:val="40"/>
+        </w:rPr>
+        <w:t>(</w:t>
+      </w:r>
+    </w:p>
+    <w:p>
+      <w:pPr>
+        <w:rPr>
+          <w:rFonts w:ascii="Times New Roman" w:hAnsi="Times New Roman" w:cs="Times New Roman"/>
+          <w:sz w:val="40"/>
+          <w:szCs w:val="40"/>
+        </w:rPr>
+      </w:pPr>
+      <w:r>
+        <w:rPr>
+          <w:rFonts w:ascii="Times New Roman" w:hAnsi="Times New Roman" w:cs="Times New Roman"/>
+          <w:sz w:val="40"/>
+          <w:szCs w:val="40"/>
+        </w:rPr>
+        <w:t>Signification : Joie qui explose en sons joyeux.</w:t>
+      </w:r>
+    </w:p>
+    <w:p>
+      <w:pPr>
+        <w:rPr>
+          <w:rFonts w:ascii="Times New Roman" w:hAnsi="Times New Roman" w:cs="Times New Roman"/>
+          <w:sz w:val="40"/>
+          <w:szCs w:val="40"/>
+        </w:rPr>
+      </w:pPr>
+    </w:p>
+    <w:p>
+      <w:pPr>
+        <w:rPr>
+          <w:rFonts w:ascii="Times New Roman" w:hAnsi="Times New Roman" w:cs="Times New Roman"/>
+          <w:sz w:val="40"/>
+          <w:szCs w:val="40"/>
+        </w:rPr>
+      </w:pPr>
+      <w:r>
+        <w:rPr>
+          <w:rFonts w:ascii="Times New Roman" w:hAnsi="Times New Roman" w:cs="Times New Roman"/>
+          <w:sz w:val="40"/>
+          <w:szCs w:val="40"/>
+        </w:rPr>
+        <w:t xml:space="preserve">Imagine le rire comme un soleil qui éclate dans ton ventre, chassant les nuages gris de la tristesse. C'est l'explosion joyeuse qui secoue le corps et illumine le visage ! </w:t>
+      </w:r>
+    </w:p>
+    <w:p>
+      <w:pPr>
+        <w:rPr>
+          <w:rFonts w:ascii="Times New Roman" w:hAnsi="Times New Roman" w:cs="Times New Roman"/>
+          <w:sz w:val="40"/>
+          <w:szCs w:val="40"/>
+        </w:rPr>
+      </w:pPr>
+    </w:p>
+    <w:p>
+      <w:pPr>
+        <w:rPr>
+          <w:rFonts w:ascii="Times New Roman" w:hAnsi="Times New Roman" w:cs="Times New Roman"/>
+          <w:sz w:val="40"/>
+          <w:szCs w:val="40"/>
+        </w:rPr>
+      </w:pPr>
+      <w:r>
+        <w:rPr>
+          <w:rFonts w:ascii="Times New Roman" w:hAnsi="Times New Roman" w:cs="Times New Roman"/>
+          <w:sz w:val="40"/>
+          <w:szCs w:val="40"/>
+        </w:rPr>
+        <w:t xml:space="preserve">Définition : Le rire est une réaction émotionnelle spontanée de joie ou d'amusement, exprimée par des sons vocaux, des contractions musculaires et un sentiment de bien-être. </w:t>
+      </w:r>
+    </w:p>
+    <w:p>
+      <w:pPr>
+        <w:rPr>
+          <w:rFonts w:ascii="Times New Roman" w:hAnsi="Times New Roman" w:cs="Times New Roman"/>
+          <w:sz w:val="40"/>
+          <w:szCs w:val="40"/>
+        </w:rPr>
+      </w:pPr>
+    </w:p>
+    <w:p>
+      <w:pPr>
+        <w:rPr>
+          <w:rFonts w:ascii="Times New Roman" w:hAnsi="Times New Roman" w:cs="Times New Roman"/>
+          <w:sz w:val="40"/>
+          <w:szCs w:val="40"/>
+        </w:rPr>
+      </w:pPr>
+      <w:r>
+        <w:rPr>
+          <w:rFonts w:ascii="Times New Roman" w:hAnsi="Times New Roman" w:cs="Times New Roman"/>
+          <w:sz w:val="40"/>
+          <w:szCs w:val="40"/>
+        </w:rPr>
+        <w:t>Exemple : Quand son ami imite un clown maladroit, Marie éclate de rire, les larmes aux yeux.</w:t>
+      </w:r>
+    </w:p>
+    <w:p>
+      <w:pPr>
+        <w:rPr>
+          <w:rFonts w:ascii="Times New Roman" w:hAnsi="Times New Roman" w:cs="Times New Roman"/>
+          <w:sz w:val="40"/>
+          <w:szCs w:val="40"/>
+        </w:rPr>
+      </w:pPr>
+      <w:r>
+        <w:rPr>
+          <w:rFonts w:ascii="Times New Roman" w:hAnsi="Times New Roman" w:cs="Times New Roman"/>
+          <w:sz w:val="40"/>
+          <w:szCs w:val="40"/>
+        </w:rPr>
+        <w:t>)</w:t>
+      </w:r>
+    </w:p>
+    <w:p>
+      <w:pPr>
+        <w:rPr>
+          <w:rFonts w:ascii="Times New Roman" w:hAnsi="Times New Roman" w:cs="Times New Roman"/>
+          <w:sz w:val="40"/>
+          <w:szCs w:val="40"/>
+        </w:rPr>
+      </w:pPr>
+    </w:p>
+    <w:p>
+      <w:pPr>
+        <w:rPr>
+          <w:rFonts w:ascii="Times New Roman" w:hAnsi="Times New Roman" w:cs="Times New Roman"/>
+          <w:sz w:val="40"/>
+          <w:szCs w:val="40"/>
+        </w:rPr>
+      </w:pPr>
+    </w:p>
+    <w:p>
+      <w:pPr>
+        <w:rPr>
+          <w:rFonts w:ascii="Times New Roman" w:hAnsi="Times New Roman" w:cs="Times New Roman"/>
+          <w:sz w:val="40"/>
+          <w:szCs w:val="40"/>
+        </w:rPr>
+      </w:pPr>
+      <w:r>
+        <w:rPr>
+          <w:rFonts w:ascii="Times New Roman" w:hAnsi="Times New Roman" w:cs="Times New Roman"/>
+          <w:sz w:val="40"/>
+          <w:szCs w:val="40"/>
+        </w:rPr>
+        <w:t xml:space="preserve">une larme    : </w:t>
+      </w:r>
+    </w:p>
+    <w:p>
+      <w:pPr>
+        <w:rPr>
+          <w:rFonts w:ascii="Times New Roman" w:hAnsi="Times New Roman" w:cs="Times New Roman"/>
+          <w:sz w:val="40"/>
+          <w:szCs w:val="40"/>
+        </w:rPr>
+      </w:pPr>
+    </w:p>
+    <w:p>
+      <w:pPr>
+        <w:rPr>
+          <w:rFonts w:ascii="Times New Roman" w:hAnsi="Times New Roman" w:cs="Times New Roman"/>
+          <w:sz w:val="40"/>
+          <w:szCs w:val="40"/>
+        </w:rPr>
+      </w:pPr>
+    </w:p>
+    <w:p>
+      <w:pPr>
+        <w:rPr>
+          <w:rFonts w:ascii="Times New Roman" w:hAnsi="Times New Roman" w:cs="Times New Roman"/>
+          <w:sz w:val="40"/>
+          <w:szCs w:val="40"/>
+        </w:rPr>
+      </w:pPr>
+      <w:r>
+        <w:rPr>
+          <w:rFonts w:ascii="Times New Roman" w:hAnsi="Times New Roman" w:cs="Times New Roman"/>
+          <w:sz w:val="40"/>
+          <w:szCs w:val="40"/>
+        </w:rPr>
+        <w:t>A tear</w:t>
+      </w:r>
+    </w:p>
+    <w:p>
+      <w:pPr>
+        <w:rPr>
+          <w:rFonts w:ascii="Times New Roman" w:hAnsi="Times New Roman" w:cs="Times New Roman"/>
+          <w:sz w:val="40"/>
+          <w:szCs w:val="40"/>
+        </w:rPr>
+      </w:pPr>
+      <w:r>
+        <w:rPr>
+          <w:rFonts w:ascii="Times New Roman" w:hAnsi="Times New Roman" w:cs="Times New Roman"/>
+          <w:sz w:val="40"/>
+          <w:szCs w:val="40"/>
+        </w:rPr>
+        <w:t>(</w:t>
       </w:r>
     </w:p>
     <w:p>
@@ -1974,6 +2280,101 @@
           <w:szCs w:val="40"/>
         </w:rPr>
         <w:lastRenderedPageBreak/>
+        <w:t>Signification : Goutte émue des yeux.</w:t>
+      </w:r>
+    </w:p>
+    <w:p>
+      <w:pPr>
+        <w:rPr>
+          <w:rFonts w:ascii="Times New Roman" w:hAnsi="Times New Roman" w:cs="Times New Roman"/>
+          <w:sz w:val="40"/>
+          <w:szCs w:val="40"/>
+        </w:rPr>
+      </w:pPr>
+    </w:p>
+    <w:p>
+      <w:pPr>
+        <w:rPr>
+          <w:rFonts w:ascii="Times New Roman" w:hAnsi="Times New Roman" w:cs="Times New Roman"/>
+          <w:sz w:val="40"/>
+          <w:szCs w:val="40"/>
+        </w:rPr>
+      </w:pPr>
+      <w:r>
+        <w:rPr>
+          <w:rFonts w:ascii="Times New Roman" w:hAnsi="Times New Roman" w:cs="Times New Roman"/>
+          <w:sz w:val="40"/>
+          <w:szCs w:val="40"/>
+        </w:rPr>
+        <w:t>Imagine la larme comme une perle salée qui glisse du cœur par les yeux, quand la joie ou la peine déborde. C'est la voix muette des émotions !</w:t>
+      </w:r>
+    </w:p>
+    <w:p>
+      <w:pPr>
+        <w:rPr>
+          <w:rFonts w:ascii="Times New Roman" w:hAnsi="Times New Roman" w:cs="Times New Roman"/>
+          <w:sz w:val="40"/>
+          <w:szCs w:val="40"/>
+        </w:rPr>
+      </w:pPr>
+    </w:p>
+    <w:p>
+      <w:pPr>
+        <w:rPr>
+          <w:rFonts w:ascii="Times New Roman" w:hAnsi="Times New Roman" w:cs="Times New Roman"/>
+          <w:sz w:val="40"/>
+          <w:szCs w:val="40"/>
+        </w:rPr>
+      </w:pPr>
+      <w:r>
+        <w:rPr>
+          <w:rFonts w:ascii="Times New Roman" w:hAnsi="Times New Roman" w:cs="Times New Roman"/>
+          <w:sz w:val="40"/>
+          <w:szCs w:val="40"/>
+        </w:rPr>
+        <w:t>Définition : Une larme est une goutte d'eau salée sécrétée par les glandes lacrymales, exprimant tristesse, joie ou douleur.</w:t>
+      </w:r>
+    </w:p>
+    <w:p>
+      <w:pPr>
+        <w:rPr>
+          <w:rFonts w:ascii="Times New Roman" w:hAnsi="Times New Roman" w:cs="Times New Roman"/>
+          <w:sz w:val="40"/>
+          <w:szCs w:val="40"/>
+        </w:rPr>
+      </w:pPr>
+    </w:p>
+    <w:p>
+      <w:pPr>
+        <w:rPr>
+          <w:rFonts w:ascii="Times New Roman" w:hAnsi="Times New Roman" w:cs="Times New Roman"/>
+          <w:sz w:val="40"/>
+          <w:szCs w:val="40"/>
+        </w:rPr>
+      </w:pPr>
+      <w:r>
+        <w:rPr>
+          <w:rFonts w:ascii="Times New Roman" w:hAnsi="Times New Roman" w:cs="Times New Roman"/>
+          <w:sz w:val="40"/>
+          <w:szCs w:val="40"/>
+        </w:rPr>
+        <w:t>Exemple : Une larme coula sur sa joue en revoyant son enfance.</w:t>
+      </w:r>
+    </w:p>
+    <w:p>
+      <w:pPr>
+        <w:rPr>
+          <w:rFonts w:ascii="Times New Roman" w:hAnsi="Times New Roman" w:cs="Times New Roman"/>
+          <w:sz w:val="40"/>
+          <w:szCs w:val="40"/>
+        </w:rPr>
+      </w:pPr>
+      <w:r>
+        <w:rPr>
+          <w:rFonts w:ascii="Times New Roman" w:hAnsi="Times New Roman" w:cs="Times New Roman"/>
+          <w:sz w:val="40"/>
+          <w:szCs w:val="40"/>
+        </w:rPr>
         <w:t>)</w:t>
       </w:r>
     </w:p>
@@ -2009,42 +2410,42 @@
           <w:sz w:val="40"/>
           <w:szCs w:val="40"/>
         </w:rPr>
-        <w:t xml:space="preserve">le rire    : </w:t>
-      </w:r>
-    </w:p>
-    <w:p>
-      <w:pPr>
-        <w:rPr>
-          <w:rFonts w:ascii="Times New Roman" w:hAnsi="Times New Roman" w:cs="Times New Roman"/>
-          <w:sz w:val="40"/>
-          <w:szCs w:val="40"/>
-        </w:rPr>
-      </w:pPr>
-    </w:p>
-    <w:p>
-      <w:pPr>
-        <w:rPr>
-          <w:rFonts w:ascii="Times New Roman" w:hAnsi="Times New Roman" w:cs="Times New Roman"/>
-          <w:sz w:val="40"/>
-          <w:szCs w:val="40"/>
-        </w:rPr>
-      </w:pPr>
-    </w:p>
-    <w:p>
-      <w:pPr>
-        <w:rPr>
-          <w:rFonts w:ascii="Times New Roman" w:hAnsi="Times New Roman" w:cs="Times New Roman"/>
-          <w:sz w:val="40"/>
-          <w:szCs w:val="40"/>
-        </w:rPr>
-      </w:pPr>
-      <w:r>
-        <w:rPr>
-          <w:rFonts w:ascii="Times New Roman" w:hAnsi="Times New Roman" w:cs="Times New Roman"/>
-          <w:sz w:val="40"/>
-          <w:szCs w:val="40"/>
-        </w:rPr>
-        <w:t>Laughter</w:t>
+        <w:t xml:space="preserve">la satisfaction    : </w:t>
+      </w:r>
+    </w:p>
+    <w:p>
+      <w:pPr>
+        <w:rPr>
+          <w:rFonts w:ascii="Times New Roman" w:hAnsi="Times New Roman" w:cs="Times New Roman"/>
+          <w:sz w:val="40"/>
+          <w:szCs w:val="40"/>
+        </w:rPr>
+      </w:pPr>
+    </w:p>
+    <w:p>
+      <w:pPr>
+        <w:rPr>
+          <w:rFonts w:ascii="Times New Roman" w:hAnsi="Times New Roman" w:cs="Times New Roman"/>
+          <w:sz w:val="40"/>
+          <w:szCs w:val="40"/>
+        </w:rPr>
+      </w:pPr>
+    </w:p>
+    <w:p>
+      <w:pPr>
+        <w:rPr>
+          <w:rFonts w:ascii="Times New Roman" w:hAnsi="Times New Roman" w:cs="Times New Roman"/>
+          <w:sz w:val="40"/>
+          <w:szCs w:val="40"/>
+        </w:rPr>
+      </w:pPr>
+      <w:r>
+        <w:rPr>
+          <w:rFonts w:ascii="Times New Roman" w:hAnsi="Times New Roman" w:cs="Times New Roman"/>
+          <w:sz w:val="40"/>
+          <w:szCs w:val="40"/>
+        </w:rPr>
+        <w:t>Satisfaction</w:t>
       </w:r>
     </w:p>
     <w:p>
@@ -2078,390 +2479,17 @@
           <w:sz w:val="40"/>
           <w:szCs w:val="40"/>
         </w:rPr>
-        <w:t xml:space="preserve">Leçon imagée : Imagine le rire comme un soleil qui éclate dans ton ventre, chassant les nuages gris de la tristesse. C'est l'explosion joyeuse qui secoue le corps et illumine le visage ! </w:t>
-      </w:r>
-    </w:p>
-    <w:p>
-      <w:pPr>
-        <w:rPr>
-          <w:rFonts w:ascii="Times New Roman" w:hAnsi="Times New Roman" w:cs="Times New Roman"/>
-          <w:sz w:val="40"/>
-          <w:szCs w:val="40"/>
-        </w:rPr>
-      </w:pPr>
-    </w:p>
-    <w:p>
-      <w:pPr>
-        <w:rPr>
-          <w:rFonts w:ascii="Times New Roman" w:hAnsi="Times New Roman" w:cs="Times New Roman"/>
-          <w:sz w:val="40"/>
-          <w:szCs w:val="40"/>
-        </w:rPr>
-      </w:pPr>
-      <w:r>
-        <w:rPr>
-          <w:rFonts w:ascii="Times New Roman" w:hAnsi="Times New Roman" w:cs="Times New Roman"/>
-          <w:sz w:val="40"/>
-          <w:szCs w:val="40"/>
-        </w:rPr>
-        <w:t xml:space="preserve">Définition : Le rire est une réaction émotionnelle spontanée de joie ou d'amusement, exprimée par des sons vocaux, des contractions musculaires et un sentiment de bien-être. </w:t>
-      </w:r>
-    </w:p>
-    <w:p>
-      <w:pPr>
-        <w:rPr>
-          <w:rFonts w:ascii="Times New Roman" w:hAnsi="Times New Roman" w:cs="Times New Roman"/>
-          <w:sz w:val="40"/>
-          <w:szCs w:val="40"/>
-        </w:rPr>
-      </w:pPr>
-    </w:p>
-    <w:p>
-      <w:pPr>
-        <w:rPr>
-          <w:rFonts w:ascii="Times New Roman" w:hAnsi="Times New Roman" w:cs="Times New Roman"/>
-          <w:sz w:val="40"/>
-          <w:szCs w:val="40"/>
-        </w:rPr>
-      </w:pPr>
-      <w:r>
-        <w:rPr>
-          <w:rFonts w:ascii="Times New Roman" w:hAnsi="Times New Roman" w:cs="Times New Roman"/>
-          <w:sz w:val="40"/>
-          <w:szCs w:val="40"/>
-        </w:rPr>
-        <w:t>Exemple : Quand son ami imite un clown maladroit, Marie éclate de rire, les larmes aux yeux.</w:t>
-      </w:r>
-    </w:p>
-    <w:p>
-      <w:pPr>
-        <w:rPr>
-          <w:rFonts w:ascii="Times New Roman" w:hAnsi="Times New Roman" w:cs="Times New Roman"/>
-          <w:sz w:val="40"/>
-          <w:szCs w:val="40"/>
-        </w:rPr>
-      </w:pPr>
-    </w:p>
-    <w:p>
-      <w:pPr>
-        <w:rPr>
-          <w:rFonts w:ascii="Times New Roman" w:hAnsi="Times New Roman" w:cs="Times New Roman"/>
-          <w:sz w:val="40"/>
-          <w:szCs w:val="40"/>
-        </w:rPr>
-      </w:pPr>
-      <w:r>
-        <w:rPr>
-          <w:rFonts w:ascii="Times New Roman" w:hAnsi="Times New Roman" w:cs="Times New Roman"/>
-          <w:sz w:val="40"/>
-          <w:szCs w:val="40"/>
-        </w:rPr>
-        <w:t>Signification : Joie qui explose en sons joyeux.</w:t>
-      </w:r>
-    </w:p>
-    <w:p>
-      <w:pPr>
-        <w:rPr>
-          <w:rFonts w:ascii="Times New Roman" w:hAnsi="Times New Roman" w:cs="Times New Roman"/>
-          <w:sz w:val="40"/>
-          <w:szCs w:val="40"/>
-        </w:rPr>
-      </w:pPr>
-      <w:r>
-        <w:rPr>
-          <w:rFonts w:ascii="Times New Roman" w:hAnsi="Times New Roman" w:cs="Times New Roman"/>
-          <w:sz w:val="40"/>
-          <w:szCs w:val="40"/>
-        </w:rPr>
-        <w:t>)</w:t>
-      </w:r>
-    </w:p>
-    <w:p>
-      <w:pPr>
-        <w:rPr>
-          <w:rFonts w:ascii="Times New Roman" w:hAnsi="Times New Roman" w:cs="Times New Roman"/>
-          <w:sz w:val="40"/>
-          <w:szCs w:val="40"/>
-        </w:rPr>
-      </w:pPr>
-    </w:p>
-    <w:p>
-      <w:pPr>
-        <w:rPr>
-          <w:rFonts w:ascii="Times New Roman" w:hAnsi="Times New Roman" w:cs="Times New Roman"/>
-          <w:sz w:val="40"/>
-          <w:szCs w:val="40"/>
-        </w:rPr>
-      </w:pPr>
-    </w:p>
-    <w:p>
-      <w:pPr>
-        <w:rPr>
-          <w:rFonts w:ascii="Times New Roman" w:hAnsi="Times New Roman" w:cs="Times New Roman"/>
-          <w:sz w:val="40"/>
-          <w:szCs w:val="40"/>
-        </w:rPr>
-      </w:pPr>
-      <w:r>
-        <w:rPr>
-          <w:rFonts w:ascii="Times New Roman" w:hAnsi="Times New Roman" w:cs="Times New Roman"/>
-          <w:sz w:val="40"/>
-          <w:szCs w:val="40"/>
-        </w:rPr>
-        <w:t xml:space="preserve">une larme    : </w:t>
-      </w:r>
-    </w:p>
-    <w:p>
-      <w:pPr>
-        <w:rPr>
-          <w:rFonts w:ascii="Times New Roman" w:hAnsi="Times New Roman" w:cs="Times New Roman"/>
-          <w:sz w:val="40"/>
-          <w:szCs w:val="40"/>
-        </w:rPr>
-      </w:pPr>
-    </w:p>
-    <w:p>
-      <w:pPr>
-        <w:rPr>
-          <w:rFonts w:ascii="Times New Roman" w:hAnsi="Times New Roman" w:cs="Times New Roman"/>
-          <w:sz w:val="40"/>
-          <w:szCs w:val="40"/>
-        </w:rPr>
-      </w:pPr>
-    </w:p>
-    <w:p>
-      <w:pPr>
-        <w:rPr>
-          <w:rFonts w:ascii="Times New Roman" w:hAnsi="Times New Roman" w:cs="Times New Roman"/>
-          <w:sz w:val="40"/>
-          <w:szCs w:val="40"/>
-        </w:rPr>
-      </w:pPr>
-      <w:r>
-        <w:rPr>
-          <w:rFonts w:ascii="Times New Roman" w:hAnsi="Times New Roman" w:cs="Times New Roman"/>
-          <w:sz w:val="40"/>
-          <w:szCs w:val="40"/>
-        </w:rPr>
-        <w:lastRenderedPageBreak/>
-        <w:t>A tear</w:t>
-      </w:r>
-    </w:p>
-    <w:p>
-      <w:pPr>
-        <w:rPr>
-          <w:rFonts w:ascii="Times New Roman" w:hAnsi="Times New Roman" w:cs="Times New Roman"/>
-          <w:sz w:val="40"/>
-          <w:szCs w:val="40"/>
-        </w:rPr>
-      </w:pPr>
-      <w:r>
-        <w:rPr>
-          <w:rFonts w:ascii="Times New Roman" w:hAnsi="Times New Roman" w:cs="Times New Roman"/>
-          <w:sz w:val="40"/>
-          <w:szCs w:val="40"/>
-        </w:rPr>
-        <w:t>(</w:t>
-      </w:r>
-    </w:p>
-    <w:p>
-      <w:pPr>
-        <w:rPr>
-          <w:rFonts w:ascii="Times New Roman" w:hAnsi="Times New Roman" w:cs="Times New Roman"/>
-          <w:sz w:val="40"/>
-          <w:szCs w:val="40"/>
-        </w:rPr>
-      </w:pPr>
-      <w:r>
-        <w:rPr>
-          <w:rFonts w:ascii="Times New Roman" w:hAnsi="Times New Roman" w:cs="Times New Roman"/>
-          <w:sz w:val="40"/>
-          <w:szCs w:val="40"/>
-        </w:rPr>
-        <w:t>Imagine la larme comme une perle salée qui glisse du cœur par les yeux, quand la joie ou la peine déborde. C'est la voix muette des émotions !</w:t>
-      </w:r>
-    </w:p>
-    <w:p>
-      <w:pPr>
-        <w:rPr>
-          <w:rFonts w:ascii="Times New Roman" w:hAnsi="Times New Roman" w:cs="Times New Roman"/>
-          <w:sz w:val="40"/>
-          <w:szCs w:val="40"/>
-        </w:rPr>
-      </w:pPr>
-    </w:p>
-    <w:p>
-      <w:pPr>
-        <w:rPr>
-          <w:rFonts w:ascii="Times New Roman" w:hAnsi="Times New Roman" w:cs="Times New Roman"/>
-          <w:sz w:val="40"/>
-          <w:szCs w:val="40"/>
-        </w:rPr>
-      </w:pPr>
-      <w:r>
-        <w:rPr>
-          <w:rFonts w:ascii="Times New Roman" w:hAnsi="Times New Roman" w:cs="Times New Roman"/>
-          <w:sz w:val="40"/>
-          <w:szCs w:val="40"/>
-        </w:rPr>
-        <w:t>Définition : Une larme est une goutte d'eau salée sécrétée par les glandes lacrymales, exprimant tristesse, joie ou douleur.</w:t>
-      </w:r>
-    </w:p>
-    <w:p>
-      <w:pPr>
-        <w:rPr>
-          <w:rFonts w:ascii="Times New Roman" w:hAnsi="Times New Roman" w:cs="Times New Roman"/>
-          <w:sz w:val="40"/>
-          <w:szCs w:val="40"/>
-        </w:rPr>
-      </w:pPr>
-    </w:p>
-    <w:p>
-      <w:pPr>
-        <w:rPr>
-          <w:rFonts w:ascii="Times New Roman" w:hAnsi="Times New Roman" w:cs="Times New Roman"/>
-          <w:sz w:val="40"/>
-          <w:szCs w:val="40"/>
-        </w:rPr>
-      </w:pPr>
-      <w:r>
-        <w:rPr>
-          <w:rFonts w:ascii="Times New Roman" w:hAnsi="Times New Roman" w:cs="Times New Roman"/>
-          <w:sz w:val="40"/>
-          <w:szCs w:val="40"/>
-        </w:rPr>
-        <w:t>Exemple : Une larme coula sur sa joue en revoyant son enfance.</w:t>
-      </w:r>
-    </w:p>
-    <w:p>
-      <w:pPr>
-        <w:rPr>
-          <w:rFonts w:ascii="Times New Roman" w:hAnsi="Times New Roman" w:cs="Times New Roman"/>
-          <w:sz w:val="40"/>
-          <w:szCs w:val="40"/>
-        </w:rPr>
-      </w:pPr>
-    </w:p>
-    <w:p>
-      <w:pPr>
-        <w:rPr>
-          <w:rFonts w:ascii="Times New Roman" w:hAnsi="Times New Roman" w:cs="Times New Roman"/>
-          <w:sz w:val="40"/>
-          <w:szCs w:val="40"/>
-        </w:rPr>
-      </w:pPr>
-      <w:r>
-        <w:rPr>
-          <w:rFonts w:ascii="Times New Roman" w:hAnsi="Times New Roman" w:cs="Times New Roman"/>
-          <w:sz w:val="40"/>
-          <w:szCs w:val="40"/>
-        </w:rPr>
-        <w:t>Signification : Goutte émue des yeux.</w:t>
-      </w:r>
-    </w:p>
-    <w:p>
-      <w:pPr>
-        <w:rPr>
-          <w:rFonts w:ascii="Times New Roman" w:hAnsi="Times New Roman" w:cs="Times New Roman"/>
-          <w:sz w:val="40"/>
-          <w:szCs w:val="40"/>
-        </w:rPr>
-      </w:pPr>
-      <w:r>
-        <w:rPr>
-          <w:rFonts w:ascii="Times New Roman" w:hAnsi="Times New Roman" w:cs="Times New Roman"/>
-          <w:sz w:val="40"/>
-          <w:szCs w:val="40"/>
-        </w:rPr>
-        <w:t>)</w:t>
-      </w:r>
-    </w:p>
-    <w:p>
-      <w:pPr>
-        <w:rPr>
-          <w:rFonts w:ascii="Times New Roman" w:hAnsi="Times New Roman" w:cs="Times New Roman"/>
-          <w:sz w:val="40"/>
-          <w:szCs w:val="40"/>
-        </w:rPr>
-      </w:pPr>
-    </w:p>
-    <w:p>
-      <w:pPr>
-        <w:rPr>
-          <w:rFonts w:ascii="Times New Roman" w:hAnsi="Times New Roman" w:cs="Times New Roman"/>
-          <w:sz w:val="40"/>
-          <w:szCs w:val="40"/>
-        </w:rPr>
-      </w:pPr>
-    </w:p>
-    <w:p>
-      <w:pPr>
-        <w:rPr>
-          <w:rFonts w:ascii="Times New Roman" w:hAnsi="Times New Roman" w:cs="Times New Roman"/>
-          <w:sz w:val="40"/>
-          <w:szCs w:val="40"/>
-        </w:rPr>
-      </w:pPr>
-      <w:r>
-        <w:rPr>
-          <w:rFonts w:ascii="Times New Roman" w:hAnsi="Times New Roman" w:cs="Times New Roman"/>
-          <w:sz w:val="40"/>
-          <w:szCs w:val="40"/>
-        </w:rPr>
-        <w:t xml:space="preserve">la satisfaction    : </w:t>
-      </w:r>
-    </w:p>
-    <w:p>
-      <w:pPr>
-        <w:rPr>
-          <w:rFonts w:ascii="Times New Roman" w:hAnsi="Times New Roman" w:cs="Times New Roman"/>
-          <w:sz w:val="40"/>
-          <w:szCs w:val="40"/>
-        </w:rPr>
-      </w:pPr>
-    </w:p>
-    <w:p>
-      <w:pPr>
-        <w:rPr>
-          <w:rFonts w:ascii="Times New Roman" w:hAnsi="Times New Roman" w:cs="Times New Roman"/>
-          <w:sz w:val="40"/>
-          <w:szCs w:val="40"/>
-        </w:rPr>
-      </w:pPr>
-    </w:p>
-    <w:p>
-      <w:pPr>
-        <w:rPr>
-          <w:rFonts w:ascii="Times New Roman" w:hAnsi="Times New Roman" w:cs="Times New Roman"/>
-          <w:sz w:val="40"/>
-          <w:szCs w:val="40"/>
-        </w:rPr>
-      </w:pPr>
-      <w:r>
-        <w:rPr>
-          <w:rFonts w:ascii="Times New Roman" w:hAnsi="Times New Roman" w:cs="Times New Roman"/>
-          <w:sz w:val="40"/>
-          <w:szCs w:val="40"/>
-        </w:rPr>
-        <w:t>Satisfaction</w:t>
-      </w:r>
-    </w:p>
-    <w:p>
-      <w:pPr>
-        <w:rPr>
-          <w:rFonts w:ascii="Times New Roman" w:hAnsi="Times New Roman" w:cs="Times New Roman"/>
-          <w:sz w:val="40"/>
-          <w:szCs w:val="40"/>
-        </w:rPr>
-      </w:pPr>
-      <w:r>
-        <w:rPr>
-          <w:rFonts w:ascii="Times New Roman" w:hAnsi="Times New Roman" w:cs="Times New Roman"/>
-          <w:sz w:val="40"/>
-          <w:szCs w:val="40"/>
-        </w:rPr>
-        <w:t>(</w:t>
-      </w:r>
+        <w:t>Signification : Joie calme d'un besoin comblé.</w:t>
+      </w:r>
+    </w:p>
+    <w:p>
+      <w:pPr>
+        <w:rPr>
+          <w:rFonts w:ascii="Times New Roman" w:hAnsi="Times New Roman" w:cs="Times New Roman"/>
+          <w:sz w:val="40"/>
+          <w:szCs w:val="40"/>
+        </w:rPr>
+      </w:pPr>
     </w:p>
     <w:p>
       <w:pPr>
@@ -2541,32 +2569,6 @@
           <w:szCs w:val="40"/>
         </w:rPr>
       </w:pPr>
-    </w:p>
-    <w:p>
-      <w:pPr>
-        <w:rPr>
-          <w:rFonts w:ascii="Times New Roman" w:hAnsi="Times New Roman" w:cs="Times New Roman"/>
-          <w:sz w:val="40"/>
-          <w:szCs w:val="40"/>
-        </w:rPr>
-      </w:pPr>
-      <w:r>
-        <w:rPr>
-          <w:rFonts w:ascii="Times New Roman" w:hAnsi="Times New Roman" w:cs="Times New Roman"/>
-          <w:sz w:val="40"/>
-          <w:szCs w:val="40"/>
-        </w:rPr>
-        <w:t>Signification : Joie calme d'un besoin comblé.</w:t>
-      </w:r>
-    </w:p>
-    <w:p>
-      <w:pPr>
-        <w:rPr>
-          <w:rFonts w:ascii="Times New Roman" w:hAnsi="Times New Roman" w:cs="Times New Roman"/>
-          <w:sz w:val="40"/>
-          <w:szCs w:val="40"/>
-        </w:rPr>
-      </w:pPr>
       <w:r>
         <w:rPr>
           <w:rFonts w:ascii="Times New Roman" w:hAnsi="Times New Roman" w:cs="Times New Roman"/>
@@ -2677,6 +2679,32 @@
           <w:sz w:val="40"/>
           <w:szCs w:val="40"/>
         </w:rPr>
+        <w:t>Signification simple : Peine qui assombrit le cœur.</w:t>
+      </w:r>
+    </w:p>
+    <w:p>
+      <w:pPr>
+        <w:rPr>
+          <w:rFonts w:ascii="Times New Roman" w:hAnsi="Times New Roman" w:cs="Times New Roman"/>
+          <w:sz w:val="40"/>
+          <w:szCs w:val="40"/>
+        </w:rPr>
+      </w:pPr>
+    </w:p>
+    <w:p>
+      <w:pPr>
+        <w:rPr>
+          <w:rFonts w:ascii="Times New Roman" w:hAnsi="Times New Roman" w:cs="Times New Roman"/>
+          <w:sz w:val="40"/>
+          <w:szCs w:val="40"/>
+        </w:rPr>
+      </w:pPr>
+      <w:r>
+        <w:rPr>
+          <w:rFonts w:ascii="Times New Roman" w:hAnsi="Times New Roman" w:cs="Times New Roman"/>
+          <w:sz w:val="40"/>
+          <w:szCs w:val="40"/>
+        </w:rPr>
         <w:t>La tristesse, c'est comme un nuage gris qui voile le soleil de ton cœur : il assombrit tout, rend les couleurs ternes et invite les larmes à couler.</w:t>
       </w:r>
     </w:p>
@@ -2740,23 +2768,577 @@
           <w:szCs w:val="40"/>
         </w:rPr>
       </w:pPr>
-    </w:p>
-    <w:p>
-      <w:pPr>
-        <w:rPr>
-          <w:rFonts w:ascii="Times New Roman" w:hAnsi="Times New Roman" w:cs="Times New Roman"/>
-          <w:sz w:val="40"/>
-          <w:szCs w:val="40"/>
-        </w:rPr>
-      </w:pPr>
-      <w:r>
-        <w:rPr>
-          <w:rFonts w:ascii="Times New Roman" w:hAnsi="Times New Roman" w:cs="Times New Roman"/>
-          <w:sz w:val="40"/>
-          <w:szCs w:val="40"/>
-        </w:rPr>
-        <w:t>Signification simple : Peine qui assombrit le cœur.</w:t>
-      </w:r>
+      <w:r>
+        <w:rPr>
+          <w:rFonts w:ascii="Times New Roman" w:hAnsi="Times New Roman" w:cs="Times New Roman"/>
+          <w:sz w:val="40"/>
+          <w:szCs w:val="40"/>
+        </w:rPr>
+        <w:t>)</w:t>
+      </w:r>
+    </w:p>
+    <w:p>
+      <w:pPr>
+        <w:rPr>
+          <w:rFonts w:ascii="Times New Roman" w:hAnsi="Times New Roman" w:cs="Times New Roman"/>
+          <w:sz w:val="40"/>
+          <w:szCs w:val="40"/>
+        </w:rPr>
+      </w:pPr>
+    </w:p>
+    <w:p>
+      <w:pPr>
+        <w:rPr>
+          <w:rFonts w:ascii="Times New Roman" w:hAnsi="Times New Roman" w:cs="Times New Roman"/>
+          <w:sz w:val="40"/>
+          <w:szCs w:val="40"/>
+        </w:rPr>
+      </w:pPr>
+    </w:p>
+    <w:p>
+      <w:pPr>
+        <w:rPr>
+          <w:rFonts w:ascii="Times New Roman" w:hAnsi="Times New Roman" w:cs="Times New Roman"/>
+          <w:sz w:val="40"/>
+          <w:szCs w:val="40"/>
+        </w:rPr>
+      </w:pPr>
+      <w:r>
+        <w:rPr>
+          <w:rFonts w:ascii="Times New Roman" w:hAnsi="Times New Roman" w:cs="Times New Roman"/>
+          <w:sz w:val="40"/>
+          <w:szCs w:val="40"/>
+        </w:rPr>
+        <w:t xml:space="preserve">l'insatisfaction    : </w:t>
+      </w:r>
+    </w:p>
+    <w:p>
+      <w:pPr>
+        <w:rPr>
+          <w:rFonts w:ascii="Times New Roman" w:hAnsi="Times New Roman" w:cs="Times New Roman"/>
+          <w:sz w:val="40"/>
+          <w:szCs w:val="40"/>
+        </w:rPr>
+      </w:pPr>
+    </w:p>
+    <w:p>
+      <w:pPr>
+        <w:rPr>
+          <w:rFonts w:ascii="Times New Roman" w:hAnsi="Times New Roman" w:cs="Times New Roman"/>
+          <w:sz w:val="40"/>
+          <w:szCs w:val="40"/>
+        </w:rPr>
+      </w:pPr>
+    </w:p>
+    <w:p>
+      <w:pPr>
+        <w:rPr>
+          <w:rFonts w:ascii="Times New Roman" w:hAnsi="Times New Roman" w:cs="Times New Roman"/>
+          <w:sz w:val="40"/>
+          <w:szCs w:val="40"/>
+        </w:rPr>
+      </w:pPr>
+      <w:r>
+        <w:rPr>
+          <w:rFonts w:ascii="Times New Roman" w:hAnsi="Times New Roman" w:cs="Times New Roman"/>
+          <w:sz w:val="40"/>
+          <w:szCs w:val="40"/>
+        </w:rPr>
+        <w:t>Dissatisfaction</w:t>
+      </w:r>
+    </w:p>
+    <w:p>
+      <w:pPr>
+        <w:rPr>
+          <w:rFonts w:ascii="Times New Roman" w:hAnsi="Times New Roman" w:cs="Times New Roman"/>
+          <w:sz w:val="40"/>
+          <w:szCs w:val="40"/>
+        </w:rPr>
+      </w:pPr>
+      <w:r>
+        <w:rPr>
+          <w:rFonts w:ascii="Times New Roman" w:hAnsi="Times New Roman" w:cs="Times New Roman"/>
+          <w:sz w:val="40"/>
+          <w:szCs w:val="40"/>
+        </w:rPr>
+        <w:t>(</w:t>
+      </w:r>
+    </w:p>
+    <w:p>
+      <w:pPr>
+        <w:rPr>
+          <w:rFonts w:ascii="Times New Roman" w:hAnsi="Times New Roman" w:cs="Times New Roman"/>
+          <w:sz w:val="40"/>
+          <w:szCs w:val="40"/>
+        </w:rPr>
+      </w:pPr>
+      <w:r>
+        <w:rPr>
+          <w:rFonts w:ascii="Times New Roman" w:hAnsi="Times New Roman" w:cs="Times New Roman"/>
+          <w:sz w:val="40"/>
+          <w:szCs w:val="40"/>
+        </w:rPr>
+        <w:t>Signification simple : Toujours mécontent, vouloir mieux.</w:t>
+      </w:r>
+    </w:p>
+    <w:p>
+      <w:pPr>
+        <w:rPr>
+          <w:rFonts w:ascii="Times New Roman" w:hAnsi="Times New Roman" w:cs="Times New Roman"/>
+          <w:sz w:val="40"/>
+          <w:szCs w:val="40"/>
+        </w:rPr>
+      </w:pPr>
+    </w:p>
+    <w:p>
+      <w:pPr>
+        <w:rPr>
+          <w:rFonts w:ascii="Times New Roman" w:hAnsi="Times New Roman" w:cs="Times New Roman"/>
+          <w:sz w:val="40"/>
+          <w:szCs w:val="40"/>
+        </w:rPr>
+      </w:pPr>
+      <w:r>
+        <w:rPr>
+          <w:rFonts w:ascii="Times New Roman" w:hAnsi="Times New Roman" w:cs="Times New Roman"/>
+          <w:sz w:val="40"/>
+          <w:szCs w:val="40"/>
+        </w:rPr>
+        <w:t>Imagine l'insatisfaction comme un ventre qui grogne après un repas fade : tu as mangé, mais ça ne te remplit pas vraiment, et tu rêves déjà d'un festin plus savoureux !</w:t>
+      </w:r>
+    </w:p>
+    <w:p>
+      <w:pPr>
+        <w:rPr>
+          <w:rFonts w:ascii="Times New Roman" w:hAnsi="Times New Roman" w:cs="Times New Roman"/>
+          <w:sz w:val="40"/>
+          <w:szCs w:val="40"/>
+        </w:rPr>
+      </w:pPr>
+    </w:p>
+    <w:p>
+      <w:pPr>
+        <w:rPr>
+          <w:rFonts w:ascii="Times New Roman" w:hAnsi="Times New Roman" w:cs="Times New Roman"/>
+          <w:sz w:val="40"/>
+          <w:szCs w:val="40"/>
+        </w:rPr>
+      </w:pPr>
+      <w:r>
+        <w:rPr>
+          <w:rFonts w:ascii="Times New Roman" w:hAnsi="Times New Roman" w:cs="Times New Roman"/>
+          <w:sz w:val="40"/>
+          <w:szCs w:val="40"/>
+        </w:rPr>
+        <w:t>Définition : Sentiment de mécontentement face à une situation qui ne comble pas nos attentes.</w:t>
+      </w:r>
+    </w:p>
+    <w:p>
+      <w:pPr>
+        <w:rPr>
+          <w:rFonts w:ascii="Times New Roman" w:hAnsi="Times New Roman" w:cs="Times New Roman"/>
+          <w:sz w:val="40"/>
+          <w:szCs w:val="40"/>
+        </w:rPr>
+      </w:pPr>
+    </w:p>
+    <w:p>
+      <w:pPr>
+        <w:rPr>
+          <w:rFonts w:ascii="Times New Roman" w:hAnsi="Times New Roman" w:cs="Times New Roman"/>
+          <w:sz w:val="40"/>
+          <w:szCs w:val="40"/>
+        </w:rPr>
+      </w:pPr>
+      <w:r>
+        <w:rPr>
+          <w:rFonts w:ascii="Times New Roman" w:hAnsi="Times New Roman" w:cs="Times New Roman"/>
+          <w:sz w:val="40"/>
+          <w:szCs w:val="40"/>
+        </w:rPr>
+        <w:t>Exemple : Après son diplôme, il ressentit une insatisfaction profonde dans son job routinier.</w:t>
+      </w:r>
+    </w:p>
+    <w:p>
+      <w:pPr>
+        <w:rPr>
+          <w:rFonts w:ascii="Times New Roman" w:hAnsi="Times New Roman" w:cs="Times New Roman"/>
+          <w:sz w:val="40"/>
+          <w:szCs w:val="40"/>
+        </w:rPr>
+      </w:pPr>
+      <w:r>
+        <w:rPr>
+          <w:rFonts w:ascii="Times New Roman" w:hAnsi="Times New Roman" w:cs="Times New Roman"/>
+          <w:sz w:val="40"/>
+          <w:szCs w:val="40"/>
+        </w:rPr>
+        <w:t>)</w:t>
+      </w:r>
+    </w:p>
+    <w:p>
+      <w:pPr>
+        <w:rPr>
+          <w:rFonts w:ascii="Times New Roman" w:hAnsi="Times New Roman" w:cs="Times New Roman"/>
+          <w:sz w:val="40"/>
+          <w:szCs w:val="40"/>
+        </w:rPr>
+      </w:pPr>
+    </w:p>
+    <w:p>
+      <w:pPr>
+        <w:rPr>
+          <w:rFonts w:ascii="Times New Roman" w:hAnsi="Times New Roman" w:cs="Times New Roman"/>
+          <w:sz w:val="40"/>
+          <w:szCs w:val="40"/>
+        </w:rPr>
+      </w:pPr>
+    </w:p>
+    <w:p>
+      <w:pPr>
+        <w:rPr>
+          <w:rFonts w:ascii="Times New Roman" w:hAnsi="Times New Roman" w:cs="Times New Roman"/>
+          <w:sz w:val="40"/>
+          <w:szCs w:val="40"/>
+        </w:rPr>
+      </w:pPr>
+      <w:r>
+        <w:rPr>
+          <w:rFonts w:ascii="Times New Roman" w:hAnsi="Times New Roman" w:cs="Times New Roman"/>
+          <w:sz w:val="40"/>
+          <w:szCs w:val="40"/>
+        </w:rPr>
+        <w:t xml:space="preserve">La peine    : </w:t>
+      </w:r>
+    </w:p>
+    <w:p>
+      <w:pPr>
+        <w:rPr>
+          <w:rFonts w:ascii="Times New Roman" w:hAnsi="Times New Roman" w:cs="Times New Roman"/>
+          <w:sz w:val="40"/>
+          <w:szCs w:val="40"/>
+        </w:rPr>
+      </w:pPr>
+    </w:p>
+    <w:p>
+      <w:pPr>
+        <w:rPr>
+          <w:rFonts w:ascii="Times New Roman" w:hAnsi="Times New Roman" w:cs="Times New Roman"/>
+          <w:sz w:val="40"/>
+          <w:szCs w:val="40"/>
+        </w:rPr>
+      </w:pPr>
+    </w:p>
+    <w:p>
+      <w:pPr>
+        <w:rPr>
+          <w:rFonts w:ascii="Times New Roman" w:hAnsi="Times New Roman" w:cs="Times New Roman"/>
+          <w:sz w:val="40"/>
+          <w:szCs w:val="40"/>
+        </w:rPr>
+      </w:pPr>
+      <w:r>
+        <w:rPr>
+          <w:rFonts w:ascii="Times New Roman" w:hAnsi="Times New Roman" w:cs="Times New Roman"/>
+          <w:sz w:val="40"/>
+          <w:szCs w:val="40"/>
+        </w:rPr>
+        <w:t>Sorrow - Grief</w:t>
+      </w:r>
+    </w:p>
+    <w:p>
+      <w:pPr>
+        <w:rPr>
+          <w:rFonts w:ascii="Times New Roman" w:hAnsi="Times New Roman" w:cs="Times New Roman"/>
+          <w:sz w:val="40"/>
+          <w:szCs w:val="40"/>
+        </w:rPr>
+      </w:pPr>
+      <w:r>
+        <w:rPr>
+          <w:rFonts w:ascii="Times New Roman" w:hAnsi="Times New Roman" w:cs="Times New Roman"/>
+          <w:sz w:val="40"/>
+          <w:szCs w:val="40"/>
+        </w:rPr>
+        <w:t>(</w:t>
+      </w:r>
+    </w:p>
+    <w:p>
+      <w:pPr>
+        <w:rPr>
+          <w:rFonts w:ascii="Times New Roman" w:hAnsi="Times New Roman" w:cs="Times New Roman"/>
+          <w:sz w:val="40"/>
+          <w:szCs w:val="40"/>
+        </w:rPr>
+      </w:pPr>
+      <w:r>
+        <w:rPr>
+          <w:rFonts w:ascii="Times New Roman" w:hAnsi="Times New Roman" w:cs="Times New Roman"/>
+          <w:sz w:val="40"/>
+          <w:szCs w:val="40"/>
+        </w:rPr>
+        <w:t>Signification simple : Tristesse profonde causée par un chagrin.</w:t>
+      </w:r>
+    </w:p>
+    <w:p>
+      <w:pPr>
+        <w:rPr>
+          <w:rFonts w:ascii="Times New Roman" w:hAnsi="Times New Roman" w:cs="Times New Roman"/>
+          <w:sz w:val="40"/>
+          <w:szCs w:val="40"/>
+        </w:rPr>
+      </w:pPr>
+    </w:p>
+    <w:p>
+      <w:pPr>
+        <w:rPr>
+          <w:rFonts w:ascii="Times New Roman" w:hAnsi="Times New Roman" w:cs="Times New Roman"/>
+          <w:sz w:val="40"/>
+          <w:szCs w:val="40"/>
+        </w:rPr>
+      </w:pPr>
+      <w:r>
+        <w:rPr>
+          <w:rFonts w:ascii="Times New Roman" w:hAnsi="Times New Roman" w:cs="Times New Roman"/>
+          <w:sz w:val="40"/>
+          <w:szCs w:val="40"/>
+        </w:rPr>
+        <w:t xml:space="preserve">La peine est comme un nuage gris qui pèse sur le cœur après une grosse perte : il rend triste, lourd, et fait couler des larmes. </w:t>
+      </w:r>
+    </w:p>
+    <w:p>
+      <w:pPr>
+        <w:rPr>
+          <w:rFonts w:ascii="Times New Roman" w:hAnsi="Times New Roman" w:cs="Times New Roman"/>
+          <w:sz w:val="40"/>
+          <w:szCs w:val="40"/>
+        </w:rPr>
+      </w:pPr>
+    </w:p>
+    <w:p>
+      <w:pPr>
+        <w:rPr>
+          <w:rFonts w:ascii="Times New Roman" w:hAnsi="Times New Roman" w:cs="Times New Roman"/>
+          <w:sz w:val="40"/>
+          <w:szCs w:val="40"/>
+        </w:rPr>
+      </w:pPr>
+      <w:r>
+        <w:rPr>
+          <w:rFonts w:ascii="Times New Roman" w:hAnsi="Times New Roman" w:cs="Times New Roman"/>
+          <w:sz w:val="40"/>
+          <w:szCs w:val="40"/>
+        </w:rPr>
+        <w:t xml:space="preserve">Définition : Souffrance morale profonde due au chagrin ou à la douleur émotionnelle. </w:t>
+      </w:r>
+    </w:p>
+    <w:p>
+      <w:pPr>
+        <w:rPr>
+          <w:rFonts w:ascii="Times New Roman" w:hAnsi="Times New Roman" w:cs="Times New Roman"/>
+          <w:sz w:val="40"/>
+          <w:szCs w:val="40"/>
+        </w:rPr>
+      </w:pPr>
+    </w:p>
+    <w:p>
+      <w:pPr>
+        <w:rPr>
+          <w:rFonts w:ascii="Times New Roman" w:hAnsi="Times New Roman" w:cs="Times New Roman"/>
+          <w:sz w:val="40"/>
+          <w:szCs w:val="40"/>
+        </w:rPr>
+      </w:pPr>
+      <w:r>
+        <w:rPr>
+          <w:rFonts w:ascii="Times New Roman" w:hAnsi="Times New Roman" w:cs="Times New Roman"/>
+          <w:sz w:val="40"/>
+          <w:szCs w:val="40"/>
+        </w:rPr>
+        <w:t>Exemple : La peine de la mort de son ami l'empêcha de sourire pendant des mois.</w:t>
+      </w:r>
+    </w:p>
+    <w:p>
+      <w:pPr>
+        <w:rPr>
+          <w:rFonts w:ascii="Times New Roman" w:hAnsi="Times New Roman" w:cs="Times New Roman"/>
+          <w:sz w:val="40"/>
+          <w:szCs w:val="40"/>
+        </w:rPr>
+      </w:pPr>
+      <w:r>
+        <w:rPr>
+          <w:rFonts w:ascii="Times New Roman" w:hAnsi="Times New Roman" w:cs="Times New Roman"/>
+          <w:sz w:val="40"/>
+          <w:szCs w:val="40"/>
+        </w:rPr>
+        <w:t>)</w:t>
+      </w:r>
+    </w:p>
+    <w:p>
+      <w:pPr>
+        <w:rPr>
+          <w:rFonts w:ascii="Times New Roman" w:hAnsi="Times New Roman" w:cs="Times New Roman"/>
+          <w:sz w:val="40"/>
+          <w:szCs w:val="40"/>
+        </w:rPr>
+      </w:pPr>
+    </w:p>
+    <w:p>
+      <w:pPr>
+        <w:rPr>
+          <w:rFonts w:ascii="Times New Roman" w:hAnsi="Times New Roman" w:cs="Times New Roman"/>
+          <w:sz w:val="40"/>
+          <w:szCs w:val="40"/>
+        </w:rPr>
+      </w:pPr>
+    </w:p>
+    <w:p>
+      <w:pPr>
+        <w:rPr>
+          <w:rFonts w:ascii="Times New Roman" w:hAnsi="Times New Roman" w:cs="Times New Roman"/>
+          <w:sz w:val="40"/>
+          <w:szCs w:val="40"/>
+        </w:rPr>
+      </w:pPr>
+      <w:r>
+        <w:rPr>
+          <w:rFonts w:ascii="Times New Roman" w:hAnsi="Times New Roman" w:cs="Times New Roman"/>
+          <w:sz w:val="40"/>
+          <w:szCs w:val="40"/>
+        </w:rPr>
+        <w:t xml:space="preserve">le chagrin    : </w:t>
+      </w:r>
+    </w:p>
+    <w:p>
+      <w:pPr>
+        <w:rPr>
+          <w:rFonts w:ascii="Times New Roman" w:hAnsi="Times New Roman" w:cs="Times New Roman"/>
+          <w:sz w:val="40"/>
+          <w:szCs w:val="40"/>
+        </w:rPr>
+      </w:pPr>
+    </w:p>
+    <w:p>
+      <w:pPr>
+        <w:rPr>
+          <w:rFonts w:ascii="Times New Roman" w:hAnsi="Times New Roman" w:cs="Times New Roman"/>
+          <w:sz w:val="40"/>
+          <w:szCs w:val="40"/>
+        </w:rPr>
+      </w:pPr>
+    </w:p>
+    <w:p>
+      <w:pPr>
+        <w:rPr>
+          <w:rFonts w:ascii="Times New Roman" w:hAnsi="Times New Roman" w:cs="Times New Roman"/>
+          <w:sz w:val="40"/>
+          <w:szCs w:val="40"/>
+        </w:rPr>
+      </w:pPr>
+      <w:r>
+        <w:rPr>
+          <w:rFonts w:ascii="Times New Roman" w:hAnsi="Times New Roman" w:cs="Times New Roman"/>
+          <w:sz w:val="40"/>
+          <w:szCs w:val="40"/>
+        </w:rPr>
+        <w:t>Sorrow</w:t>
+      </w:r>
+    </w:p>
+    <w:p>
+      <w:pPr>
+        <w:rPr>
+          <w:rFonts w:ascii="Times New Roman" w:hAnsi="Times New Roman" w:cs="Times New Roman"/>
+          <w:sz w:val="40"/>
+          <w:szCs w:val="40"/>
+        </w:rPr>
+      </w:pPr>
+      <w:r>
+        <w:rPr>
+          <w:rFonts w:ascii="Times New Roman" w:hAnsi="Times New Roman" w:cs="Times New Roman"/>
+          <w:sz w:val="40"/>
+          <w:szCs w:val="40"/>
+        </w:rPr>
+        <w:t>(</w:t>
+      </w:r>
+    </w:p>
+    <w:p>
+      <w:pPr>
+        <w:rPr>
+          <w:rFonts w:ascii="Times New Roman" w:hAnsi="Times New Roman" w:cs="Times New Roman"/>
+          <w:sz w:val="40"/>
+          <w:szCs w:val="40"/>
+        </w:rPr>
+      </w:pPr>
+      <w:r>
+        <w:rPr>
+          <w:rFonts w:ascii="Times New Roman" w:hAnsi="Times New Roman" w:cs="Times New Roman"/>
+          <w:sz w:val="40"/>
+          <w:szCs w:val="40"/>
+        </w:rPr>
+        <w:t>Signification simple : Tristesse profonde due à une perte.</w:t>
+      </w:r>
+    </w:p>
+    <w:p>
+      <w:pPr>
+        <w:rPr>
+          <w:rFonts w:ascii="Times New Roman" w:hAnsi="Times New Roman" w:cs="Times New Roman"/>
+          <w:sz w:val="40"/>
+          <w:szCs w:val="40"/>
+        </w:rPr>
+      </w:pPr>
+    </w:p>
+    <w:p>
+      <w:pPr>
+        <w:rPr>
+          <w:rFonts w:ascii="Times New Roman" w:hAnsi="Times New Roman" w:cs="Times New Roman"/>
+          <w:sz w:val="40"/>
+          <w:szCs w:val="40"/>
+        </w:rPr>
+      </w:pPr>
+      <w:r>
+        <w:rPr>
+          <w:rFonts w:ascii="Times New Roman" w:hAnsi="Times New Roman" w:cs="Times New Roman"/>
+          <w:sz w:val="40"/>
+          <w:szCs w:val="40"/>
+        </w:rPr>
+        <w:t>Le chagrin, c'est comme un nuage gris qui obscurcit le soleil de ton cœur après une perte : il pleut des larmes, mais le ciel finit par s'éclaircir.</w:t>
+      </w:r>
+    </w:p>
+    <w:p>
+      <w:pPr>
+        <w:rPr>
+          <w:rFonts w:ascii="Times New Roman" w:hAnsi="Times New Roman" w:cs="Times New Roman"/>
+          <w:sz w:val="40"/>
+          <w:szCs w:val="40"/>
+        </w:rPr>
+      </w:pPr>
+    </w:p>
+    <w:p>
+      <w:pPr>
+        <w:rPr>
+          <w:rFonts w:ascii="Times New Roman" w:hAnsi="Times New Roman" w:cs="Times New Roman"/>
+          <w:sz w:val="40"/>
+          <w:szCs w:val="40"/>
+        </w:rPr>
+      </w:pPr>
+      <w:r>
+        <w:rPr>
+          <w:rFonts w:ascii="Times New Roman" w:hAnsi="Times New Roman" w:cs="Times New Roman"/>
+          <w:sz w:val="40"/>
+          <w:szCs w:val="40"/>
+        </w:rPr>
+        <w:t>Définition : Tristesse profonde, souvent due à un malheur ou une séparation.</w:t>
+      </w:r>
+    </w:p>
+    <w:p>
+      <w:pPr>
+        <w:rPr>
+          <w:rFonts w:ascii="Times New Roman" w:hAnsi="Times New Roman" w:cs="Times New Roman"/>
+          <w:sz w:val="40"/>
+          <w:szCs w:val="40"/>
+        </w:rPr>
+      </w:pPr>
     </w:p>
     <w:p>
       <w:pPr>
@@ -2773,6 +3355,23 @@
           <w:szCs w:val="40"/>
         </w:rPr>
         <w:lastRenderedPageBreak/>
+        <w:t>Exemple : Le chagrin de la veuve était palpable lors des funérailles.</w:t>
+      </w:r>
+    </w:p>
+    <w:p>
+      <w:pPr>
+        <w:rPr>
+          <w:rFonts w:ascii="Times New Roman" w:hAnsi="Times New Roman" w:cs="Times New Roman"/>
+          <w:sz w:val="40"/>
+          <w:szCs w:val="40"/>
+        </w:rPr>
+      </w:pPr>
+      <w:r>
+        <w:rPr>
+          <w:rFonts w:ascii="Times New Roman" w:hAnsi="Times New Roman" w:cs="Times New Roman"/>
+          <w:sz w:val="40"/>
+          <w:szCs w:val="40"/>
+        </w:rPr>
         <w:t>)</w:t>
       </w:r>
     </w:p>
@@ -2808,42 +3407,42 @@
           <w:sz w:val="40"/>
           <w:szCs w:val="40"/>
         </w:rPr>
-        <w:t xml:space="preserve">l'insatisfaction    : </w:t>
-      </w:r>
-    </w:p>
-    <w:p>
-      <w:pPr>
-        <w:rPr>
-          <w:rFonts w:ascii="Times New Roman" w:hAnsi="Times New Roman" w:cs="Times New Roman"/>
-          <w:sz w:val="40"/>
-          <w:szCs w:val="40"/>
-        </w:rPr>
-      </w:pPr>
-    </w:p>
-    <w:p>
-      <w:pPr>
-        <w:rPr>
-          <w:rFonts w:ascii="Times New Roman" w:hAnsi="Times New Roman" w:cs="Times New Roman"/>
-          <w:sz w:val="40"/>
-          <w:szCs w:val="40"/>
-        </w:rPr>
-      </w:pPr>
-    </w:p>
-    <w:p>
-      <w:pPr>
-        <w:rPr>
-          <w:rFonts w:ascii="Times New Roman" w:hAnsi="Times New Roman" w:cs="Times New Roman"/>
-          <w:sz w:val="40"/>
-          <w:szCs w:val="40"/>
-        </w:rPr>
-      </w:pPr>
-      <w:r>
-        <w:rPr>
-          <w:rFonts w:ascii="Times New Roman" w:hAnsi="Times New Roman" w:cs="Times New Roman"/>
-          <w:sz w:val="40"/>
-          <w:szCs w:val="40"/>
-        </w:rPr>
-        <w:t>Dissatisfaction</w:t>
+        <w:t xml:space="preserve">la douleur    : </w:t>
+      </w:r>
+    </w:p>
+    <w:p>
+      <w:pPr>
+        <w:rPr>
+          <w:rFonts w:ascii="Times New Roman" w:hAnsi="Times New Roman" w:cs="Times New Roman"/>
+          <w:sz w:val="40"/>
+          <w:szCs w:val="40"/>
+        </w:rPr>
+      </w:pPr>
+    </w:p>
+    <w:p>
+      <w:pPr>
+        <w:rPr>
+          <w:rFonts w:ascii="Times New Roman" w:hAnsi="Times New Roman" w:cs="Times New Roman"/>
+          <w:sz w:val="40"/>
+          <w:szCs w:val="40"/>
+        </w:rPr>
+      </w:pPr>
+    </w:p>
+    <w:p>
+      <w:pPr>
+        <w:rPr>
+          <w:rFonts w:ascii="Times New Roman" w:hAnsi="Times New Roman" w:cs="Times New Roman"/>
+          <w:sz w:val="40"/>
+          <w:szCs w:val="40"/>
+        </w:rPr>
+      </w:pPr>
+      <w:r>
+        <w:rPr>
+          <w:rFonts w:ascii="Times New Roman" w:hAnsi="Times New Roman" w:cs="Times New Roman"/>
+          <w:sz w:val="40"/>
+          <w:szCs w:val="40"/>
+        </w:rPr>
+        <w:t>Grief</w:t>
       </w:r>
     </w:p>
     <w:p>
@@ -2877,85 +3476,85 @@
           <w:sz w:val="40"/>
           <w:szCs w:val="40"/>
         </w:rPr>
-        <w:t>Imagine l'insatisfaction comme un ventre qui grogne après un repas fade : tu as mangé, mais ça ne te remplit pas vraiment, et tu rêves déjà d'un festin plus savoureux !</w:t>
-      </w:r>
-    </w:p>
-    <w:p>
-      <w:pPr>
-        <w:rPr>
-          <w:rFonts w:ascii="Times New Roman" w:hAnsi="Times New Roman" w:cs="Times New Roman"/>
-          <w:sz w:val="40"/>
-          <w:szCs w:val="40"/>
-        </w:rPr>
-      </w:pPr>
-    </w:p>
-    <w:p>
-      <w:pPr>
-        <w:rPr>
-          <w:rFonts w:ascii="Times New Roman" w:hAnsi="Times New Roman" w:cs="Times New Roman"/>
-          <w:sz w:val="40"/>
-          <w:szCs w:val="40"/>
-        </w:rPr>
-      </w:pPr>
-      <w:r>
-        <w:rPr>
-          <w:rFonts w:ascii="Times New Roman" w:hAnsi="Times New Roman" w:cs="Times New Roman"/>
-          <w:sz w:val="40"/>
-          <w:szCs w:val="40"/>
-        </w:rPr>
-        <w:t>Définition : Sentiment de mécontentement face à une situation qui ne comble pas nos attentes.</w:t>
-      </w:r>
-    </w:p>
-    <w:p>
-      <w:pPr>
-        <w:rPr>
-          <w:rFonts w:ascii="Times New Roman" w:hAnsi="Times New Roman" w:cs="Times New Roman"/>
-          <w:sz w:val="40"/>
-          <w:szCs w:val="40"/>
-        </w:rPr>
-      </w:pPr>
-    </w:p>
-    <w:p>
-      <w:pPr>
-        <w:rPr>
-          <w:rFonts w:ascii="Times New Roman" w:hAnsi="Times New Roman" w:cs="Times New Roman"/>
-          <w:sz w:val="40"/>
-          <w:szCs w:val="40"/>
-        </w:rPr>
-      </w:pPr>
-      <w:r>
-        <w:rPr>
-          <w:rFonts w:ascii="Times New Roman" w:hAnsi="Times New Roman" w:cs="Times New Roman"/>
-          <w:sz w:val="40"/>
-          <w:szCs w:val="40"/>
-        </w:rPr>
-        <w:t>Exemple : Après son diplôme, il ressentit une insatisfaction profonde dans son job routinier.</w:t>
-      </w:r>
-    </w:p>
-    <w:p>
-      <w:pPr>
-        <w:rPr>
-          <w:rFonts w:ascii="Times New Roman" w:hAnsi="Times New Roman" w:cs="Times New Roman"/>
-          <w:sz w:val="40"/>
-          <w:szCs w:val="40"/>
-        </w:rPr>
-      </w:pPr>
-    </w:p>
-    <w:p>
-      <w:pPr>
-        <w:rPr>
-          <w:rFonts w:ascii="Times New Roman" w:hAnsi="Times New Roman" w:cs="Times New Roman"/>
-          <w:sz w:val="40"/>
-          <w:szCs w:val="40"/>
-        </w:rPr>
-      </w:pPr>
-      <w:r>
-        <w:rPr>
-          <w:rFonts w:ascii="Times New Roman" w:hAnsi="Times New Roman" w:cs="Times New Roman"/>
-          <w:sz w:val="40"/>
-          <w:szCs w:val="40"/>
-        </w:rPr>
-        <w:t>Signification simple : Toujours mécontent, vouloir mieux.</w:t>
+        <w:t>Signification : Mal profond du chagrin.</w:t>
+      </w:r>
+    </w:p>
+    <w:p>
+      <w:pPr>
+        <w:rPr>
+          <w:rFonts w:ascii="Times New Roman" w:hAnsi="Times New Roman" w:cs="Times New Roman"/>
+          <w:sz w:val="40"/>
+          <w:szCs w:val="40"/>
+        </w:rPr>
+      </w:pPr>
+    </w:p>
+    <w:p>
+      <w:pPr>
+        <w:rPr>
+          <w:rFonts w:ascii="Times New Roman" w:hAnsi="Times New Roman" w:cs="Times New Roman"/>
+          <w:sz w:val="40"/>
+          <w:szCs w:val="40"/>
+        </w:rPr>
+      </w:pPr>
+      <w:r>
+        <w:rPr>
+          <w:rFonts w:ascii="Times New Roman" w:hAnsi="Times New Roman" w:cs="Times New Roman"/>
+          <w:sz w:val="40"/>
+          <w:szCs w:val="40"/>
+        </w:rPr>
+        <w:t>La douleur, c'est comme un coup de poignard dans le cœur quand on perd un être cher : ça brûle, ça serre, ça paralyse.</w:t>
+      </w:r>
+    </w:p>
+    <w:p>
+      <w:pPr>
+        <w:rPr>
+          <w:rFonts w:ascii="Times New Roman" w:hAnsi="Times New Roman" w:cs="Times New Roman"/>
+          <w:sz w:val="40"/>
+          <w:szCs w:val="40"/>
+        </w:rPr>
+      </w:pPr>
+    </w:p>
+    <w:p>
+      <w:pPr>
+        <w:rPr>
+          <w:rFonts w:ascii="Times New Roman" w:hAnsi="Times New Roman" w:cs="Times New Roman"/>
+          <w:sz w:val="40"/>
+          <w:szCs w:val="40"/>
+        </w:rPr>
+      </w:pPr>
+      <w:r>
+        <w:rPr>
+          <w:rFonts w:ascii="Times New Roman" w:hAnsi="Times New Roman" w:cs="Times New Roman"/>
+          <w:sz w:val="40"/>
+          <w:szCs w:val="40"/>
+        </w:rPr>
+        <w:t>Définition : Souffrance morale intense liée au deuil ou à une perte profonde.</w:t>
+      </w:r>
+    </w:p>
+    <w:p>
+      <w:pPr>
+        <w:rPr>
+          <w:rFonts w:ascii="Times New Roman" w:hAnsi="Times New Roman" w:cs="Times New Roman"/>
+          <w:sz w:val="40"/>
+          <w:szCs w:val="40"/>
+        </w:rPr>
+      </w:pPr>
+    </w:p>
+    <w:p>
+      <w:pPr>
+        <w:rPr>
+          <w:rFonts w:ascii="Times New Roman" w:hAnsi="Times New Roman" w:cs="Times New Roman"/>
+          <w:sz w:val="40"/>
+          <w:szCs w:val="40"/>
+        </w:rPr>
+      </w:pPr>
+      <w:r>
+        <w:rPr>
+          <w:rFonts w:ascii="Times New Roman" w:hAnsi="Times New Roman" w:cs="Times New Roman"/>
+          <w:sz w:val="40"/>
+          <w:szCs w:val="40"/>
+        </w:rPr>
+        <w:t>Exemple : La douleur de la veuve face au cercueil de son mari.</w:t>
       </w:r>
     </w:p>
     <w:p>
@@ -3007,42 +3606,42 @@
           <w:sz w:val="40"/>
           <w:szCs w:val="40"/>
         </w:rPr>
-        <w:t xml:space="preserve">La peine    : </w:t>
-      </w:r>
-    </w:p>
-    <w:p>
-      <w:pPr>
-        <w:rPr>
-          <w:rFonts w:ascii="Times New Roman" w:hAnsi="Times New Roman" w:cs="Times New Roman"/>
-          <w:sz w:val="40"/>
-          <w:szCs w:val="40"/>
-        </w:rPr>
-      </w:pPr>
-    </w:p>
-    <w:p>
-      <w:pPr>
-        <w:rPr>
-          <w:rFonts w:ascii="Times New Roman" w:hAnsi="Times New Roman" w:cs="Times New Roman"/>
-          <w:sz w:val="40"/>
-          <w:szCs w:val="40"/>
-        </w:rPr>
-      </w:pPr>
-    </w:p>
-    <w:p>
-      <w:pPr>
-        <w:rPr>
-          <w:rFonts w:ascii="Times New Roman" w:hAnsi="Times New Roman" w:cs="Times New Roman"/>
-          <w:sz w:val="40"/>
-          <w:szCs w:val="40"/>
-        </w:rPr>
-      </w:pPr>
-      <w:r>
-        <w:rPr>
-          <w:rFonts w:ascii="Times New Roman" w:hAnsi="Times New Roman" w:cs="Times New Roman"/>
-          <w:sz w:val="40"/>
-          <w:szCs w:val="40"/>
-        </w:rPr>
-        <w:t>Sorrow - Grief</w:t>
+        <w:t xml:space="preserve">le deuil    : </w:t>
+      </w:r>
+    </w:p>
+    <w:p>
+      <w:pPr>
+        <w:rPr>
+          <w:rFonts w:ascii="Times New Roman" w:hAnsi="Times New Roman" w:cs="Times New Roman"/>
+          <w:sz w:val="40"/>
+          <w:szCs w:val="40"/>
+        </w:rPr>
+      </w:pPr>
+    </w:p>
+    <w:p>
+      <w:pPr>
+        <w:rPr>
+          <w:rFonts w:ascii="Times New Roman" w:hAnsi="Times New Roman" w:cs="Times New Roman"/>
+          <w:sz w:val="40"/>
+          <w:szCs w:val="40"/>
+        </w:rPr>
+      </w:pPr>
+    </w:p>
+    <w:p>
+      <w:pPr>
+        <w:rPr>
+          <w:rFonts w:ascii="Times New Roman" w:hAnsi="Times New Roman" w:cs="Times New Roman"/>
+          <w:sz w:val="40"/>
+          <w:szCs w:val="40"/>
+        </w:rPr>
+      </w:pPr>
+      <w:r>
+        <w:rPr>
+          <w:rFonts w:ascii="Times New Roman" w:hAnsi="Times New Roman" w:cs="Times New Roman"/>
+          <w:sz w:val="40"/>
+          <w:szCs w:val="40"/>
+        </w:rPr>
+        <w:t>Mourning</w:t>
       </w:r>
     </w:p>
     <w:p>
@@ -3077,85 +3676,85 @@
           <w:sz w:val="40"/>
           <w:szCs w:val="40"/>
         </w:rPr>
-        <w:t xml:space="preserve">La peine est comme un nuage gris qui pèse sur le cœur après une grosse perte : il rend triste, lourd, et fait couler des larmes. </w:t>
-      </w:r>
-    </w:p>
-    <w:p>
-      <w:pPr>
-        <w:rPr>
-          <w:rFonts w:ascii="Times New Roman" w:hAnsi="Times New Roman" w:cs="Times New Roman"/>
-          <w:sz w:val="40"/>
-          <w:szCs w:val="40"/>
-        </w:rPr>
-      </w:pPr>
-    </w:p>
-    <w:p>
-      <w:pPr>
-        <w:rPr>
-          <w:rFonts w:ascii="Times New Roman" w:hAnsi="Times New Roman" w:cs="Times New Roman"/>
-          <w:sz w:val="40"/>
-          <w:szCs w:val="40"/>
-        </w:rPr>
-      </w:pPr>
-      <w:r>
-        <w:rPr>
-          <w:rFonts w:ascii="Times New Roman" w:hAnsi="Times New Roman" w:cs="Times New Roman"/>
-          <w:sz w:val="40"/>
-          <w:szCs w:val="40"/>
-        </w:rPr>
-        <w:t xml:space="preserve">Définition : Souffrance morale profonde due au chagrin ou à la douleur émotionnelle. </w:t>
-      </w:r>
-    </w:p>
-    <w:p>
-      <w:pPr>
-        <w:rPr>
-          <w:rFonts w:ascii="Times New Roman" w:hAnsi="Times New Roman" w:cs="Times New Roman"/>
-          <w:sz w:val="40"/>
-          <w:szCs w:val="40"/>
-        </w:rPr>
-      </w:pPr>
-    </w:p>
-    <w:p>
-      <w:pPr>
-        <w:rPr>
-          <w:rFonts w:ascii="Times New Roman" w:hAnsi="Times New Roman" w:cs="Times New Roman"/>
-          <w:sz w:val="40"/>
-          <w:szCs w:val="40"/>
-        </w:rPr>
-      </w:pPr>
-      <w:r>
-        <w:rPr>
-          <w:rFonts w:ascii="Times New Roman" w:hAnsi="Times New Roman" w:cs="Times New Roman"/>
-          <w:sz w:val="40"/>
-          <w:szCs w:val="40"/>
-        </w:rPr>
-        <w:t>Exemple : La peine de la mort de son ami l'empêcha de sourire pendant des mois.</w:t>
-      </w:r>
-    </w:p>
-    <w:p>
-      <w:pPr>
-        <w:rPr>
-          <w:rFonts w:ascii="Times New Roman" w:hAnsi="Times New Roman" w:cs="Times New Roman"/>
-          <w:sz w:val="40"/>
-          <w:szCs w:val="40"/>
-        </w:rPr>
-      </w:pPr>
-    </w:p>
-    <w:p>
-      <w:pPr>
-        <w:rPr>
-          <w:rFonts w:ascii="Times New Roman" w:hAnsi="Times New Roman" w:cs="Times New Roman"/>
-          <w:sz w:val="40"/>
-          <w:szCs w:val="40"/>
-        </w:rPr>
-      </w:pPr>
-      <w:r>
-        <w:rPr>
-          <w:rFonts w:ascii="Times New Roman" w:hAnsi="Times New Roman" w:cs="Times New Roman"/>
-          <w:sz w:val="40"/>
-          <w:szCs w:val="40"/>
-        </w:rPr>
-        <w:t>Signification simple : Tristesse profonde causée par un chagrin.</w:t>
+        <w:t>Signification simple : Tristesse après une perte chère.</w:t>
+      </w:r>
+    </w:p>
+    <w:p>
+      <w:pPr>
+        <w:rPr>
+          <w:rFonts w:ascii="Times New Roman" w:hAnsi="Times New Roman" w:cs="Times New Roman"/>
+          <w:sz w:val="40"/>
+          <w:szCs w:val="40"/>
+        </w:rPr>
+      </w:pPr>
+    </w:p>
+    <w:p>
+      <w:pPr>
+        <w:rPr>
+          <w:rFonts w:ascii="Times New Roman" w:hAnsi="Times New Roman" w:cs="Times New Roman"/>
+          <w:sz w:val="40"/>
+          <w:szCs w:val="40"/>
+        </w:rPr>
+      </w:pPr>
+      <w:r>
+        <w:rPr>
+          <w:rFonts w:ascii="Times New Roman" w:hAnsi="Times New Roman" w:cs="Times New Roman"/>
+          <w:sz w:val="40"/>
+          <w:szCs w:val="40"/>
+        </w:rPr>
+        <w:t>Le deuil est comme une tempête intérieure : elle gronde fort après une perte, puis s'apaise doucement, laissant place au soleil.</w:t>
+      </w:r>
+    </w:p>
+    <w:p>
+      <w:pPr>
+        <w:rPr>
+          <w:rFonts w:ascii="Times New Roman" w:hAnsi="Times New Roman" w:cs="Times New Roman"/>
+          <w:sz w:val="40"/>
+          <w:szCs w:val="40"/>
+        </w:rPr>
+      </w:pPr>
+    </w:p>
+    <w:p>
+      <w:pPr>
+        <w:rPr>
+          <w:rFonts w:ascii="Times New Roman" w:hAnsi="Times New Roman" w:cs="Times New Roman"/>
+          <w:sz w:val="40"/>
+          <w:szCs w:val="40"/>
+        </w:rPr>
+      </w:pPr>
+      <w:r>
+        <w:rPr>
+          <w:rFonts w:ascii="Times New Roman" w:hAnsi="Times New Roman" w:cs="Times New Roman"/>
+          <w:sz w:val="40"/>
+          <w:szCs w:val="40"/>
+        </w:rPr>
+        <w:t xml:space="preserve">Définition : Tristesse profonde et processus émotionnel suite à la perte définitive d'un être cher. </w:t>
+      </w:r>
+    </w:p>
+    <w:p>
+      <w:pPr>
+        <w:rPr>
+          <w:rFonts w:ascii="Times New Roman" w:hAnsi="Times New Roman" w:cs="Times New Roman"/>
+          <w:sz w:val="40"/>
+          <w:szCs w:val="40"/>
+        </w:rPr>
+      </w:pPr>
+    </w:p>
+    <w:p>
+      <w:pPr>
+        <w:rPr>
+          <w:rFonts w:ascii="Times New Roman" w:hAnsi="Times New Roman" w:cs="Times New Roman"/>
+          <w:sz w:val="40"/>
+          <w:szCs w:val="40"/>
+        </w:rPr>
+      </w:pPr>
+      <w:r>
+        <w:rPr>
+          <w:rFonts w:ascii="Times New Roman" w:hAnsi="Times New Roman" w:cs="Times New Roman"/>
+          <w:sz w:val="40"/>
+          <w:szCs w:val="40"/>
+        </w:rPr>
+        <w:t xml:space="preserve">Exemple : Après la mort de son père, elle traverse un deuil silencieux. </w:t>
       </w:r>
     </w:p>
     <w:p>
@@ -3207,42 +3806,42 @@
           <w:sz w:val="40"/>
           <w:szCs w:val="40"/>
         </w:rPr>
-        <w:t xml:space="preserve">le chagrin    : </w:t>
-      </w:r>
-    </w:p>
-    <w:p>
-      <w:pPr>
-        <w:rPr>
-          <w:rFonts w:ascii="Times New Roman" w:hAnsi="Times New Roman" w:cs="Times New Roman"/>
-          <w:sz w:val="40"/>
-          <w:szCs w:val="40"/>
-        </w:rPr>
-      </w:pPr>
-    </w:p>
-    <w:p>
-      <w:pPr>
-        <w:rPr>
-          <w:rFonts w:ascii="Times New Roman" w:hAnsi="Times New Roman" w:cs="Times New Roman"/>
-          <w:sz w:val="40"/>
-          <w:szCs w:val="40"/>
-        </w:rPr>
-      </w:pPr>
-    </w:p>
-    <w:p>
-      <w:pPr>
-        <w:rPr>
-          <w:rFonts w:ascii="Times New Roman" w:hAnsi="Times New Roman" w:cs="Times New Roman"/>
-          <w:sz w:val="40"/>
-          <w:szCs w:val="40"/>
-        </w:rPr>
-      </w:pPr>
-      <w:r>
-        <w:rPr>
-          <w:rFonts w:ascii="Times New Roman" w:hAnsi="Times New Roman" w:cs="Times New Roman"/>
-          <w:sz w:val="40"/>
-          <w:szCs w:val="40"/>
-        </w:rPr>
-        <w:t>Sorrow</w:t>
+        <w:t xml:space="preserve">le souci    : </w:t>
+      </w:r>
+    </w:p>
+    <w:p>
+      <w:pPr>
+        <w:rPr>
+          <w:rFonts w:ascii="Times New Roman" w:hAnsi="Times New Roman" w:cs="Times New Roman"/>
+          <w:sz w:val="40"/>
+          <w:szCs w:val="40"/>
+        </w:rPr>
+      </w:pPr>
+    </w:p>
+    <w:p>
+      <w:pPr>
+        <w:rPr>
+          <w:rFonts w:ascii="Times New Roman" w:hAnsi="Times New Roman" w:cs="Times New Roman"/>
+          <w:sz w:val="40"/>
+          <w:szCs w:val="40"/>
+        </w:rPr>
+      </w:pPr>
+    </w:p>
+    <w:p>
+      <w:pPr>
+        <w:rPr>
+          <w:rFonts w:ascii="Times New Roman" w:hAnsi="Times New Roman" w:cs="Times New Roman"/>
+          <w:sz w:val="40"/>
+          <w:szCs w:val="40"/>
+        </w:rPr>
+      </w:pPr>
+      <w:r>
+        <w:rPr>
+          <w:rFonts w:ascii="Times New Roman" w:hAnsi="Times New Roman" w:cs="Times New Roman"/>
+          <w:sz w:val="40"/>
+          <w:szCs w:val="40"/>
+        </w:rPr>
+        <w:t>Worry</w:t>
       </w:r>
     </w:p>
     <w:p>
@@ -3276,589 +3875,17 @@
           <w:sz w:val="40"/>
           <w:szCs w:val="40"/>
         </w:rPr>
-        <w:t>Le chagrin, c'est comme un nuage gris qui obscurcit le soleil de ton cœur après une perte : il pleut des larmes, mais le ciel finit par s'éclaircir.</w:t>
-      </w:r>
-    </w:p>
-    <w:p>
-      <w:pPr>
-        <w:rPr>
-          <w:rFonts w:ascii="Times New Roman" w:hAnsi="Times New Roman" w:cs="Times New Roman"/>
-          <w:sz w:val="40"/>
-          <w:szCs w:val="40"/>
-        </w:rPr>
-      </w:pPr>
-    </w:p>
-    <w:p>
-      <w:pPr>
-        <w:rPr>
-          <w:rFonts w:ascii="Times New Roman" w:hAnsi="Times New Roman" w:cs="Times New Roman"/>
-          <w:sz w:val="40"/>
-          <w:szCs w:val="40"/>
-        </w:rPr>
-      </w:pPr>
-      <w:r>
-        <w:rPr>
-          <w:rFonts w:ascii="Times New Roman" w:hAnsi="Times New Roman" w:cs="Times New Roman"/>
-          <w:sz w:val="40"/>
-          <w:szCs w:val="40"/>
-        </w:rPr>
-        <w:t>Définition : Tristesse profonde, souvent due à un malheur ou une séparation.</w:t>
-      </w:r>
-    </w:p>
-    <w:p>
-      <w:pPr>
-        <w:rPr>
-          <w:rFonts w:ascii="Times New Roman" w:hAnsi="Times New Roman" w:cs="Times New Roman"/>
-          <w:sz w:val="40"/>
-          <w:szCs w:val="40"/>
-        </w:rPr>
-      </w:pPr>
-    </w:p>
-    <w:p>
-      <w:pPr>
-        <w:rPr>
-          <w:rFonts w:ascii="Times New Roman" w:hAnsi="Times New Roman" w:cs="Times New Roman"/>
-          <w:sz w:val="40"/>
-          <w:szCs w:val="40"/>
-        </w:rPr>
-      </w:pPr>
-      <w:r>
-        <w:rPr>
-          <w:rFonts w:ascii="Times New Roman" w:hAnsi="Times New Roman" w:cs="Times New Roman"/>
-          <w:sz w:val="40"/>
-          <w:szCs w:val="40"/>
-        </w:rPr>
-        <w:lastRenderedPageBreak/>
-        <w:t>Exemple : Le chagrin de la veuve était palpable lors des funérailles.</w:t>
-      </w:r>
-    </w:p>
-    <w:p>
-      <w:pPr>
-        <w:rPr>
-          <w:rFonts w:ascii="Times New Roman" w:hAnsi="Times New Roman" w:cs="Times New Roman"/>
-          <w:sz w:val="40"/>
-          <w:szCs w:val="40"/>
-        </w:rPr>
-      </w:pPr>
-    </w:p>
-    <w:p>
-      <w:pPr>
-        <w:rPr>
-          <w:rFonts w:ascii="Times New Roman" w:hAnsi="Times New Roman" w:cs="Times New Roman"/>
-          <w:sz w:val="40"/>
-          <w:szCs w:val="40"/>
-        </w:rPr>
-      </w:pPr>
-      <w:r>
-        <w:rPr>
-          <w:rFonts w:ascii="Times New Roman" w:hAnsi="Times New Roman" w:cs="Times New Roman"/>
-          <w:sz w:val="40"/>
-          <w:szCs w:val="40"/>
-        </w:rPr>
-        <w:t>Signification simple : Tristesse profonde due à une perte.</w:t>
-      </w:r>
-    </w:p>
-    <w:p>
-      <w:pPr>
-        <w:rPr>
-          <w:rFonts w:ascii="Times New Roman" w:hAnsi="Times New Roman" w:cs="Times New Roman"/>
-          <w:sz w:val="40"/>
-          <w:szCs w:val="40"/>
-        </w:rPr>
-      </w:pPr>
-      <w:r>
-        <w:rPr>
-          <w:rFonts w:ascii="Times New Roman" w:hAnsi="Times New Roman" w:cs="Times New Roman"/>
-          <w:sz w:val="40"/>
-          <w:szCs w:val="40"/>
-        </w:rPr>
-        <w:t>)</w:t>
-      </w:r>
-    </w:p>
-    <w:p>
-      <w:pPr>
-        <w:rPr>
-          <w:rFonts w:ascii="Times New Roman" w:hAnsi="Times New Roman" w:cs="Times New Roman"/>
-          <w:sz w:val="40"/>
-          <w:szCs w:val="40"/>
-        </w:rPr>
-      </w:pPr>
-    </w:p>
-    <w:p>
-      <w:pPr>
-        <w:rPr>
-          <w:rFonts w:ascii="Times New Roman" w:hAnsi="Times New Roman" w:cs="Times New Roman"/>
-          <w:sz w:val="40"/>
-          <w:szCs w:val="40"/>
-        </w:rPr>
-      </w:pPr>
-    </w:p>
-    <w:p>
-      <w:pPr>
-        <w:rPr>
-          <w:rFonts w:ascii="Times New Roman" w:hAnsi="Times New Roman" w:cs="Times New Roman"/>
-          <w:sz w:val="40"/>
-          <w:szCs w:val="40"/>
-        </w:rPr>
-      </w:pPr>
-      <w:r>
-        <w:rPr>
-          <w:rFonts w:ascii="Times New Roman" w:hAnsi="Times New Roman" w:cs="Times New Roman"/>
-          <w:sz w:val="40"/>
-          <w:szCs w:val="40"/>
-        </w:rPr>
-        <w:t xml:space="preserve">la douleur    : </w:t>
-      </w:r>
-    </w:p>
-    <w:p>
-      <w:pPr>
-        <w:rPr>
-          <w:rFonts w:ascii="Times New Roman" w:hAnsi="Times New Roman" w:cs="Times New Roman"/>
-          <w:sz w:val="40"/>
-          <w:szCs w:val="40"/>
-        </w:rPr>
-      </w:pPr>
-    </w:p>
-    <w:p>
-      <w:pPr>
-        <w:rPr>
-          <w:rFonts w:ascii="Times New Roman" w:hAnsi="Times New Roman" w:cs="Times New Roman"/>
-          <w:sz w:val="40"/>
-          <w:szCs w:val="40"/>
-        </w:rPr>
-      </w:pPr>
-    </w:p>
-    <w:p>
-      <w:pPr>
-        <w:rPr>
-          <w:rFonts w:ascii="Times New Roman" w:hAnsi="Times New Roman" w:cs="Times New Roman"/>
-          <w:sz w:val="40"/>
-          <w:szCs w:val="40"/>
-        </w:rPr>
-      </w:pPr>
-      <w:r>
-        <w:rPr>
-          <w:rFonts w:ascii="Times New Roman" w:hAnsi="Times New Roman" w:cs="Times New Roman"/>
-          <w:sz w:val="40"/>
-          <w:szCs w:val="40"/>
-        </w:rPr>
-        <w:t>Grief</w:t>
-      </w:r>
-    </w:p>
-    <w:p>
-      <w:pPr>
-        <w:rPr>
-          <w:rFonts w:ascii="Times New Roman" w:hAnsi="Times New Roman" w:cs="Times New Roman"/>
-          <w:sz w:val="40"/>
-          <w:szCs w:val="40"/>
-        </w:rPr>
-      </w:pPr>
-      <w:r>
-        <w:rPr>
-          <w:rFonts w:ascii="Times New Roman" w:hAnsi="Times New Roman" w:cs="Times New Roman"/>
-          <w:sz w:val="40"/>
-          <w:szCs w:val="40"/>
-        </w:rPr>
-        <w:t>(</w:t>
-      </w:r>
-    </w:p>
-    <w:p>
-      <w:pPr>
-        <w:rPr>
-          <w:rFonts w:ascii="Times New Roman" w:hAnsi="Times New Roman" w:cs="Times New Roman"/>
-          <w:sz w:val="40"/>
-          <w:szCs w:val="40"/>
-        </w:rPr>
-      </w:pPr>
-      <w:r>
-        <w:rPr>
-          <w:rFonts w:ascii="Times New Roman" w:hAnsi="Times New Roman" w:cs="Times New Roman"/>
-          <w:sz w:val="40"/>
-          <w:szCs w:val="40"/>
-        </w:rPr>
-        <w:t>La douleur, c'est comme un coup de poignard dans le cœur quand on perd un être cher : ça brûle, ça serre, ça paralyse.</w:t>
-      </w:r>
-    </w:p>
-    <w:p>
-      <w:pPr>
-        <w:rPr>
-          <w:rFonts w:ascii="Times New Roman" w:hAnsi="Times New Roman" w:cs="Times New Roman"/>
-          <w:sz w:val="40"/>
-          <w:szCs w:val="40"/>
-        </w:rPr>
-      </w:pPr>
-    </w:p>
-    <w:p>
-      <w:pPr>
-        <w:rPr>
-          <w:rFonts w:ascii="Times New Roman" w:hAnsi="Times New Roman" w:cs="Times New Roman"/>
-          <w:sz w:val="40"/>
-          <w:szCs w:val="40"/>
-        </w:rPr>
-      </w:pPr>
-      <w:r>
-        <w:rPr>
-          <w:rFonts w:ascii="Times New Roman" w:hAnsi="Times New Roman" w:cs="Times New Roman"/>
-          <w:sz w:val="40"/>
-          <w:szCs w:val="40"/>
-        </w:rPr>
-        <w:t>Définition : Souffrance morale intense liée au deuil ou à une perte profonde.</w:t>
-      </w:r>
-    </w:p>
-    <w:p>
-      <w:pPr>
-        <w:rPr>
-          <w:rFonts w:ascii="Times New Roman" w:hAnsi="Times New Roman" w:cs="Times New Roman"/>
-          <w:sz w:val="40"/>
-          <w:szCs w:val="40"/>
-        </w:rPr>
-      </w:pPr>
-    </w:p>
-    <w:p>
-      <w:pPr>
-        <w:rPr>
-          <w:rFonts w:ascii="Times New Roman" w:hAnsi="Times New Roman" w:cs="Times New Roman"/>
-          <w:sz w:val="40"/>
-          <w:szCs w:val="40"/>
-        </w:rPr>
-      </w:pPr>
-      <w:r>
-        <w:rPr>
-          <w:rFonts w:ascii="Times New Roman" w:hAnsi="Times New Roman" w:cs="Times New Roman"/>
-          <w:sz w:val="40"/>
-          <w:szCs w:val="40"/>
-        </w:rPr>
-        <w:t>Exemple : La douleur de la veuve face au cercueil de son mari.</w:t>
-      </w:r>
-    </w:p>
-    <w:p>
-      <w:pPr>
-        <w:rPr>
-          <w:rFonts w:ascii="Times New Roman" w:hAnsi="Times New Roman" w:cs="Times New Roman"/>
-          <w:sz w:val="40"/>
-          <w:szCs w:val="40"/>
-        </w:rPr>
-      </w:pPr>
-    </w:p>
-    <w:p>
-      <w:pPr>
-        <w:rPr>
-          <w:rFonts w:ascii="Times New Roman" w:hAnsi="Times New Roman" w:cs="Times New Roman"/>
-          <w:sz w:val="40"/>
-          <w:szCs w:val="40"/>
-        </w:rPr>
-      </w:pPr>
-      <w:r>
-        <w:rPr>
-          <w:rFonts w:ascii="Times New Roman" w:hAnsi="Times New Roman" w:cs="Times New Roman"/>
-          <w:sz w:val="40"/>
-          <w:szCs w:val="40"/>
-        </w:rPr>
-        <w:t>Signification : Mal profond du chagrin.</w:t>
-      </w:r>
-    </w:p>
-    <w:p>
-      <w:pPr>
-        <w:rPr>
-          <w:rFonts w:ascii="Times New Roman" w:hAnsi="Times New Roman" w:cs="Times New Roman"/>
-          <w:sz w:val="40"/>
-          <w:szCs w:val="40"/>
-        </w:rPr>
-      </w:pPr>
-      <w:r>
-        <w:rPr>
-          <w:rFonts w:ascii="Times New Roman" w:hAnsi="Times New Roman" w:cs="Times New Roman"/>
-          <w:sz w:val="40"/>
-          <w:szCs w:val="40"/>
-        </w:rPr>
-        <w:t>)</w:t>
-      </w:r>
-    </w:p>
-    <w:p>
-      <w:pPr>
-        <w:rPr>
-          <w:rFonts w:ascii="Times New Roman" w:hAnsi="Times New Roman" w:cs="Times New Roman"/>
-          <w:sz w:val="40"/>
-          <w:szCs w:val="40"/>
-        </w:rPr>
-      </w:pPr>
-    </w:p>
-    <w:p>
-      <w:pPr>
-        <w:rPr>
-          <w:rFonts w:ascii="Times New Roman" w:hAnsi="Times New Roman" w:cs="Times New Roman"/>
-          <w:sz w:val="40"/>
-          <w:szCs w:val="40"/>
-        </w:rPr>
-      </w:pPr>
-    </w:p>
-    <w:p>
-      <w:pPr>
-        <w:rPr>
-          <w:rFonts w:ascii="Times New Roman" w:hAnsi="Times New Roman" w:cs="Times New Roman"/>
-          <w:sz w:val="40"/>
-          <w:szCs w:val="40"/>
-        </w:rPr>
-      </w:pPr>
-      <w:r>
-        <w:rPr>
-          <w:rFonts w:ascii="Times New Roman" w:hAnsi="Times New Roman" w:cs="Times New Roman"/>
-          <w:sz w:val="40"/>
-          <w:szCs w:val="40"/>
-        </w:rPr>
-        <w:t xml:space="preserve">le deuil    : </w:t>
-      </w:r>
-    </w:p>
-    <w:p>
-      <w:pPr>
-        <w:rPr>
-          <w:rFonts w:ascii="Times New Roman" w:hAnsi="Times New Roman" w:cs="Times New Roman"/>
-          <w:sz w:val="40"/>
-          <w:szCs w:val="40"/>
-        </w:rPr>
-      </w:pPr>
-    </w:p>
-    <w:p>
-      <w:pPr>
-        <w:rPr>
-          <w:rFonts w:ascii="Times New Roman" w:hAnsi="Times New Roman" w:cs="Times New Roman"/>
-          <w:sz w:val="40"/>
-          <w:szCs w:val="40"/>
-        </w:rPr>
-      </w:pPr>
-    </w:p>
-    <w:p>
-      <w:pPr>
-        <w:rPr>
-          <w:rFonts w:ascii="Times New Roman" w:hAnsi="Times New Roman" w:cs="Times New Roman"/>
-          <w:sz w:val="40"/>
-          <w:szCs w:val="40"/>
-        </w:rPr>
-      </w:pPr>
-      <w:r>
-        <w:rPr>
-          <w:rFonts w:ascii="Times New Roman" w:hAnsi="Times New Roman" w:cs="Times New Roman"/>
-          <w:sz w:val="40"/>
-          <w:szCs w:val="40"/>
-        </w:rPr>
-        <w:t>Mourning</w:t>
-      </w:r>
-    </w:p>
-    <w:p>
-      <w:pPr>
-        <w:rPr>
-          <w:rFonts w:ascii="Times New Roman" w:hAnsi="Times New Roman" w:cs="Times New Roman"/>
-          <w:sz w:val="40"/>
-          <w:szCs w:val="40"/>
-        </w:rPr>
-      </w:pPr>
-      <w:r>
-        <w:rPr>
-          <w:rFonts w:ascii="Times New Roman" w:hAnsi="Times New Roman" w:cs="Times New Roman"/>
-          <w:sz w:val="40"/>
-          <w:szCs w:val="40"/>
-        </w:rPr>
-        <w:t>(</w:t>
-      </w:r>
-    </w:p>
-    <w:p>
-      <w:pPr>
-        <w:rPr>
-          <w:rFonts w:ascii="Times New Roman" w:hAnsi="Times New Roman" w:cs="Times New Roman"/>
-          <w:sz w:val="40"/>
-          <w:szCs w:val="40"/>
-        </w:rPr>
-      </w:pPr>
-      <w:r>
-        <w:rPr>
-          <w:rFonts w:ascii="Times New Roman" w:hAnsi="Times New Roman" w:cs="Times New Roman"/>
-          <w:sz w:val="40"/>
-          <w:szCs w:val="40"/>
-        </w:rPr>
-        <w:t>Le deuil est comme une tempête intérieure : elle gronde fort après une perte, puis s'apaise doucement, laissant place au soleil.</w:t>
-      </w:r>
-    </w:p>
-    <w:p>
-      <w:pPr>
-        <w:rPr>
-          <w:rFonts w:ascii="Times New Roman" w:hAnsi="Times New Roman" w:cs="Times New Roman"/>
-          <w:sz w:val="40"/>
-          <w:szCs w:val="40"/>
-        </w:rPr>
-      </w:pPr>
-    </w:p>
-    <w:p>
-      <w:pPr>
-        <w:rPr>
-          <w:rFonts w:ascii="Times New Roman" w:hAnsi="Times New Roman" w:cs="Times New Roman"/>
-          <w:sz w:val="40"/>
-          <w:szCs w:val="40"/>
-        </w:rPr>
-      </w:pPr>
-      <w:r>
-        <w:rPr>
-          <w:rFonts w:ascii="Times New Roman" w:hAnsi="Times New Roman" w:cs="Times New Roman"/>
-          <w:sz w:val="40"/>
-          <w:szCs w:val="40"/>
-        </w:rPr>
-        <w:t xml:space="preserve">Définition : Tristesse profonde et processus émotionnel suite à la perte définitive d'un être cher. </w:t>
-      </w:r>
-    </w:p>
-    <w:p>
-      <w:pPr>
-        <w:rPr>
-          <w:rFonts w:ascii="Times New Roman" w:hAnsi="Times New Roman" w:cs="Times New Roman"/>
-          <w:sz w:val="40"/>
-          <w:szCs w:val="40"/>
-        </w:rPr>
-      </w:pPr>
-    </w:p>
-    <w:p>
-      <w:pPr>
-        <w:rPr>
-          <w:rFonts w:ascii="Times New Roman" w:hAnsi="Times New Roman" w:cs="Times New Roman"/>
-          <w:sz w:val="40"/>
-          <w:szCs w:val="40"/>
-        </w:rPr>
-      </w:pPr>
-      <w:r>
-        <w:rPr>
-          <w:rFonts w:ascii="Times New Roman" w:hAnsi="Times New Roman" w:cs="Times New Roman"/>
-          <w:sz w:val="40"/>
-          <w:szCs w:val="40"/>
-        </w:rPr>
-        <w:t xml:space="preserve">Exemple : Après la mort de son père, elle traverse un deuil silencieux. </w:t>
-      </w:r>
-    </w:p>
-    <w:p>
-      <w:pPr>
-        <w:rPr>
-          <w:rFonts w:ascii="Times New Roman" w:hAnsi="Times New Roman" w:cs="Times New Roman"/>
-          <w:sz w:val="40"/>
-          <w:szCs w:val="40"/>
-        </w:rPr>
-      </w:pPr>
-    </w:p>
-    <w:p>
-      <w:pPr>
-        <w:rPr>
-          <w:rFonts w:ascii="Times New Roman" w:hAnsi="Times New Roman" w:cs="Times New Roman"/>
-          <w:sz w:val="40"/>
-          <w:szCs w:val="40"/>
-        </w:rPr>
-      </w:pPr>
-      <w:r>
-        <w:rPr>
-          <w:rFonts w:ascii="Times New Roman" w:hAnsi="Times New Roman" w:cs="Times New Roman"/>
-          <w:sz w:val="40"/>
-          <w:szCs w:val="40"/>
-        </w:rPr>
-        <w:t>Signification simple : Tristesse après une perte chère.</w:t>
-      </w:r>
-    </w:p>
-    <w:p>
-      <w:pPr>
-        <w:rPr>
-          <w:rFonts w:ascii="Times New Roman" w:hAnsi="Times New Roman" w:cs="Times New Roman"/>
-          <w:sz w:val="40"/>
-          <w:szCs w:val="40"/>
-        </w:rPr>
-      </w:pPr>
-      <w:r>
-        <w:rPr>
-          <w:rFonts w:ascii="Times New Roman" w:hAnsi="Times New Roman" w:cs="Times New Roman"/>
-          <w:sz w:val="40"/>
-          <w:szCs w:val="40"/>
-        </w:rPr>
-        <w:t>)</w:t>
-      </w:r>
-    </w:p>
-    <w:p>
-      <w:pPr>
-        <w:rPr>
-          <w:rFonts w:ascii="Times New Roman" w:hAnsi="Times New Roman" w:cs="Times New Roman"/>
-          <w:sz w:val="40"/>
-          <w:szCs w:val="40"/>
-        </w:rPr>
-      </w:pPr>
-    </w:p>
-    <w:p>
-      <w:pPr>
-        <w:rPr>
-          <w:rFonts w:ascii="Times New Roman" w:hAnsi="Times New Roman" w:cs="Times New Roman"/>
-          <w:sz w:val="40"/>
-          <w:szCs w:val="40"/>
-        </w:rPr>
-      </w:pPr>
-    </w:p>
-    <w:p>
-      <w:pPr>
-        <w:rPr>
-          <w:rFonts w:ascii="Times New Roman" w:hAnsi="Times New Roman" w:cs="Times New Roman"/>
-          <w:sz w:val="40"/>
-          <w:szCs w:val="40"/>
-        </w:rPr>
-      </w:pPr>
-      <w:r>
-        <w:rPr>
-          <w:rFonts w:ascii="Times New Roman" w:hAnsi="Times New Roman" w:cs="Times New Roman"/>
-          <w:sz w:val="40"/>
-          <w:szCs w:val="40"/>
-        </w:rPr>
-        <w:t xml:space="preserve">le souci    : </w:t>
-      </w:r>
-    </w:p>
-    <w:p>
-      <w:pPr>
-        <w:rPr>
-          <w:rFonts w:ascii="Times New Roman" w:hAnsi="Times New Roman" w:cs="Times New Roman"/>
-          <w:sz w:val="40"/>
-          <w:szCs w:val="40"/>
-        </w:rPr>
-      </w:pPr>
-    </w:p>
-    <w:p>
-      <w:pPr>
-        <w:rPr>
-          <w:rFonts w:ascii="Times New Roman" w:hAnsi="Times New Roman" w:cs="Times New Roman"/>
-          <w:sz w:val="40"/>
-          <w:szCs w:val="40"/>
-        </w:rPr>
-      </w:pPr>
-    </w:p>
-    <w:p>
-      <w:pPr>
-        <w:rPr>
-          <w:rFonts w:ascii="Times New Roman" w:hAnsi="Times New Roman" w:cs="Times New Roman"/>
-          <w:sz w:val="40"/>
-          <w:szCs w:val="40"/>
-        </w:rPr>
-      </w:pPr>
-      <w:r>
-        <w:rPr>
-          <w:rFonts w:ascii="Times New Roman" w:hAnsi="Times New Roman" w:cs="Times New Roman"/>
-          <w:sz w:val="40"/>
-          <w:szCs w:val="40"/>
-        </w:rPr>
-        <w:t>Worry</w:t>
-      </w:r>
-    </w:p>
-    <w:p>
-      <w:pPr>
-        <w:rPr>
-          <w:rFonts w:ascii="Times New Roman" w:hAnsi="Times New Roman" w:cs="Times New Roman"/>
-          <w:sz w:val="40"/>
-          <w:szCs w:val="40"/>
-        </w:rPr>
-      </w:pPr>
-      <w:r>
-        <w:rPr>
-          <w:rFonts w:ascii="Times New Roman" w:hAnsi="Times New Roman" w:cs="Times New Roman"/>
-          <w:sz w:val="40"/>
-          <w:szCs w:val="40"/>
-        </w:rPr>
-        <w:t>(</w:t>
-      </w:r>
+        <w:t>Signification simple : Inquiétude qui trouble l'esprit.</w:t>
+      </w:r>
+    </w:p>
+    <w:p>
+      <w:pPr>
+        <w:rPr>
+          <w:rFonts w:ascii="Times New Roman" w:hAnsi="Times New Roman" w:cs="Times New Roman"/>
+          <w:sz w:val="40"/>
+          <w:szCs w:val="40"/>
+        </w:rPr>
+      </w:pPr>
     </w:p>
     <w:p>
       <w:pPr>
@@ -3938,32 +3965,6 @@
           <w:szCs w:val="40"/>
         </w:rPr>
       </w:pPr>
-    </w:p>
-    <w:p>
-      <w:pPr>
-        <w:rPr>
-          <w:rFonts w:ascii="Times New Roman" w:hAnsi="Times New Roman" w:cs="Times New Roman"/>
-          <w:sz w:val="40"/>
-          <w:szCs w:val="40"/>
-        </w:rPr>
-      </w:pPr>
-      <w:r>
-        <w:rPr>
-          <w:rFonts w:ascii="Times New Roman" w:hAnsi="Times New Roman" w:cs="Times New Roman"/>
-          <w:sz w:val="40"/>
-          <w:szCs w:val="40"/>
-        </w:rPr>
-        <w:t>Signification simple : Inquiétude qui trouble l'esprit.</w:t>
-      </w:r>
-    </w:p>
-    <w:p>
-      <w:pPr>
-        <w:rPr>
-          <w:rFonts w:ascii="Times New Roman" w:hAnsi="Times New Roman" w:cs="Times New Roman"/>
-          <w:sz w:val="40"/>
-          <w:szCs w:val="40"/>
-        </w:rPr>
-      </w:pPr>
       <w:r>
         <w:rPr>
           <w:rFonts w:ascii="Times New Roman" w:hAnsi="Times New Roman" w:cs="Times New Roman"/>
@@ -4074,6 +4075,32 @@
           <w:sz w:val="40"/>
           <w:szCs w:val="40"/>
         </w:rPr>
+        <w:t>Signification: Peur vague de l'avenir.</w:t>
+      </w:r>
+    </w:p>
+    <w:p>
+      <w:pPr>
+        <w:rPr>
+          <w:rFonts w:ascii="Times New Roman" w:hAnsi="Times New Roman" w:cs="Times New Roman"/>
+          <w:sz w:val="40"/>
+          <w:szCs w:val="40"/>
+        </w:rPr>
+      </w:pPr>
+    </w:p>
+    <w:p>
+      <w:pPr>
+        <w:rPr>
+          <w:rFonts w:ascii="Times New Roman" w:hAnsi="Times New Roman" w:cs="Times New Roman"/>
+          <w:sz w:val="40"/>
+          <w:szCs w:val="40"/>
+        </w:rPr>
+      </w:pPr>
+      <w:r>
+        <w:rPr>
+          <w:rFonts w:ascii="Times New Roman" w:hAnsi="Times New Roman" w:cs="Times New Roman"/>
+          <w:sz w:val="40"/>
+          <w:szCs w:val="40"/>
+        </w:rPr>
         <w:t>Imagine l'inquiétude comme un petit nuage gris qui flotte dans ton ciel bleu : il assombrit tout sans pluie, te noue le ventre avant un orage imaginaire.</w:t>
       </w:r>
     </w:p>
@@ -4137,32 +4164,6 @@
           <w:szCs w:val="40"/>
         </w:rPr>
       </w:pPr>
-    </w:p>
-    <w:p>
-      <w:pPr>
-        <w:rPr>
-          <w:rFonts w:ascii="Times New Roman" w:hAnsi="Times New Roman" w:cs="Times New Roman"/>
-          <w:sz w:val="40"/>
-          <w:szCs w:val="40"/>
-        </w:rPr>
-      </w:pPr>
-      <w:r>
-        <w:rPr>
-          <w:rFonts w:ascii="Times New Roman" w:hAnsi="Times New Roman" w:cs="Times New Roman"/>
-          <w:sz w:val="40"/>
-          <w:szCs w:val="40"/>
-        </w:rPr>
-        <w:t>Signification: Peur vague de l'avenir.</w:t>
-      </w:r>
-    </w:p>
-    <w:p>
-      <w:pPr>
-        <w:rPr>
-          <w:rFonts w:ascii="Times New Roman" w:hAnsi="Times New Roman" w:cs="Times New Roman"/>
-          <w:sz w:val="40"/>
-          <w:szCs w:val="40"/>
-        </w:rPr>
-      </w:pPr>
       <w:r>
         <w:rPr>
           <w:rFonts w:ascii="Times New Roman" w:hAnsi="Times New Roman" w:cs="Times New Roman"/>
@@ -4239,6 +4240,7 @@
           <w:sz w:val="40"/>
           <w:szCs w:val="40"/>
         </w:rPr>
+        <w:lastRenderedPageBreak/>
         <w:t>Disappointment</w:t>
       </w:r>
     </w:p>
@@ -4273,7 +4275,33 @@
           <w:sz w:val="40"/>
           <w:szCs w:val="40"/>
         </w:rPr>
-        <w:t xml:space="preserve">Leçon imagée : Imagine un enfant qui attend un cadeau somptueux à Noël, mais reçoit une chaussette trouée. C'est la déception : un espoir qui s'effondre comme un château de sable sous une vague. </w:t>
+        <w:t>Signification simple : Espoir brisé qui attriste.</w:t>
+      </w:r>
+    </w:p>
+    <w:p>
+      <w:pPr>
+        <w:rPr>
+          <w:rFonts w:ascii="Times New Roman" w:hAnsi="Times New Roman" w:cs="Times New Roman"/>
+          <w:sz w:val="40"/>
+          <w:szCs w:val="40"/>
+        </w:rPr>
+      </w:pPr>
+    </w:p>
+    <w:p>
+      <w:pPr>
+        <w:rPr>
+          <w:rFonts w:ascii="Times New Roman" w:hAnsi="Times New Roman" w:cs="Times New Roman"/>
+          <w:sz w:val="40"/>
+          <w:szCs w:val="40"/>
+        </w:rPr>
+      </w:pPr>
+      <w:r>
+        <w:rPr>
+          <w:rFonts w:ascii="Times New Roman" w:hAnsi="Times New Roman" w:cs="Times New Roman"/>
+          <w:sz w:val="40"/>
+          <w:szCs w:val="40"/>
+        </w:rPr>
+        <w:t xml:space="preserve">Imagine un enfant qui attend un cadeau somptueux à Noël, mais reçoit une chaussette trouée. C'est la déception : un espoir qui s'effondre comme un château de sable sous une vague. </w:t>
       </w:r>
     </w:p>
     <w:p>
@@ -4336,32 +4364,6 @@
           <w:szCs w:val="40"/>
         </w:rPr>
       </w:pPr>
-    </w:p>
-    <w:p>
-      <w:pPr>
-        <w:rPr>
-          <w:rFonts w:ascii="Times New Roman" w:hAnsi="Times New Roman" w:cs="Times New Roman"/>
-          <w:sz w:val="40"/>
-          <w:szCs w:val="40"/>
-        </w:rPr>
-      </w:pPr>
-      <w:r>
-        <w:rPr>
-          <w:rFonts w:ascii="Times New Roman" w:hAnsi="Times New Roman" w:cs="Times New Roman"/>
-          <w:sz w:val="40"/>
-          <w:szCs w:val="40"/>
-        </w:rPr>
-        <w:t>Signification simple : Espoir brisé qui attriste.</w:t>
-      </w:r>
-    </w:p>
-    <w:p>
-      <w:pPr>
-        <w:rPr>
-          <w:rFonts w:ascii="Times New Roman" w:hAnsi="Times New Roman" w:cs="Times New Roman"/>
-          <w:sz w:val="40"/>
-          <w:szCs w:val="40"/>
-        </w:rPr>
-      </w:pPr>
       <w:r>
         <w:rPr>
           <w:rFonts w:ascii="Times New Roman" w:hAnsi="Times New Roman" w:cs="Times New Roman"/>
@@ -4457,6 +4459,32 @@
         </w:rPr>
         <w:t>(</w:t>
       </w:r>
+    </w:p>
+    <w:p>
+      <w:pPr>
+        <w:rPr>
+          <w:rFonts w:ascii="Times New Roman" w:hAnsi="Times New Roman" w:cs="Times New Roman"/>
+          <w:sz w:val="40"/>
+          <w:szCs w:val="40"/>
+        </w:rPr>
+      </w:pPr>
+      <w:r>
+        <w:rPr>
+          <w:rFonts w:ascii="Times New Roman" w:hAnsi="Times New Roman" w:cs="Times New Roman"/>
+          <w:sz w:val="40"/>
+          <w:szCs w:val="40"/>
+        </w:rPr>
+        <w:t>Signification simple : Perte totale d'espoir.</w:t>
+      </w:r>
+    </w:p>
+    <w:p>
+      <w:pPr>
+        <w:rPr>
+          <w:rFonts w:ascii="Times New Roman" w:hAnsi="Times New Roman" w:cs="Times New Roman"/>
+          <w:sz w:val="40"/>
+          <w:szCs w:val="40"/>
+        </w:rPr>
+      </w:pPr>
     </w:p>
     <w:p>
       <w:pPr>
@@ -4536,32 +4564,6 @@
           <w:szCs w:val="40"/>
         </w:rPr>
       </w:pPr>
-    </w:p>
-    <w:p>
-      <w:pPr>
-        <w:rPr>
-          <w:rFonts w:ascii="Times New Roman" w:hAnsi="Times New Roman" w:cs="Times New Roman"/>
-          <w:sz w:val="40"/>
-          <w:szCs w:val="40"/>
-        </w:rPr>
-      </w:pPr>
-      <w:r>
-        <w:rPr>
-          <w:rFonts w:ascii="Times New Roman" w:hAnsi="Times New Roman" w:cs="Times New Roman"/>
-          <w:sz w:val="40"/>
-          <w:szCs w:val="40"/>
-        </w:rPr>
-        <w:t>Signification simple : Perte totale d'espoir.</w:t>
-      </w:r>
-    </w:p>
-    <w:p>
-      <w:pPr>
-        <w:rPr>
-          <w:rFonts w:ascii="Times New Roman" w:hAnsi="Times New Roman" w:cs="Times New Roman"/>
-          <w:sz w:val="40"/>
-          <w:szCs w:val="40"/>
-        </w:rPr>
-      </w:pPr>
       <w:r>
         <w:rPr>
           <w:rFonts w:ascii="Times New Roman" w:hAnsi="Times New Roman" w:cs="Times New Roman"/>
@@ -4672,6 +4674,32 @@
           <w:sz w:val="40"/>
           <w:szCs w:val="40"/>
         </w:rPr>
+        <w:t>Signification : Lumière qui guide dans l'obscurité.</w:t>
+      </w:r>
+    </w:p>
+    <w:p>
+      <w:pPr>
+        <w:rPr>
+          <w:rFonts w:ascii="Times New Roman" w:hAnsi="Times New Roman" w:cs="Times New Roman"/>
+          <w:sz w:val="40"/>
+          <w:szCs w:val="40"/>
+        </w:rPr>
+      </w:pPr>
+    </w:p>
+    <w:p>
+      <w:pPr>
+        <w:rPr>
+          <w:rFonts w:ascii="Times New Roman" w:hAnsi="Times New Roman" w:cs="Times New Roman"/>
+          <w:sz w:val="40"/>
+          <w:szCs w:val="40"/>
+        </w:rPr>
+      </w:pPr>
+      <w:r>
+        <w:rPr>
+          <w:rFonts w:ascii="Times New Roman" w:hAnsi="Times New Roman" w:cs="Times New Roman"/>
+          <w:sz w:val="40"/>
+          <w:szCs w:val="40"/>
+        </w:rPr>
         <w:t>L'espoir est comme une graine plantée dans le cœur : même dans la nuit noire, elle attend la lumière pour pousser et fleurir.</w:t>
       </w:r>
     </w:p>
@@ -4735,32 +4763,6 @@
           <w:szCs w:val="40"/>
         </w:rPr>
       </w:pPr>
-    </w:p>
-    <w:p>
-      <w:pPr>
-        <w:rPr>
-          <w:rFonts w:ascii="Times New Roman" w:hAnsi="Times New Roman" w:cs="Times New Roman"/>
-          <w:sz w:val="40"/>
-          <w:szCs w:val="40"/>
-        </w:rPr>
-      </w:pPr>
-      <w:r>
-        <w:rPr>
-          <w:rFonts w:ascii="Times New Roman" w:hAnsi="Times New Roman" w:cs="Times New Roman"/>
-          <w:sz w:val="40"/>
-          <w:szCs w:val="40"/>
-        </w:rPr>
-        <w:t>Signification : Lumière qui guide dans l'obscurité.</w:t>
-      </w:r>
-    </w:p>
-    <w:p>
-      <w:pPr>
-        <w:rPr>
-          <w:rFonts w:ascii="Times New Roman" w:hAnsi="Times New Roman" w:cs="Times New Roman"/>
-          <w:sz w:val="40"/>
-          <w:szCs w:val="40"/>
-        </w:rPr>
-      </w:pPr>
       <w:r>
         <w:rPr>
           <w:rFonts w:ascii="Times New Roman" w:hAnsi="Times New Roman" w:cs="Times New Roman"/>
@@ -4871,6 +4873,32 @@
           <w:sz w:val="40"/>
           <w:szCs w:val="40"/>
         </w:rPr>
+        <w:t>Signification simple : Voir le bon côté toujours.</w:t>
+      </w:r>
+    </w:p>
+    <w:p>
+      <w:pPr>
+        <w:rPr>
+          <w:rFonts w:ascii="Times New Roman" w:hAnsi="Times New Roman" w:cs="Times New Roman"/>
+          <w:sz w:val="40"/>
+          <w:szCs w:val="40"/>
+        </w:rPr>
+      </w:pPr>
+    </w:p>
+    <w:p>
+      <w:pPr>
+        <w:rPr>
+          <w:rFonts w:ascii="Times New Roman" w:hAnsi="Times New Roman" w:cs="Times New Roman"/>
+          <w:sz w:val="40"/>
+          <w:szCs w:val="40"/>
+        </w:rPr>
+      </w:pPr>
+      <w:r>
+        <w:rPr>
+          <w:rFonts w:ascii="Times New Roman" w:hAnsi="Times New Roman" w:cs="Times New Roman"/>
+          <w:sz w:val="40"/>
+          <w:szCs w:val="40"/>
+        </w:rPr>
         <w:t xml:space="preserve">Imagine un jardinier face à une tempête : au lieu de voir la pluie détruire ses fleurs, il voit l'eau qui les nourrit pour une belle récolte. L'optimisme, c'est cultiver l'espoir même dans la grisaille ! </w:t>
       </w:r>
     </w:p>
@@ -4934,32 +4962,6 @@
           <w:szCs w:val="40"/>
         </w:rPr>
       </w:pPr>
-    </w:p>
-    <w:p>
-      <w:pPr>
-        <w:rPr>
-          <w:rFonts w:ascii="Times New Roman" w:hAnsi="Times New Roman" w:cs="Times New Roman"/>
-          <w:sz w:val="40"/>
-          <w:szCs w:val="40"/>
-        </w:rPr>
-      </w:pPr>
-      <w:r>
-        <w:rPr>
-          <w:rFonts w:ascii="Times New Roman" w:hAnsi="Times New Roman" w:cs="Times New Roman"/>
-          <w:sz w:val="40"/>
-          <w:szCs w:val="40"/>
-        </w:rPr>
-        <w:t>Signification simple : Voir le bon côté toujours.</w:t>
-      </w:r>
-    </w:p>
-    <w:p>
-      <w:pPr>
-        <w:rPr>
-          <w:rFonts w:ascii="Times New Roman" w:hAnsi="Times New Roman" w:cs="Times New Roman"/>
-          <w:sz w:val="40"/>
-          <w:szCs w:val="40"/>
-        </w:rPr>
-      </w:pPr>
       <w:r>
         <w:rPr>
           <w:rFonts w:ascii="Times New Roman" w:hAnsi="Times New Roman" w:cs="Times New Roman"/>
@@ -5055,6 +5057,32 @@
         </w:rPr>
         <w:t>(</w:t>
       </w:r>
+    </w:p>
+    <w:p>
+      <w:pPr>
+        <w:rPr>
+          <w:rFonts w:ascii="Times New Roman" w:hAnsi="Times New Roman" w:cs="Times New Roman"/>
+          <w:sz w:val="40"/>
+          <w:szCs w:val="40"/>
+        </w:rPr>
+      </w:pPr>
+      <w:r>
+        <w:rPr>
+          <w:rFonts w:ascii="Times New Roman" w:hAnsi="Times New Roman" w:cs="Times New Roman"/>
+          <w:sz w:val="40"/>
+          <w:szCs w:val="40"/>
+        </w:rPr>
+        <w:t>Signification : Joie vive qui motive à agir.</w:t>
+      </w:r>
+    </w:p>
+    <w:p>
+      <w:pPr>
+        <w:rPr>
+          <w:rFonts w:ascii="Times New Roman" w:hAnsi="Times New Roman" w:cs="Times New Roman"/>
+          <w:sz w:val="40"/>
+          <w:szCs w:val="40"/>
+        </w:rPr>
+      </w:pPr>
     </w:p>
     <w:p>
       <w:pPr>
@@ -5134,32 +5162,6 @@
           <w:szCs w:val="40"/>
         </w:rPr>
       </w:pPr>
-    </w:p>
-    <w:p>
-      <w:pPr>
-        <w:rPr>
-          <w:rFonts w:ascii="Times New Roman" w:hAnsi="Times New Roman" w:cs="Times New Roman"/>
-          <w:sz w:val="40"/>
-          <w:szCs w:val="40"/>
-        </w:rPr>
-      </w:pPr>
-      <w:r>
-        <w:rPr>
-          <w:rFonts w:ascii="Times New Roman" w:hAnsi="Times New Roman" w:cs="Times New Roman"/>
-          <w:sz w:val="40"/>
-          <w:szCs w:val="40"/>
-        </w:rPr>
-        <w:t>Signification : Joie vive qui motive à agir.</w:t>
-      </w:r>
-    </w:p>
-    <w:p>
-      <w:pPr>
-        <w:rPr>
-          <w:rFonts w:ascii="Times New Roman" w:hAnsi="Times New Roman" w:cs="Times New Roman"/>
-          <w:sz w:val="40"/>
-          <w:szCs w:val="40"/>
-        </w:rPr>
-      </w:pPr>
       <w:r>
         <w:rPr>
           <w:rFonts w:ascii="Times New Roman" w:hAnsi="Times New Roman" w:cs="Times New Roman"/>
@@ -5255,6 +5257,32 @@
         </w:rPr>
         <w:t>(</w:t>
       </w:r>
+    </w:p>
+    <w:p>
+      <w:pPr>
+        <w:rPr>
+          <w:rFonts w:ascii="Times New Roman" w:hAnsi="Times New Roman" w:cs="Times New Roman"/>
+          <w:sz w:val="40"/>
+          <w:szCs w:val="40"/>
+        </w:rPr>
+      </w:pPr>
+      <w:r>
+        <w:rPr>
+          <w:rFonts w:ascii="Times New Roman" w:hAnsi="Times New Roman" w:cs="Times New Roman"/>
+          <w:sz w:val="40"/>
+          <w:szCs w:val="40"/>
+        </w:rPr>
+        <w:t>Signification simple : Force pour réussir malgré les épreuves.</w:t>
+      </w:r>
+    </w:p>
+    <w:p>
+      <w:pPr>
+        <w:rPr>
+          <w:rFonts w:ascii="Times New Roman" w:hAnsi="Times New Roman" w:cs="Times New Roman"/>
+          <w:sz w:val="40"/>
+          <w:szCs w:val="40"/>
+        </w:rPr>
+      </w:pPr>
     </w:p>
     <w:p>
       <w:pPr>
@@ -5334,32 +5362,6 @@
           <w:szCs w:val="40"/>
         </w:rPr>
       </w:pPr>
-    </w:p>
-    <w:p>
-      <w:pPr>
-        <w:rPr>
-          <w:rFonts w:ascii="Times New Roman" w:hAnsi="Times New Roman" w:cs="Times New Roman"/>
-          <w:sz w:val="40"/>
-          <w:szCs w:val="40"/>
-        </w:rPr>
-      </w:pPr>
-      <w:r>
-        <w:rPr>
-          <w:rFonts w:ascii="Times New Roman" w:hAnsi="Times New Roman" w:cs="Times New Roman"/>
-          <w:sz w:val="40"/>
-          <w:szCs w:val="40"/>
-        </w:rPr>
-        <w:t>Signification simple : Force pour réussir malgré les épreuves.</w:t>
-      </w:r>
-    </w:p>
-    <w:p>
-      <w:pPr>
-        <w:rPr>
-          <w:rFonts w:ascii="Times New Roman" w:hAnsi="Times New Roman" w:cs="Times New Roman"/>
-          <w:sz w:val="40"/>
-          <w:szCs w:val="40"/>
-        </w:rPr>
-      </w:pPr>
       <w:r>
         <w:rPr>
           <w:rFonts w:ascii="Times New Roman" w:hAnsi="Times New Roman" w:cs="Times New Roman"/>
@@ -5470,6 +5472,32 @@
           <w:sz w:val="40"/>
           <w:szCs w:val="40"/>
         </w:rPr>
+        <w:t>Signification simple : Être touché et engagé émotionnellement.</w:t>
+      </w:r>
+    </w:p>
+    <w:p>
+      <w:pPr>
+        <w:rPr>
+          <w:rFonts w:ascii="Times New Roman" w:hAnsi="Times New Roman" w:cs="Times New Roman"/>
+          <w:sz w:val="40"/>
+          <w:szCs w:val="40"/>
+        </w:rPr>
+      </w:pPr>
+    </w:p>
+    <w:p>
+      <w:pPr>
+        <w:rPr>
+          <w:rFonts w:ascii="Times New Roman" w:hAnsi="Times New Roman" w:cs="Times New Roman"/>
+          <w:sz w:val="40"/>
+          <w:szCs w:val="40"/>
+        </w:rPr>
+      </w:pPr>
+      <w:r>
+        <w:rPr>
+          <w:rFonts w:ascii="Times New Roman" w:hAnsi="Times New Roman" w:cs="Times New Roman"/>
+          <w:sz w:val="40"/>
+          <w:szCs w:val="40"/>
+        </w:rPr>
         <w:t xml:space="preserve">Imagine l'implication comme une racine d'arbre : elle s'enfonce profondément dans le sol (tes sentiments] pour que l'arbre (toi] grandisse fort et impliqué émotionnellement. </w:t>
       </w:r>
     </w:p>
@@ -5533,32 +5561,6 @@
           <w:szCs w:val="40"/>
         </w:rPr>
       </w:pPr>
-    </w:p>
-    <w:p>
-      <w:pPr>
-        <w:rPr>
-          <w:rFonts w:ascii="Times New Roman" w:hAnsi="Times New Roman" w:cs="Times New Roman"/>
-          <w:sz w:val="40"/>
-          <w:szCs w:val="40"/>
-        </w:rPr>
-      </w:pPr>
-      <w:r>
-        <w:rPr>
-          <w:rFonts w:ascii="Times New Roman" w:hAnsi="Times New Roman" w:cs="Times New Roman"/>
-          <w:sz w:val="40"/>
-          <w:szCs w:val="40"/>
-        </w:rPr>
-        <w:t>Signification simple : Être touché et engagé émotionnellement.</w:t>
-      </w:r>
-    </w:p>
-    <w:p>
-      <w:pPr>
-        <w:rPr>
-          <w:rFonts w:ascii="Times New Roman" w:hAnsi="Times New Roman" w:cs="Times New Roman"/>
-          <w:sz w:val="40"/>
-          <w:szCs w:val="40"/>
-        </w:rPr>
-      </w:pPr>
       <w:r>
         <w:rPr>
           <w:rFonts w:ascii="Times New Roman" w:hAnsi="Times New Roman" w:cs="Times New Roman"/>
@@ -5600,7 +5602,6 @@
           <w:sz w:val="40"/>
           <w:szCs w:val="40"/>
         </w:rPr>
-        <w:lastRenderedPageBreak/>
         <w:t xml:space="preserve">la réticence    : </w:t>
       </w:r>
     </w:p>
@@ -5670,6 +5671,32 @@
           <w:sz w:val="40"/>
           <w:szCs w:val="40"/>
         </w:rPr>
+        <w:t>Signification simple : Refus timide du cœur.</w:t>
+      </w:r>
+    </w:p>
+    <w:p>
+      <w:pPr>
+        <w:rPr>
+          <w:rFonts w:ascii="Times New Roman" w:hAnsi="Times New Roman" w:cs="Times New Roman"/>
+          <w:sz w:val="40"/>
+          <w:szCs w:val="40"/>
+        </w:rPr>
+      </w:pPr>
+    </w:p>
+    <w:p>
+      <w:pPr>
+        <w:rPr>
+          <w:rFonts w:ascii="Times New Roman" w:hAnsi="Times New Roman" w:cs="Times New Roman"/>
+          <w:sz w:val="40"/>
+          <w:szCs w:val="40"/>
+        </w:rPr>
+      </w:pPr>
+      <w:r>
+        <w:rPr>
+          <w:rFonts w:ascii="Times New Roman" w:hAnsi="Times New Roman" w:cs="Times New Roman"/>
+          <w:sz w:val="40"/>
+          <w:szCs w:val="40"/>
+        </w:rPr>
         <w:t>Imagine la réticence comme un frein à vélo qui coince : tu pédales fort, mais ça résiste, tu avances à contrecœur sans vouloir vraiment.</w:t>
       </w:r>
     </w:p>
@@ -5733,32 +5760,6 @@
           <w:szCs w:val="40"/>
         </w:rPr>
       </w:pPr>
-    </w:p>
-    <w:p>
-      <w:pPr>
-        <w:rPr>
-          <w:rFonts w:ascii="Times New Roman" w:hAnsi="Times New Roman" w:cs="Times New Roman"/>
-          <w:sz w:val="40"/>
-          <w:szCs w:val="40"/>
-        </w:rPr>
-      </w:pPr>
-      <w:r>
-        <w:rPr>
-          <w:rFonts w:ascii="Times New Roman" w:hAnsi="Times New Roman" w:cs="Times New Roman"/>
-          <w:sz w:val="40"/>
-          <w:szCs w:val="40"/>
-        </w:rPr>
-        <w:t>Signification simple : Refus timide du cœur.</w:t>
-      </w:r>
-    </w:p>
-    <w:p>
-      <w:pPr>
-        <w:rPr>
-          <w:rFonts w:ascii="Times New Roman" w:hAnsi="Times New Roman" w:cs="Times New Roman"/>
-          <w:sz w:val="40"/>
-          <w:szCs w:val="40"/>
-        </w:rPr>
-      </w:pPr>
       <w:r>
         <w:rPr>
           <w:rFonts w:ascii="Times New Roman" w:hAnsi="Times New Roman" w:cs="Times New Roman"/>
@@ -5854,6 +5855,32 @@
         </w:rPr>
         <w:t>(</w:t>
       </w:r>
+    </w:p>
+    <w:p>
+      <w:pPr>
+        <w:rPr>
+          <w:rFonts w:ascii="Times New Roman" w:hAnsi="Times New Roman" w:cs="Times New Roman"/>
+          <w:sz w:val="40"/>
+          <w:szCs w:val="40"/>
+        </w:rPr>
+      </w:pPr>
+      <w:r>
+        <w:rPr>
+          <w:rFonts w:ascii="Times New Roman" w:hAnsi="Times New Roman" w:cs="Times New Roman"/>
+          <w:sz w:val="40"/>
+          <w:szCs w:val="40"/>
+        </w:rPr>
+        <w:t>Signification simple : Zéro envie, zéro émotion.</w:t>
+      </w:r>
+    </w:p>
+    <w:p>
+      <w:pPr>
+        <w:rPr>
+          <w:rFonts w:ascii="Times New Roman" w:hAnsi="Times New Roman" w:cs="Times New Roman"/>
+          <w:sz w:val="40"/>
+          <w:szCs w:val="40"/>
+        </w:rPr>
+      </w:pPr>
     </w:p>
     <w:p>
       <w:pPr>
@@ -5933,32 +5960,6 @@
           <w:szCs w:val="40"/>
         </w:rPr>
       </w:pPr>
-    </w:p>
-    <w:p>
-      <w:pPr>
-        <w:rPr>
-          <w:rFonts w:ascii="Times New Roman" w:hAnsi="Times New Roman" w:cs="Times New Roman"/>
-          <w:sz w:val="40"/>
-          <w:szCs w:val="40"/>
-        </w:rPr>
-      </w:pPr>
-      <w:r>
-        <w:rPr>
-          <w:rFonts w:ascii="Times New Roman" w:hAnsi="Times New Roman" w:cs="Times New Roman"/>
-          <w:sz w:val="40"/>
-          <w:szCs w:val="40"/>
-        </w:rPr>
-        <w:t>Signification simple : Zéro envie, zéro émotion.</w:t>
-      </w:r>
-    </w:p>
-    <w:p>
-      <w:pPr>
-        <w:rPr>
-          <w:rFonts w:ascii="Times New Roman" w:hAnsi="Times New Roman" w:cs="Times New Roman"/>
-          <w:sz w:val="40"/>
-          <w:szCs w:val="40"/>
-        </w:rPr>
-      </w:pPr>
       <w:r>
         <w:rPr>
           <w:rFonts w:ascii="Times New Roman" w:hAnsi="Times New Roman" w:cs="Times New Roman"/>
@@ -6069,6 +6070,32 @@
           <w:sz w:val="40"/>
           <w:szCs w:val="40"/>
         </w:rPr>
+        <w:t>Signification simple : Voir toujours le mauvais côté.</w:t>
+      </w:r>
+    </w:p>
+    <w:p>
+      <w:pPr>
+        <w:rPr>
+          <w:rFonts w:ascii="Times New Roman" w:hAnsi="Times New Roman" w:cs="Times New Roman"/>
+          <w:sz w:val="40"/>
+          <w:szCs w:val="40"/>
+        </w:rPr>
+      </w:pPr>
+    </w:p>
+    <w:p>
+      <w:pPr>
+        <w:rPr>
+          <w:rFonts w:ascii="Times New Roman" w:hAnsi="Times New Roman" w:cs="Times New Roman"/>
+          <w:sz w:val="40"/>
+          <w:szCs w:val="40"/>
+        </w:rPr>
+      </w:pPr>
+      <w:r>
+        <w:rPr>
+          <w:rFonts w:ascii="Times New Roman" w:hAnsi="Times New Roman" w:cs="Times New Roman"/>
+          <w:sz w:val="40"/>
+          <w:szCs w:val="40"/>
+        </w:rPr>
         <w:t xml:space="preserve">Imagine un verre à moitié vide : le pessimiste ne voit que le manque d'eau, pas ce qui reste. C'est voir le ciel gris même sous le soleil ! </w:t>
       </w:r>
     </w:p>
@@ -6132,32 +6159,6 @@
           <w:szCs w:val="40"/>
         </w:rPr>
       </w:pPr>
-    </w:p>
-    <w:p>
-      <w:pPr>
-        <w:rPr>
-          <w:rFonts w:ascii="Times New Roman" w:hAnsi="Times New Roman" w:cs="Times New Roman"/>
-          <w:sz w:val="40"/>
-          <w:szCs w:val="40"/>
-        </w:rPr>
-      </w:pPr>
-      <w:r>
-        <w:rPr>
-          <w:rFonts w:ascii="Times New Roman" w:hAnsi="Times New Roman" w:cs="Times New Roman"/>
-          <w:sz w:val="40"/>
-          <w:szCs w:val="40"/>
-        </w:rPr>
-        <w:t>Signification simple : Voir toujours le mauvais côté.</w:t>
-      </w:r>
-    </w:p>
-    <w:p>
-      <w:pPr>
-        <w:rPr>
-          <w:rFonts w:ascii="Times New Roman" w:hAnsi="Times New Roman" w:cs="Times New Roman"/>
-          <w:sz w:val="40"/>
-          <w:szCs w:val="40"/>
-        </w:rPr>
-      </w:pPr>
       <w:r>
         <w:rPr>
           <w:rFonts w:ascii="Times New Roman" w:hAnsi="Times New Roman" w:cs="Times New Roman"/>
@@ -6199,6 +6200,7 @@
           <w:sz w:val="40"/>
           <w:szCs w:val="40"/>
         </w:rPr>
+        <w:lastRenderedPageBreak/>
         <w:t xml:space="preserve">la résignation    : </w:t>
       </w:r>
     </w:p>
@@ -6268,6 +6270,32 @@
           <w:sz w:val="40"/>
           <w:szCs w:val="40"/>
         </w:rPr>
+        <w:t>Signification simple : Abandon face à l'inévitable.</w:t>
+      </w:r>
+    </w:p>
+    <w:p>
+      <w:pPr>
+        <w:rPr>
+          <w:rFonts w:ascii="Times New Roman" w:hAnsi="Times New Roman" w:cs="Times New Roman"/>
+          <w:sz w:val="40"/>
+          <w:szCs w:val="40"/>
+        </w:rPr>
+      </w:pPr>
+    </w:p>
+    <w:p>
+      <w:pPr>
+        <w:rPr>
+          <w:rFonts w:ascii="Times New Roman" w:hAnsi="Times New Roman" w:cs="Times New Roman"/>
+          <w:sz w:val="40"/>
+          <w:szCs w:val="40"/>
+        </w:rPr>
+      </w:pPr>
+      <w:r>
+        <w:rPr>
+          <w:rFonts w:ascii="Times New Roman" w:hAnsi="Times New Roman" w:cs="Times New Roman"/>
+          <w:sz w:val="40"/>
+          <w:szCs w:val="40"/>
+        </w:rPr>
         <w:t>Imagine un boxeur qui baisse les gants au milieu du ring, épuisé, acceptant la défaite sans plus se battre. C'est la résignation : abandonner face à l'inévitable.</w:t>
       </w:r>
     </w:p>
@@ -6331,32 +6359,6 @@
           <w:szCs w:val="40"/>
         </w:rPr>
       </w:pPr>
-    </w:p>
-    <w:p>
-      <w:pPr>
-        <w:rPr>
-          <w:rFonts w:ascii="Times New Roman" w:hAnsi="Times New Roman" w:cs="Times New Roman"/>
-          <w:sz w:val="40"/>
-          <w:szCs w:val="40"/>
-        </w:rPr>
-      </w:pPr>
-      <w:r>
-        <w:rPr>
-          <w:rFonts w:ascii="Times New Roman" w:hAnsi="Times New Roman" w:cs="Times New Roman"/>
-          <w:sz w:val="40"/>
-          <w:szCs w:val="40"/>
-        </w:rPr>
-        <w:t>Signification simple : Abandon face à l'inévitable.</w:t>
-      </w:r>
-    </w:p>
-    <w:p>
-      <w:pPr>
-        <w:rPr>
-          <w:rFonts w:ascii="Times New Roman" w:hAnsi="Times New Roman" w:cs="Times New Roman"/>
-          <w:sz w:val="40"/>
-          <w:szCs w:val="40"/>
-        </w:rPr>
-      </w:pPr>
       <w:r>
         <w:rPr>
           <w:rFonts w:ascii="Times New Roman" w:hAnsi="Times New Roman" w:cs="Times New Roman"/>
@@ -6450,7 +6452,6 @@
           <w:sz w:val="40"/>
           <w:szCs w:val="40"/>
         </w:rPr>
-        <w:lastRenderedPageBreak/>
         <w:t>(</w:t>
       </w:r>
     </w:p>
@@ -6468,6 +6469,32 @@
           <w:sz w:val="40"/>
           <w:szCs w:val="40"/>
         </w:rPr>
+        <w:t>Signification : Ne rien ressentir du tout.</w:t>
+      </w:r>
+    </w:p>
+    <w:p>
+      <w:pPr>
+        <w:rPr>
+          <w:rFonts w:ascii="Times New Roman" w:hAnsi="Times New Roman" w:cs="Times New Roman"/>
+          <w:sz w:val="40"/>
+          <w:szCs w:val="40"/>
+        </w:rPr>
+      </w:pPr>
+    </w:p>
+    <w:p>
+      <w:pPr>
+        <w:rPr>
+          <w:rFonts w:ascii="Times New Roman" w:hAnsi="Times New Roman" w:cs="Times New Roman"/>
+          <w:sz w:val="40"/>
+          <w:szCs w:val="40"/>
+        </w:rPr>
+      </w:pPr>
+      <w:r>
+        <w:rPr>
+          <w:rFonts w:ascii="Times New Roman" w:hAnsi="Times New Roman" w:cs="Times New Roman"/>
+          <w:sz w:val="40"/>
+          <w:szCs w:val="40"/>
+        </w:rPr>
         <w:t>L'indifférence, c'est comme un lac immobile : rien ne le remue, ni joie ni peine. L'eau reste plate, sans vague.</w:t>
       </w:r>
     </w:p>
@@ -6531,32 +6558,6 @@
           <w:szCs w:val="40"/>
         </w:rPr>
       </w:pPr>
-    </w:p>
-    <w:p>
-      <w:pPr>
-        <w:rPr>
-          <w:rFonts w:ascii="Times New Roman" w:hAnsi="Times New Roman" w:cs="Times New Roman"/>
-          <w:sz w:val="40"/>
-          <w:szCs w:val="40"/>
-        </w:rPr>
-      </w:pPr>
-      <w:r>
-        <w:rPr>
-          <w:rFonts w:ascii="Times New Roman" w:hAnsi="Times New Roman" w:cs="Times New Roman"/>
-          <w:sz w:val="40"/>
-          <w:szCs w:val="40"/>
-        </w:rPr>
-        <w:t>Signification : Ne rien ressentir du tout.</w:t>
-      </w:r>
-    </w:p>
-    <w:p>
-      <w:pPr>
-        <w:rPr>
-          <w:rFonts w:ascii="Times New Roman" w:hAnsi="Times New Roman" w:cs="Times New Roman"/>
-          <w:sz w:val="40"/>
-          <w:szCs w:val="40"/>
-        </w:rPr>
-      </w:pPr>
       <w:r>
         <w:rPr>
           <w:rFonts w:ascii="Times New Roman" w:hAnsi="Times New Roman" w:cs="Times New Roman"/>
@@ -6652,6 +6653,32 @@
         </w:rPr>
         <w:t>(</w:t>
       </w:r>
+    </w:p>
+    <w:p>
+      <w:pPr>
+        <w:rPr>
+          <w:rFonts w:ascii="Times New Roman" w:hAnsi="Times New Roman" w:cs="Times New Roman"/>
+          <w:sz w:val="40"/>
+          <w:szCs w:val="40"/>
+        </w:rPr>
+      </w:pPr>
+      <w:r>
+        <w:rPr>
+          <w:rFonts w:ascii="Times New Roman" w:hAnsi="Times New Roman" w:cs="Times New Roman"/>
+          <w:sz w:val="40"/>
+          <w:szCs w:val="40"/>
+        </w:rPr>
+        <w:t>Signification simple : Penser d'abord à soi.</w:t>
+      </w:r>
+    </w:p>
+    <w:p>
+      <w:pPr>
+        <w:rPr>
+          <w:rFonts w:ascii="Times New Roman" w:hAnsi="Times New Roman" w:cs="Times New Roman"/>
+          <w:sz w:val="40"/>
+          <w:szCs w:val="40"/>
+        </w:rPr>
+      </w:pPr>
     </w:p>
     <w:p>
       <w:pPr>
@@ -6731,32 +6758,6 @@
           <w:szCs w:val="40"/>
         </w:rPr>
       </w:pPr>
-    </w:p>
-    <w:p>
-      <w:pPr>
-        <w:rPr>
-          <w:rFonts w:ascii="Times New Roman" w:hAnsi="Times New Roman" w:cs="Times New Roman"/>
-          <w:sz w:val="40"/>
-          <w:szCs w:val="40"/>
-        </w:rPr>
-      </w:pPr>
-      <w:r>
-        <w:rPr>
-          <w:rFonts w:ascii="Times New Roman" w:hAnsi="Times New Roman" w:cs="Times New Roman"/>
-          <w:sz w:val="40"/>
-          <w:szCs w:val="40"/>
-        </w:rPr>
-        <w:t>Signification simple : Penser d'abord à soi.</w:t>
-      </w:r>
-    </w:p>
-    <w:p>
-      <w:pPr>
-        <w:rPr>
-          <w:rFonts w:ascii="Times New Roman" w:hAnsi="Times New Roman" w:cs="Times New Roman"/>
-          <w:sz w:val="40"/>
-          <w:szCs w:val="40"/>
-        </w:rPr>
-      </w:pPr>
       <w:r>
         <w:rPr>
           <w:rFonts w:ascii="Times New Roman" w:hAnsi="Times New Roman" w:cs="Times New Roman"/>
@@ -6867,6 +6868,32 @@
           <w:sz w:val="40"/>
           <w:szCs w:val="40"/>
         </w:rPr>
+        <w:t>Signification simple : Aimer trop son confort facile.</w:t>
+      </w:r>
+    </w:p>
+    <w:p>
+      <w:pPr>
+        <w:rPr>
+          <w:rFonts w:ascii="Times New Roman" w:hAnsi="Times New Roman" w:cs="Times New Roman"/>
+          <w:sz w:val="40"/>
+          <w:szCs w:val="40"/>
+        </w:rPr>
+      </w:pPr>
+    </w:p>
+    <w:p>
+      <w:pPr>
+        <w:rPr>
+          <w:rFonts w:ascii="Times New Roman" w:hAnsi="Times New Roman" w:cs="Times New Roman"/>
+          <w:sz w:val="40"/>
+          <w:szCs w:val="40"/>
+        </w:rPr>
+      </w:pPr>
+      <w:r>
+        <w:rPr>
+          <w:rFonts w:ascii="Times New Roman" w:hAnsi="Times New Roman" w:cs="Times New Roman"/>
+          <w:sz w:val="40"/>
+          <w:szCs w:val="40"/>
+        </w:rPr>
         <w:t>Imagine un chat qui refuse de quitter son coussin moelleux pour chasser : voilà "l'amour de son propre confort", préférer la facilité au devoir.</w:t>
       </w:r>
     </w:p>
@@ -6930,32 +6957,6 @@
           <w:szCs w:val="40"/>
         </w:rPr>
       </w:pPr>
-    </w:p>
-    <w:p>
-      <w:pPr>
-        <w:rPr>
-          <w:rFonts w:ascii="Times New Roman" w:hAnsi="Times New Roman" w:cs="Times New Roman"/>
-          <w:sz w:val="40"/>
-          <w:szCs w:val="40"/>
-        </w:rPr>
-      </w:pPr>
-      <w:r>
-        <w:rPr>
-          <w:rFonts w:ascii="Times New Roman" w:hAnsi="Times New Roman" w:cs="Times New Roman"/>
-          <w:sz w:val="40"/>
-          <w:szCs w:val="40"/>
-        </w:rPr>
-        <w:t>Signification simple : Aimer trop son confort facile.</w:t>
-      </w:r>
-    </w:p>
-    <w:p>
-      <w:pPr>
-        <w:rPr>
-          <w:rFonts w:ascii="Times New Roman" w:hAnsi="Times New Roman" w:cs="Times New Roman"/>
-          <w:sz w:val="40"/>
-          <w:szCs w:val="40"/>
-        </w:rPr>
-      </w:pPr>
       <w:r>
         <w:rPr>
           <w:rFonts w:ascii="Times New Roman" w:hAnsi="Times New Roman" w:cs="Times New Roman"/>
@@ -7032,6 +7033,7 @@
           <w:sz w:val="40"/>
           <w:szCs w:val="40"/>
         </w:rPr>
+        <w:lastRenderedPageBreak/>
         <w:t>Care</w:t>
       </w:r>
     </w:p>
@@ -7066,6 +7068,32 @@
           <w:sz w:val="40"/>
           <w:szCs w:val="40"/>
         </w:rPr>
+        <w:t>Signification : Soin doux porté à l'autre.</w:t>
+      </w:r>
+    </w:p>
+    <w:p>
+      <w:pPr>
+        <w:rPr>
+          <w:rFonts w:ascii="Times New Roman" w:hAnsi="Times New Roman" w:cs="Times New Roman"/>
+          <w:sz w:val="40"/>
+          <w:szCs w:val="40"/>
+        </w:rPr>
+      </w:pPr>
+    </w:p>
+    <w:p>
+      <w:pPr>
+        <w:rPr>
+          <w:rFonts w:ascii="Times New Roman" w:hAnsi="Times New Roman" w:cs="Times New Roman"/>
+          <w:sz w:val="40"/>
+          <w:szCs w:val="40"/>
+        </w:rPr>
+      </w:pPr>
+      <w:r>
+        <w:rPr>
+          <w:rFonts w:ascii="Times New Roman" w:hAnsi="Times New Roman" w:cs="Times New Roman"/>
+          <w:sz w:val="40"/>
+          <w:szCs w:val="40"/>
+        </w:rPr>
         <w:t>L'attention, c'est comme arroser une plante : sans soin régulier, elle fane.</w:t>
       </w:r>
     </w:p>
@@ -7129,32 +7157,6 @@
           <w:szCs w:val="40"/>
         </w:rPr>
       </w:pPr>
-    </w:p>
-    <w:p>
-      <w:pPr>
-        <w:rPr>
-          <w:rFonts w:ascii="Times New Roman" w:hAnsi="Times New Roman" w:cs="Times New Roman"/>
-          <w:sz w:val="40"/>
-          <w:szCs w:val="40"/>
-        </w:rPr>
-      </w:pPr>
-      <w:r>
-        <w:rPr>
-          <w:rFonts w:ascii="Times New Roman" w:hAnsi="Times New Roman" w:cs="Times New Roman"/>
-          <w:sz w:val="40"/>
-          <w:szCs w:val="40"/>
-        </w:rPr>
-        <w:t>Signification : Soin doux porté à l'autre.</w:t>
-      </w:r>
-    </w:p>
-    <w:p>
-      <w:pPr>
-        <w:rPr>
-          <w:rFonts w:ascii="Times New Roman" w:hAnsi="Times New Roman" w:cs="Times New Roman"/>
-          <w:sz w:val="40"/>
-          <w:szCs w:val="40"/>
-        </w:rPr>
-      </w:pPr>
       <w:r>
         <w:rPr>
           <w:rFonts w:ascii="Times New Roman" w:hAnsi="Times New Roman" w:cs="Times New Roman"/>
@@ -7250,6 +7252,32 @@
         </w:rPr>
         <w:t>(</w:t>
       </w:r>
+    </w:p>
+    <w:p>
+      <w:pPr>
+        <w:rPr>
+          <w:rFonts w:ascii="Times New Roman" w:hAnsi="Times New Roman" w:cs="Times New Roman"/>
+          <w:sz w:val="40"/>
+          <w:szCs w:val="40"/>
+        </w:rPr>
+      </w:pPr>
+      <w:r>
+        <w:rPr>
+          <w:rFonts w:ascii="Times New Roman" w:hAnsi="Times New Roman" w:cs="Times New Roman"/>
+          <w:sz w:val="40"/>
+          <w:szCs w:val="40"/>
+        </w:rPr>
+        <w:t>Signification : Agir avec sagesse pour éviter les pièges.</w:t>
+      </w:r>
+    </w:p>
+    <w:p>
+      <w:pPr>
+        <w:rPr>
+          <w:rFonts w:ascii="Times New Roman" w:hAnsi="Times New Roman" w:cs="Times New Roman"/>
+          <w:sz w:val="40"/>
+          <w:szCs w:val="40"/>
+        </w:rPr>
+      </w:pPr>
     </w:p>
     <w:p>
       <w:pPr>
@@ -7329,32 +7357,6 @@
           <w:szCs w:val="40"/>
         </w:rPr>
       </w:pPr>
-    </w:p>
-    <w:p>
-      <w:pPr>
-        <w:rPr>
-          <w:rFonts w:ascii="Times New Roman" w:hAnsi="Times New Roman" w:cs="Times New Roman"/>
-          <w:sz w:val="40"/>
-          <w:szCs w:val="40"/>
-        </w:rPr>
-      </w:pPr>
-      <w:r>
-        <w:rPr>
-          <w:rFonts w:ascii="Times New Roman" w:hAnsi="Times New Roman" w:cs="Times New Roman"/>
-          <w:sz w:val="40"/>
-          <w:szCs w:val="40"/>
-        </w:rPr>
-        <w:t>Signification : Agir avec sagesse pour éviter les pièges.</w:t>
-      </w:r>
-    </w:p>
-    <w:p>
-      <w:pPr>
-        <w:rPr>
-          <w:rFonts w:ascii="Times New Roman" w:hAnsi="Times New Roman" w:cs="Times New Roman"/>
-          <w:sz w:val="40"/>
-          <w:szCs w:val="40"/>
-        </w:rPr>
-      </w:pPr>
       <w:r>
         <w:rPr>
           <w:rFonts w:ascii="Times New Roman" w:hAnsi="Times New Roman" w:cs="Times New Roman"/>
@@ -7465,6 +7467,32 @@
           <w:sz w:val="40"/>
           <w:szCs w:val="40"/>
         </w:rPr>
+        <w:t>Signification simple : Cœur qui tremble aux émotions.</w:t>
+      </w:r>
+    </w:p>
+    <w:p>
+      <w:pPr>
+        <w:rPr>
+          <w:rFonts w:ascii="Times New Roman" w:hAnsi="Times New Roman" w:cs="Times New Roman"/>
+          <w:sz w:val="40"/>
+          <w:szCs w:val="40"/>
+        </w:rPr>
+      </w:pPr>
+    </w:p>
+    <w:p>
+      <w:pPr>
+        <w:rPr>
+          <w:rFonts w:ascii="Times New Roman" w:hAnsi="Times New Roman" w:cs="Times New Roman"/>
+          <w:sz w:val="40"/>
+          <w:szCs w:val="40"/>
+        </w:rPr>
+      </w:pPr>
+      <w:r>
+        <w:rPr>
+          <w:rFonts w:ascii="Times New Roman" w:hAnsi="Times New Roman" w:cs="Times New Roman"/>
+          <w:sz w:val="40"/>
+          <w:szCs w:val="40"/>
+        </w:rPr>
         <w:t>Imagine la sensibilité comme une peau fine : elle capte les moindres caresses du vent (émotions positives] ou piqûres d'épines (douleurs], sans armure épaisse.</w:t>
       </w:r>
     </w:p>
@@ -7528,39 +7556,12 @@
           <w:szCs w:val="40"/>
         </w:rPr>
       </w:pPr>
-    </w:p>
-    <w:p>
-      <w:pPr>
-        <w:rPr>
-          <w:rFonts w:ascii="Times New Roman" w:hAnsi="Times New Roman" w:cs="Times New Roman"/>
-          <w:sz w:val="40"/>
-          <w:szCs w:val="40"/>
-        </w:rPr>
-      </w:pPr>
-      <w:r>
-        <w:rPr>
-          <w:rFonts w:ascii="Times New Roman" w:hAnsi="Times New Roman" w:cs="Times New Roman"/>
-          <w:sz w:val="40"/>
-          <w:szCs w:val="40"/>
-        </w:rPr>
-        <w:t>Signification simple : Cœur qui tremble aux émotions.</w:t>
-      </w:r>
-    </w:p>
-    <w:p>
-      <w:pPr>
-        <w:rPr>
-          <w:rFonts w:ascii="Times New Roman" w:hAnsi="Times New Roman" w:cs="Times New Roman"/>
-          <w:sz w:val="40"/>
-          <w:szCs w:val="40"/>
-        </w:rPr>
-      </w:pPr>
-      <w:r>
-        <w:rPr>
-          <w:rFonts w:ascii="Times New Roman" w:hAnsi="Times New Roman" w:cs="Times New Roman"/>
-          <w:sz w:val="40"/>
-          <w:szCs w:val="40"/>
-        </w:rPr>
-        <w:lastRenderedPageBreak/>
+      <w:r>
+        <w:rPr>
+          <w:rFonts w:ascii="Times New Roman" w:hAnsi="Times New Roman" w:cs="Times New Roman"/>
+          <w:sz w:val="40"/>
+          <w:szCs w:val="40"/>
+        </w:rPr>
         <w:t>)</w:t>
       </w:r>
     </w:p>
@@ -7665,6 +7666,32 @@
           <w:sz w:val="40"/>
           <w:szCs w:val="40"/>
         </w:rPr>
+        <w:t>Signification : Sentiment intérieur qui guide sans raison.</w:t>
+      </w:r>
+    </w:p>
+    <w:p>
+      <w:pPr>
+        <w:rPr>
+          <w:rFonts w:ascii="Times New Roman" w:hAnsi="Times New Roman" w:cs="Times New Roman"/>
+          <w:sz w:val="40"/>
+          <w:szCs w:val="40"/>
+        </w:rPr>
+      </w:pPr>
+    </w:p>
+    <w:p>
+      <w:pPr>
+        <w:rPr>
+          <w:rFonts w:ascii="Times New Roman" w:hAnsi="Times New Roman" w:cs="Times New Roman"/>
+          <w:sz w:val="40"/>
+          <w:szCs w:val="40"/>
+        </w:rPr>
+      </w:pPr>
+      <w:r>
+        <w:rPr>
+          <w:rFonts w:ascii="Times New Roman" w:hAnsi="Times New Roman" w:cs="Times New Roman"/>
+          <w:sz w:val="40"/>
+          <w:szCs w:val="40"/>
+        </w:rPr>
         <w:t>L'intuition : Comme un GPS intérieur qui te guide sans carte ni GPS visible, il te dit "tourne à gauche" avant même de voir le panneau.</w:t>
       </w:r>
     </w:p>
@@ -7728,32 +7755,6 @@
           <w:szCs w:val="40"/>
         </w:rPr>
       </w:pPr>
-    </w:p>
-    <w:p>
-      <w:pPr>
-        <w:rPr>
-          <w:rFonts w:ascii="Times New Roman" w:hAnsi="Times New Roman" w:cs="Times New Roman"/>
-          <w:sz w:val="40"/>
-          <w:szCs w:val="40"/>
-        </w:rPr>
-      </w:pPr>
-      <w:r>
-        <w:rPr>
-          <w:rFonts w:ascii="Times New Roman" w:hAnsi="Times New Roman" w:cs="Times New Roman"/>
-          <w:sz w:val="40"/>
-          <w:szCs w:val="40"/>
-        </w:rPr>
-        <w:t>Signification : Sentiment intérieur qui guide sans raison.</w:t>
-      </w:r>
-    </w:p>
-    <w:p>
-      <w:pPr>
-        <w:rPr>
-          <w:rFonts w:ascii="Times New Roman" w:hAnsi="Times New Roman" w:cs="Times New Roman"/>
-          <w:sz w:val="40"/>
-          <w:szCs w:val="40"/>
-        </w:rPr>
-      </w:pPr>
       <w:r>
         <w:rPr>
           <w:rFonts w:ascii="Times New Roman" w:hAnsi="Times New Roman" w:cs="Times New Roman"/>
@@ -7847,7 +7848,6 @@
           <w:sz w:val="40"/>
           <w:szCs w:val="40"/>
         </w:rPr>
-        <w:lastRenderedPageBreak/>
         <w:t>(</w:t>
       </w:r>
     </w:p>
@@ -7865,6 +7865,32 @@
           <w:sz w:val="40"/>
           <w:szCs w:val="40"/>
         </w:rPr>
+        <w:t>Signification : Désir soudain qui pousse à agir.</w:t>
+      </w:r>
+    </w:p>
+    <w:p>
+      <w:pPr>
+        <w:rPr>
+          <w:rFonts w:ascii="Times New Roman" w:hAnsi="Times New Roman" w:cs="Times New Roman"/>
+          <w:sz w:val="40"/>
+          <w:szCs w:val="40"/>
+        </w:rPr>
+      </w:pPr>
+    </w:p>
+    <w:p>
+      <w:pPr>
+        <w:rPr>
+          <w:rFonts w:ascii="Times New Roman" w:hAnsi="Times New Roman" w:cs="Times New Roman"/>
+          <w:sz w:val="40"/>
+          <w:szCs w:val="40"/>
+        </w:rPr>
+      </w:pPr>
+      <w:r>
+        <w:rPr>
+          <w:rFonts w:ascii="Times New Roman" w:hAnsi="Times New Roman" w:cs="Times New Roman"/>
+          <w:sz w:val="40"/>
+          <w:szCs w:val="40"/>
+        </w:rPr>
         <w:t>Imaginez un ressort comprimé dans votre poitrine : il jaillit soudain, vous pousse à agir sans réfléchir ! C'est une impulsion : un désir soudain et fort qui vous titille l'esprit.</w:t>
       </w:r>
     </w:p>
@@ -7928,32 +7954,6 @@
           <w:szCs w:val="40"/>
         </w:rPr>
       </w:pPr>
-    </w:p>
-    <w:p>
-      <w:pPr>
-        <w:rPr>
-          <w:rFonts w:ascii="Times New Roman" w:hAnsi="Times New Roman" w:cs="Times New Roman"/>
-          <w:sz w:val="40"/>
-          <w:szCs w:val="40"/>
-        </w:rPr>
-      </w:pPr>
-      <w:r>
-        <w:rPr>
-          <w:rFonts w:ascii="Times New Roman" w:hAnsi="Times New Roman" w:cs="Times New Roman"/>
-          <w:sz w:val="40"/>
-          <w:szCs w:val="40"/>
-        </w:rPr>
-        <w:t>Signification : Désir soudain qui pousse à agir.</w:t>
-      </w:r>
-    </w:p>
-    <w:p>
-      <w:pPr>
-        <w:rPr>
-          <w:rFonts w:ascii="Times New Roman" w:hAnsi="Times New Roman" w:cs="Times New Roman"/>
-          <w:sz w:val="40"/>
-          <w:szCs w:val="40"/>
-        </w:rPr>
-      </w:pPr>
       <w:r>
         <w:rPr>
           <w:rFonts w:ascii="Times New Roman" w:hAnsi="Times New Roman" w:cs="Times New Roman"/>
@@ -8049,6 +8049,32 @@
         </w:rPr>
         <w:t>(</w:t>
       </w:r>
+    </w:p>
+    <w:p>
+      <w:pPr>
+        <w:rPr>
+          <w:rFonts w:ascii="Times New Roman" w:hAnsi="Times New Roman" w:cs="Times New Roman"/>
+          <w:sz w:val="40"/>
+          <w:szCs w:val="40"/>
+        </w:rPr>
+      </w:pPr>
+      <w:r>
+        <w:rPr>
+          <w:rFonts w:ascii="Times New Roman" w:hAnsi="Times New Roman" w:cs="Times New Roman"/>
+          <w:sz w:val="40"/>
+          <w:szCs w:val="40"/>
+        </w:rPr>
+        <w:t>Signification : Cœur qui bat pour l'autre.</w:t>
+      </w:r>
+    </w:p>
+    <w:p>
+      <w:pPr>
+        <w:rPr>
+          <w:rFonts w:ascii="Times New Roman" w:hAnsi="Times New Roman" w:cs="Times New Roman"/>
+          <w:sz w:val="40"/>
+          <w:szCs w:val="40"/>
+        </w:rPr>
+      </w:pPr>
     </w:p>
     <w:p>
       <w:pPr>
@@ -8128,32 +8154,6 @@
           <w:szCs w:val="40"/>
         </w:rPr>
       </w:pPr>
-    </w:p>
-    <w:p>
-      <w:pPr>
-        <w:rPr>
-          <w:rFonts w:ascii="Times New Roman" w:hAnsi="Times New Roman" w:cs="Times New Roman"/>
-          <w:sz w:val="40"/>
-          <w:szCs w:val="40"/>
-        </w:rPr>
-      </w:pPr>
-      <w:r>
-        <w:rPr>
-          <w:rFonts w:ascii="Times New Roman" w:hAnsi="Times New Roman" w:cs="Times New Roman"/>
-          <w:sz w:val="40"/>
-          <w:szCs w:val="40"/>
-        </w:rPr>
-        <w:t>Signification : Cœur qui bat pour l'autre.</w:t>
-      </w:r>
-    </w:p>
-    <w:p>
-      <w:pPr>
-        <w:rPr>
-          <w:rFonts w:ascii="Times New Roman" w:hAnsi="Times New Roman" w:cs="Times New Roman"/>
-          <w:sz w:val="40"/>
-          <w:szCs w:val="40"/>
-        </w:rPr>
-      </w:pPr>
       <w:r>
         <w:rPr>
           <w:rFonts w:ascii="Times New Roman" w:hAnsi="Times New Roman" w:cs="Times New Roman"/>
@@ -8264,6 +8264,32 @@
           <w:sz w:val="40"/>
           <w:szCs w:val="40"/>
         </w:rPr>
+        <w:t>Signification simple :Attirer par le charme.</w:t>
+      </w:r>
+    </w:p>
+    <w:p>
+      <w:pPr>
+        <w:rPr>
+          <w:rFonts w:ascii="Times New Roman" w:hAnsi="Times New Roman" w:cs="Times New Roman"/>
+          <w:sz w:val="40"/>
+          <w:szCs w:val="40"/>
+        </w:rPr>
+      </w:pPr>
+    </w:p>
+    <w:p>
+      <w:pPr>
+        <w:rPr>
+          <w:rFonts w:ascii="Times New Roman" w:hAnsi="Times New Roman" w:cs="Times New Roman"/>
+          <w:sz w:val="40"/>
+          <w:szCs w:val="40"/>
+        </w:rPr>
+      </w:pPr>
+      <w:r>
+        <w:rPr>
+          <w:rFonts w:ascii="Times New Roman" w:hAnsi="Times New Roman" w:cs="Times New Roman"/>
+          <w:sz w:val="40"/>
+          <w:szCs w:val="40"/>
+        </w:rPr>
         <w:t>Imagine la séduction comme un pêcheur qui agite doucement son appât scintillant pour attirer le poisson sans l'effrayer. C'est charmer avec finesse, pas forcer !</w:t>
       </w:r>
     </w:p>
@@ -8327,32 +8353,6 @@
           <w:szCs w:val="40"/>
         </w:rPr>
       </w:pPr>
-    </w:p>
-    <w:p>
-      <w:pPr>
-        <w:rPr>
-          <w:rFonts w:ascii="Times New Roman" w:hAnsi="Times New Roman" w:cs="Times New Roman"/>
-          <w:sz w:val="40"/>
-          <w:szCs w:val="40"/>
-        </w:rPr>
-      </w:pPr>
-      <w:r>
-        <w:rPr>
-          <w:rFonts w:ascii="Times New Roman" w:hAnsi="Times New Roman" w:cs="Times New Roman"/>
-          <w:sz w:val="40"/>
-          <w:szCs w:val="40"/>
-        </w:rPr>
-        <w:t>Signification simple :Attirer par le charme.</w:t>
-      </w:r>
-    </w:p>
-    <w:p>
-      <w:pPr>
-        <w:rPr>
-          <w:rFonts w:ascii="Times New Roman" w:hAnsi="Times New Roman" w:cs="Times New Roman"/>
-          <w:sz w:val="40"/>
-          <w:szCs w:val="40"/>
-        </w:rPr>
-      </w:pPr>
       <w:r>
         <w:rPr>
           <w:rFonts w:ascii="Times New Roman" w:hAnsi="Times New Roman" w:cs="Times New Roman"/>
@@ -8463,6 +8463,32 @@
           <w:sz w:val="40"/>
           <w:szCs w:val="40"/>
         </w:rPr>
+        <w:t>Signification simple : Pouvoir d'attirer par douceur.</w:t>
+      </w:r>
+    </w:p>
+    <w:p>
+      <w:pPr>
+        <w:rPr>
+          <w:rFonts w:ascii="Times New Roman" w:hAnsi="Times New Roman" w:cs="Times New Roman"/>
+          <w:sz w:val="40"/>
+          <w:szCs w:val="40"/>
+        </w:rPr>
+      </w:pPr>
+    </w:p>
+    <w:p>
+      <w:pPr>
+        <w:rPr>
+          <w:rFonts w:ascii="Times New Roman" w:hAnsi="Times New Roman" w:cs="Times New Roman"/>
+          <w:sz w:val="40"/>
+          <w:szCs w:val="40"/>
+        </w:rPr>
+      </w:pPr>
+      <w:r>
+        <w:rPr>
+          <w:rFonts w:ascii="Times New Roman" w:hAnsi="Times New Roman" w:cs="Times New Roman"/>
+          <w:sz w:val="40"/>
+          <w:szCs w:val="40"/>
+        </w:rPr>
         <w:t xml:space="preserve">Le charme est comme un rayon de miel sur une abeille : il attire sans forcer, par douceur irrésistible. </w:t>
       </w:r>
     </w:p>
@@ -8526,32 +8552,6 @@
           <w:szCs w:val="40"/>
         </w:rPr>
       </w:pPr>
-    </w:p>
-    <w:p>
-      <w:pPr>
-        <w:rPr>
-          <w:rFonts w:ascii="Times New Roman" w:hAnsi="Times New Roman" w:cs="Times New Roman"/>
-          <w:sz w:val="40"/>
-          <w:szCs w:val="40"/>
-        </w:rPr>
-      </w:pPr>
-      <w:r>
-        <w:rPr>
-          <w:rFonts w:ascii="Times New Roman" w:hAnsi="Times New Roman" w:cs="Times New Roman"/>
-          <w:sz w:val="40"/>
-          <w:szCs w:val="40"/>
-        </w:rPr>
-        <w:t>Signification simple : Pouvoir d'attirer par douceur.</w:t>
-      </w:r>
-    </w:p>
-    <w:p>
-      <w:pPr>
-        <w:rPr>
-          <w:rFonts w:ascii="Times New Roman" w:hAnsi="Times New Roman" w:cs="Times New Roman"/>
-          <w:sz w:val="40"/>
-          <w:szCs w:val="40"/>
-        </w:rPr>
-      </w:pPr>
       <w:r>
         <w:rPr>
           <w:rFonts w:ascii="Times New Roman" w:hAnsi="Times New Roman" w:cs="Times New Roman"/>
@@ -8662,6 +8662,32 @@
           <w:sz w:val="40"/>
           <w:szCs w:val="40"/>
         </w:rPr>
+        <w:t>Signification simple : Charme qui attire le cœur.</w:t>
+      </w:r>
+    </w:p>
+    <w:p>
+      <w:pPr>
+        <w:rPr>
+          <w:rFonts w:ascii="Times New Roman" w:hAnsi="Times New Roman" w:cs="Times New Roman"/>
+          <w:sz w:val="40"/>
+          <w:szCs w:val="40"/>
+        </w:rPr>
+      </w:pPr>
+    </w:p>
+    <w:p>
+      <w:pPr>
+        <w:rPr>
+          <w:rFonts w:ascii="Times New Roman" w:hAnsi="Times New Roman" w:cs="Times New Roman"/>
+          <w:sz w:val="40"/>
+          <w:szCs w:val="40"/>
+        </w:rPr>
+      </w:pPr>
+      <w:r>
+        <w:rPr>
+          <w:rFonts w:ascii="Times New Roman" w:hAnsi="Times New Roman" w:cs="Times New Roman"/>
+          <w:sz w:val="40"/>
+          <w:szCs w:val="40"/>
+        </w:rPr>
         <w:t xml:space="preserve">L'attrait, c'est comme un aimant qui tire le cœur vers une personne, sans effort, par pure fascination. </w:t>
       </w:r>
     </w:p>
@@ -8725,32 +8751,6 @@
           <w:szCs w:val="40"/>
         </w:rPr>
       </w:pPr>
-    </w:p>
-    <w:p>
-      <w:pPr>
-        <w:rPr>
-          <w:rFonts w:ascii="Times New Roman" w:hAnsi="Times New Roman" w:cs="Times New Roman"/>
-          <w:sz w:val="40"/>
-          <w:szCs w:val="40"/>
-        </w:rPr>
-      </w:pPr>
-      <w:r>
-        <w:rPr>
-          <w:rFonts w:ascii="Times New Roman" w:hAnsi="Times New Roman" w:cs="Times New Roman"/>
-          <w:sz w:val="40"/>
-          <w:szCs w:val="40"/>
-        </w:rPr>
-        <w:t>Signification simple : Charme qui attire le cœur.</w:t>
-      </w:r>
-    </w:p>
-    <w:p>
-      <w:pPr>
-        <w:rPr>
-          <w:rFonts w:ascii="Times New Roman" w:hAnsi="Times New Roman" w:cs="Times New Roman"/>
-          <w:sz w:val="40"/>
-          <w:szCs w:val="40"/>
-        </w:rPr>
-      </w:pPr>
       <w:r>
         <w:rPr>
           <w:rFonts w:ascii="Times New Roman" w:hAnsi="Times New Roman" w:cs="Times New Roman"/>
@@ -8861,6 +8861,32 @@
           <w:sz w:val="40"/>
           <w:szCs w:val="40"/>
         </w:rPr>
+        <w:t>Signification simple : Aimant personnel qui attire les autres.</w:t>
+      </w:r>
+    </w:p>
+    <w:p>
+      <w:pPr>
+        <w:rPr>
+          <w:rFonts w:ascii="Times New Roman" w:hAnsi="Times New Roman" w:cs="Times New Roman"/>
+          <w:sz w:val="40"/>
+          <w:szCs w:val="40"/>
+        </w:rPr>
+      </w:pPr>
+    </w:p>
+    <w:p>
+      <w:pPr>
+        <w:rPr>
+          <w:rFonts w:ascii="Times New Roman" w:hAnsi="Times New Roman" w:cs="Times New Roman"/>
+          <w:sz w:val="40"/>
+          <w:szCs w:val="40"/>
+        </w:rPr>
+      </w:pPr>
+      <w:r>
+        <w:rPr>
+          <w:rFonts w:ascii="Times New Roman" w:hAnsi="Times New Roman" w:cs="Times New Roman"/>
+          <w:sz w:val="40"/>
+          <w:szCs w:val="40"/>
+        </w:rPr>
         <w:t>Le charisme est comme un aimant : il attire sans effort, par un sourire chaleureux et une voix assurée qui fait vibrer les cœurs.</w:t>
       </w:r>
     </w:p>
@@ -8924,39 +8950,12 @@
           <w:szCs w:val="40"/>
         </w:rPr>
       </w:pPr>
-    </w:p>
-    <w:p>
-      <w:pPr>
-        <w:rPr>
-          <w:rFonts w:ascii="Times New Roman" w:hAnsi="Times New Roman" w:cs="Times New Roman"/>
-          <w:sz w:val="40"/>
-          <w:szCs w:val="40"/>
-        </w:rPr>
-      </w:pPr>
-      <w:r>
-        <w:rPr>
-          <w:rFonts w:ascii="Times New Roman" w:hAnsi="Times New Roman" w:cs="Times New Roman"/>
-          <w:sz w:val="40"/>
-          <w:szCs w:val="40"/>
-        </w:rPr>
-        <w:t>Signification simple : Aimant personnel qui attire les autres.</w:t>
-      </w:r>
-    </w:p>
-    <w:p>
-      <w:pPr>
-        <w:rPr>
-          <w:rFonts w:ascii="Times New Roman" w:hAnsi="Times New Roman" w:cs="Times New Roman"/>
-          <w:sz w:val="40"/>
-          <w:szCs w:val="40"/>
-        </w:rPr>
-      </w:pPr>
-      <w:r>
-        <w:rPr>
-          <w:rFonts w:ascii="Times New Roman" w:hAnsi="Times New Roman" w:cs="Times New Roman"/>
-          <w:sz w:val="40"/>
-          <w:szCs w:val="40"/>
-        </w:rPr>
-        <w:lastRenderedPageBreak/>
+      <w:r>
+        <w:rPr>
+          <w:rFonts w:ascii="Times New Roman" w:hAnsi="Times New Roman" w:cs="Times New Roman"/>
+          <w:sz w:val="40"/>
+          <w:szCs w:val="40"/>
+        </w:rPr>
         <w:t>)</w:t>
       </w:r>
     </w:p>
@@ -9061,6 +9060,32 @@
           <w:sz w:val="40"/>
           <w:szCs w:val="40"/>
         </w:rPr>
+        <w:t>Signification simple : Chaleur amicale sincère.</w:t>
+      </w:r>
+    </w:p>
+    <w:p>
+      <w:pPr>
+        <w:rPr>
+          <w:rFonts w:ascii="Times New Roman" w:hAnsi="Times New Roman" w:cs="Times New Roman"/>
+          <w:sz w:val="40"/>
+          <w:szCs w:val="40"/>
+        </w:rPr>
+      </w:pPr>
+    </w:p>
+    <w:p>
+      <w:pPr>
+        <w:rPr>
+          <w:rFonts w:ascii="Times New Roman" w:hAnsi="Times New Roman" w:cs="Times New Roman"/>
+          <w:sz w:val="40"/>
+          <w:szCs w:val="40"/>
+        </w:rPr>
+      </w:pPr>
+      <w:r>
+        <w:rPr>
+          <w:rFonts w:ascii="Times New Roman" w:hAnsi="Times New Roman" w:cs="Times New Roman"/>
+          <w:sz w:val="40"/>
+          <w:szCs w:val="40"/>
+        </w:rPr>
         <w:t>Imagine la cordialité comme un soleil intérieur : il réchauffe le cœur des autres par un sourire sincère et des mots doux, sans brûler comme la colère.</w:t>
       </w:r>
     </w:p>
@@ -9124,32 +9149,6 @@
           <w:szCs w:val="40"/>
         </w:rPr>
       </w:pPr>
-    </w:p>
-    <w:p>
-      <w:pPr>
-        <w:rPr>
-          <w:rFonts w:ascii="Times New Roman" w:hAnsi="Times New Roman" w:cs="Times New Roman"/>
-          <w:sz w:val="40"/>
-          <w:szCs w:val="40"/>
-        </w:rPr>
-      </w:pPr>
-      <w:r>
-        <w:rPr>
-          <w:rFonts w:ascii="Times New Roman" w:hAnsi="Times New Roman" w:cs="Times New Roman"/>
-          <w:sz w:val="40"/>
-          <w:szCs w:val="40"/>
-        </w:rPr>
-        <w:t>Signification simple : Chaleur amicale sincère.</w:t>
-      </w:r>
-    </w:p>
-    <w:p>
-      <w:pPr>
-        <w:rPr>
-          <w:rFonts w:ascii="Times New Roman" w:hAnsi="Times New Roman" w:cs="Times New Roman"/>
-          <w:sz w:val="40"/>
-          <w:szCs w:val="40"/>
-        </w:rPr>
-      </w:pPr>
       <w:r>
         <w:rPr>
           <w:rFonts w:ascii="Times New Roman" w:hAnsi="Times New Roman" w:cs="Times New Roman"/>
@@ -9243,7 +9242,6 @@
           <w:sz w:val="40"/>
           <w:szCs w:val="40"/>
         </w:rPr>
-        <w:lastRenderedPageBreak/>
         <w:t>(</w:t>
       </w:r>
     </w:p>
@@ -9261,6 +9259,32 @@
           <w:sz w:val="40"/>
           <w:szCs w:val="40"/>
         </w:rPr>
+        <w:t>Signification : Lien cœur à cœur fidèle.</w:t>
+      </w:r>
+    </w:p>
+    <w:p>
+      <w:pPr>
+        <w:rPr>
+          <w:rFonts w:ascii="Times New Roman" w:hAnsi="Times New Roman" w:cs="Times New Roman"/>
+          <w:sz w:val="40"/>
+          <w:szCs w:val="40"/>
+        </w:rPr>
+      </w:pPr>
+    </w:p>
+    <w:p>
+      <w:pPr>
+        <w:rPr>
+          <w:rFonts w:ascii="Times New Roman" w:hAnsi="Times New Roman" w:cs="Times New Roman"/>
+          <w:sz w:val="40"/>
+          <w:szCs w:val="40"/>
+        </w:rPr>
+      </w:pPr>
+      <w:r>
+        <w:rPr>
+          <w:rFonts w:ascii="Times New Roman" w:hAnsi="Times New Roman" w:cs="Times New Roman"/>
+          <w:sz w:val="40"/>
+          <w:szCs w:val="40"/>
+        </w:rPr>
         <w:t>Racines solides (confiance], tronc droit (loyauté], branches qui s'étendent (soutien mutuel]. Arrose-la tous les jours pour qu'elle grandisse !</w:t>
       </w:r>
     </w:p>
@@ -9324,32 +9348,6 @@
           <w:szCs w:val="40"/>
         </w:rPr>
       </w:pPr>
-    </w:p>
-    <w:p>
-      <w:pPr>
-        <w:rPr>
-          <w:rFonts w:ascii="Times New Roman" w:hAnsi="Times New Roman" w:cs="Times New Roman"/>
-          <w:sz w:val="40"/>
-          <w:szCs w:val="40"/>
-        </w:rPr>
-      </w:pPr>
-      <w:r>
-        <w:rPr>
-          <w:rFonts w:ascii="Times New Roman" w:hAnsi="Times New Roman" w:cs="Times New Roman"/>
-          <w:sz w:val="40"/>
-          <w:szCs w:val="40"/>
-        </w:rPr>
-        <w:t>Signification : Lien cœur à cœur fidèle.</w:t>
-      </w:r>
-    </w:p>
-    <w:p>
-      <w:pPr>
-        <w:rPr>
-          <w:rFonts w:ascii="Times New Roman" w:hAnsi="Times New Roman" w:cs="Times New Roman"/>
-          <w:sz w:val="40"/>
-          <w:szCs w:val="40"/>
-        </w:rPr>
-      </w:pPr>
       <w:r>
         <w:rPr>
           <w:rFonts w:ascii="Times New Roman" w:hAnsi="Times New Roman" w:cs="Times New Roman"/>
@@ -9445,6 +9443,32 @@
         </w:rPr>
         <w:t>(</w:t>
       </w:r>
+    </w:p>
+    <w:p>
+      <w:pPr>
+        <w:rPr>
+          <w:rFonts w:ascii="Times New Roman" w:hAnsi="Times New Roman" w:cs="Times New Roman"/>
+          <w:sz w:val="40"/>
+          <w:szCs w:val="40"/>
+        </w:rPr>
+      </w:pPr>
+      <w:r>
+        <w:rPr>
+          <w:rFonts w:ascii="Times New Roman" w:hAnsi="Times New Roman" w:cs="Times New Roman"/>
+          <w:sz w:val="40"/>
+          <w:szCs w:val="40"/>
+        </w:rPr>
+        <w:t>Signification : Paix intérieure des émotions unies.</w:t>
+      </w:r>
+    </w:p>
+    <w:p>
+      <w:pPr>
+        <w:rPr>
+          <w:rFonts w:ascii="Times New Roman" w:hAnsi="Times New Roman" w:cs="Times New Roman"/>
+          <w:sz w:val="40"/>
+          <w:szCs w:val="40"/>
+        </w:rPr>
+      </w:pPr>
     </w:p>
     <w:p>
       <w:pPr>
@@ -9524,32 +9548,6 @@
           <w:szCs w:val="40"/>
         </w:rPr>
       </w:pPr>
-    </w:p>
-    <w:p>
-      <w:pPr>
-        <w:rPr>
-          <w:rFonts w:ascii="Times New Roman" w:hAnsi="Times New Roman" w:cs="Times New Roman"/>
-          <w:sz w:val="40"/>
-          <w:szCs w:val="40"/>
-        </w:rPr>
-      </w:pPr>
-      <w:r>
-        <w:rPr>
-          <w:rFonts w:ascii="Times New Roman" w:hAnsi="Times New Roman" w:cs="Times New Roman"/>
-          <w:sz w:val="40"/>
-          <w:szCs w:val="40"/>
-        </w:rPr>
-        <w:t>Signification : Paix intérieure des émotions unies.</w:t>
-      </w:r>
-    </w:p>
-    <w:p>
-      <w:pPr>
-        <w:rPr>
-          <w:rFonts w:ascii="Times New Roman" w:hAnsi="Times New Roman" w:cs="Times New Roman"/>
-          <w:sz w:val="40"/>
-          <w:szCs w:val="40"/>
-        </w:rPr>
-      </w:pPr>
       <w:r>
         <w:rPr>
           <w:rFonts w:ascii="Times New Roman" w:hAnsi="Times New Roman" w:cs="Times New Roman"/>
@@ -9660,6 +9658,32 @@
           <w:sz w:val="40"/>
           <w:szCs w:val="40"/>
         </w:rPr>
+        <w:t>Signification simple : Accepter les différences sans colère.</w:t>
+      </w:r>
+    </w:p>
+    <w:p>
+      <w:pPr>
+        <w:rPr>
+          <w:rFonts w:ascii="Times New Roman" w:hAnsi="Times New Roman" w:cs="Times New Roman"/>
+          <w:sz w:val="40"/>
+          <w:szCs w:val="40"/>
+        </w:rPr>
+      </w:pPr>
+    </w:p>
+    <w:p>
+      <w:pPr>
+        <w:rPr>
+          <w:rFonts w:ascii="Times New Roman" w:hAnsi="Times New Roman" w:cs="Times New Roman"/>
+          <w:sz w:val="40"/>
+          <w:szCs w:val="40"/>
+        </w:rPr>
+      </w:pPr>
+      <w:r>
+        <w:rPr>
+          <w:rFonts w:ascii="Times New Roman" w:hAnsi="Times New Roman" w:cs="Times New Roman"/>
+          <w:sz w:val="40"/>
+          <w:szCs w:val="40"/>
+        </w:rPr>
         <w:t xml:space="preserve">Imagine un pont flexible qui plie sous le vent sans casser : la tolérance, c'est ton cœur qui s'étire face aux différences sans se briser. </w:t>
       </w:r>
     </w:p>
@@ -9723,32 +9747,6 @@
           <w:szCs w:val="40"/>
         </w:rPr>
       </w:pPr>
-    </w:p>
-    <w:p>
-      <w:pPr>
-        <w:rPr>
-          <w:rFonts w:ascii="Times New Roman" w:hAnsi="Times New Roman" w:cs="Times New Roman"/>
-          <w:sz w:val="40"/>
-          <w:szCs w:val="40"/>
-        </w:rPr>
-      </w:pPr>
-      <w:r>
-        <w:rPr>
-          <w:rFonts w:ascii="Times New Roman" w:hAnsi="Times New Roman" w:cs="Times New Roman"/>
-          <w:sz w:val="40"/>
-          <w:szCs w:val="40"/>
-        </w:rPr>
-        <w:t>Signification simple : Accepter les différences sans colère.</w:t>
-      </w:r>
-    </w:p>
-    <w:p>
-      <w:pPr>
-        <w:rPr>
-          <w:rFonts w:ascii="Times New Roman" w:hAnsi="Times New Roman" w:cs="Times New Roman"/>
-          <w:sz w:val="40"/>
-          <w:szCs w:val="40"/>
-        </w:rPr>
-      </w:pPr>
       <w:r>
         <w:rPr>
           <w:rFonts w:ascii="Times New Roman" w:hAnsi="Times New Roman" w:cs="Times New Roman"/>
@@ -9825,6 +9823,7 @@
           <w:sz w:val="40"/>
           <w:szCs w:val="40"/>
         </w:rPr>
+        <w:lastRenderedPageBreak/>
         <w:t>Intolerance</w:t>
       </w:r>
     </w:p>
@@ -9859,6 +9858,32 @@
           <w:sz w:val="40"/>
           <w:szCs w:val="40"/>
         </w:rPr>
+        <w:t>Signification simple : Rejet dur de la différence.</w:t>
+      </w:r>
+    </w:p>
+    <w:p>
+      <w:pPr>
+        <w:rPr>
+          <w:rFonts w:ascii="Times New Roman" w:hAnsi="Times New Roman" w:cs="Times New Roman"/>
+          <w:sz w:val="40"/>
+          <w:szCs w:val="40"/>
+        </w:rPr>
+      </w:pPr>
+    </w:p>
+    <w:p>
+      <w:pPr>
+        <w:rPr>
+          <w:rFonts w:ascii="Times New Roman" w:hAnsi="Times New Roman" w:cs="Times New Roman"/>
+          <w:sz w:val="40"/>
+          <w:szCs w:val="40"/>
+        </w:rPr>
+      </w:pPr>
+      <w:r>
+        <w:rPr>
+          <w:rFonts w:ascii="Times New Roman" w:hAnsi="Times New Roman" w:cs="Times New Roman"/>
+          <w:sz w:val="40"/>
+          <w:szCs w:val="40"/>
+        </w:rPr>
         <w:t>L'intolérance, c'est comme un mur dressé contre une différence : au lieu d'ouvrir une porte pour écouter l'autre, on la claque violemment.</w:t>
       </w:r>
     </w:p>
@@ -9922,32 +9947,6 @@
           <w:szCs w:val="40"/>
         </w:rPr>
       </w:pPr>
-    </w:p>
-    <w:p>
-      <w:pPr>
-        <w:rPr>
-          <w:rFonts w:ascii="Times New Roman" w:hAnsi="Times New Roman" w:cs="Times New Roman"/>
-          <w:sz w:val="40"/>
-          <w:szCs w:val="40"/>
-        </w:rPr>
-      </w:pPr>
-      <w:r>
-        <w:rPr>
-          <w:rFonts w:ascii="Times New Roman" w:hAnsi="Times New Roman" w:cs="Times New Roman"/>
-          <w:sz w:val="40"/>
-          <w:szCs w:val="40"/>
-        </w:rPr>
-        <w:t>Signification simple : Rejet dur de la différence.</w:t>
-      </w:r>
-    </w:p>
-    <w:p>
-      <w:pPr>
-        <w:rPr>
-          <w:rFonts w:ascii="Times New Roman" w:hAnsi="Times New Roman" w:cs="Times New Roman"/>
-          <w:sz w:val="40"/>
-          <w:szCs w:val="40"/>
-        </w:rPr>
-      </w:pPr>
       <w:r>
         <w:rPr>
           <w:rFonts w:ascii="Times New Roman" w:hAnsi="Times New Roman" w:cs="Times New Roman"/>
@@ -10043,6 +10042,32 @@
         </w:rPr>
         <w:t>(</w:t>
       </w:r>
+    </w:p>
+    <w:p>
+      <w:pPr>
+        <w:rPr>
+          <w:rFonts w:ascii="Times New Roman" w:hAnsi="Times New Roman" w:cs="Times New Roman"/>
+          <w:sz w:val="40"/>
+          <w:szCs w:val="40"/>
+        </w:rPr>
+      </w:pPr>
+      <w:r>
+        <w:rPr>
+          <w:rFonts w:ascii="Times New Roman" w:hAnsi="Times New Roman" w:cs="Times New Roman"/>
+          <w:sz w:val="40"/>
+          <w:szCs w:val="40"/>
+        </w:rPr>
+        <w:t>Signification simple : Partager la douleur d'autrui pour aider.</w:t>
+      </w:r>
+    </w:p>
+    <w:p>
+      <w:pPr>
+        <w:rPr>
+          <w:rFonts w:ascii="Times New Roman" w:hAnsi="Times New Roman" w:cs="Times New Roman"/>
+          <w:sz w:val="40"/>
+          <w:szCs w:val="40"/>
+        </w:rPr>
+      </w:pPr>
     </w:p>
     <w:p>
       <w:pPr>
@@ -10122,32 +10147,6 @@
           <w:szCs w:val="40"/>
         </w:rPr>
       </w:pPr>
-    </w:p>
-    <w:p>
-      <w:pPr>
-        <w:rPr>
-          <w:rFonts w:ascii="Times New Roman" w:hAnsi="Times New Roman" w:cs="Times New Roman"/>
-          <w:sz w:val="40"/>
-          <w:szCs w:val="40"/>
-        </w:rPr>
-      </w:pPr>
-      <w:r>
-        <w:rPr>
-          <w:rFonts w:ascii="Times New Roman" w:hAnsi="Times New Roman" w:cs="Times New Roman"/>
-          <w:sz w:val="40"/>
-          <w:szCs w:val="40"/>
-        </w:rPr>
-        <w:t>Signification simple : Partager la douleur d'autrui pour aider.</w:t>
-      </w:r>
-    </w:p>
-    <w:p>
-      <w:pPr>
-        <w:rPr>
-          <w:rFonts w:ascii="Times New Roman" w:hAnsi="Times New Roman" w:cs="Times New Roman"/>
-          <w:sz w:val="40"/>
-          <w:szCs w:val="40"/>
-        </w:rPr>
-      </w:pPr>
       <w:r>
         <w:rPr>
           <w:rFonts w:ascii="Times New Roman" w:hAnsi="Times New Roman" w:cs="Times New Roman"/>
@@ -10258,6 +10257,32 @@
           <w:sz w:val="40"/>
           <w:szCs w:val="40"/>
         </w:rPr>
+        <w:t>Signification simple : Compassion pour la souffrance d'autrui.</w:t>
+      </w:r>
+    </w:p>
+    <w:p>
+      <w:pPr>
+        <w:rPr>
+          <w:rFonts w:ascii="Times New Roman" w:hAnsi="Times New Roman" w:cs="Times New Roman"/>
+          <w:sz w:val="40"/>
+          <w:szCs w:val="40"/>
+        </w:rPr>
+      </w:pPr>
+    </w:p>
+    <w:p>
+      <w:pPr>
+        <w:rPr>
+          <w:rFonts w:ascii="Times New Roman" w:hAnsi="Times New Roman" w:cs="Times New Roman"/>
+          <w:sz w:val="40"/>
+          <w:szCs w:val="40"/>
+        </w:rPr>
+      </w:pPr>
+      <w:r>
+        <w:rPr>
+          <w:rFonts w:ascii="Times New Roman" w:hAnsi="Times New Roman" w:cs="Times New Roman"/>
+          <w:sz w:val="40"/>
+          <w:szCs w:val="40"/>
+        </w:rPr>
         <w:t>La pitié, c'est comme un parapluie offert à un inconnu sous la pluie : un élan doux du cœur pour soulager la souffrance d'autrui sans le mépriser.</w:t>
       </w:r>
     </w:p>
@@ -10321,32 +10346,6 @@
           <w:szCs w:val="40"/>
         </w:rPr>
       </w:pPr>
-    </w:p>
-    <w:p>
-      <w:pPr>
-        <w:rPr>
-          <w:rFonts w:ascii="Times New Roman" w:hAnsi="Times New Roman" w:cs="Times New Roman"/>
-          <w:sz w:val="40"/>
-          <w:szCs w:val="40"/>
-        </w:rPr>
-      </w:pPr>
-      <w:r>
-        <w:rPr>
-          <w:rFonts w:ascii="Times New Roman" w:hAnsi="Times New Roman" w:cs="Times New Roman"/>
-          <w:sz w:val="40"/>
-          <w:szCs w:val="40"/>
-        </w:rPr>
-        <w:t>Signification simple : Compassion pour la souffrance d'autrui.</w:t>
-      </w:r>
-    </w:p>
-    <w:p>
-      <w:pPr>
-        <w:rPr>
-          <w:rFonts w:ascii="Times New Roman" w:hAnsi="Times New Roman" w:cs="Times New Roman"/>
-          <w:sz w:val="40"/>
-          <w:szCs w:val="40"/>
-        </w:rPr>
-      </w:pPr>
       <w:r>
         <w:rPr>
           <w:rFonts w:ascii="Times New Roman" w:hAnsi="Times New Roman" w:cs="Times New Roman"/>
@@ -10388,6 +10387,7 @@
           <w:sz w:val="40"/>
           <w:szCs w:val="40"/>
         </w:rPr>
+        <w:lastRenderedPageBreak/>
         <w:t xml:space="preserve">l'indulgence    : </w:t>
       </w:r>
     </w:p>
@@ -10457,6 +10457,32 @@
           <w:sz w:val="40"/>
           <w:szCs w:val="40"/>
         </w:rPr>
+        <w:t>Signification simple : Pardon doux et compréhensif.</w:t>
+      </w:r>
+    </w:p>
+    <w:p>
+      <w:pPr>
+        <w:rPr>
+          <w:rFonts w:ascii="Times New Roman" w:hAnsi="Times New Roman" w:cs="Times New Roman"/>
+          <w:sz w:val="40"/>
+          <w:szCs w:val="40"/>
+        </w:rPr>
+      </w:pPr>
+    </w:p>
+    <w:p>
+      <w:pPr>
+        <w:rPr>
+          <w:rFonts w:ascii="Times New Roman" w:hAnsi="Times New Roman" w:cs="Times New Roman"/>
+          <w:sz w:val="40"/>
+          <w:szCs w:val="40"/>
+        </w:rPr>
+      </w:pPr>
+      <w:r>
+        <w:rPr>
+          <w:rFonts w:ascii="Times New Roman" w:hAnsi="Times New Roman" w:cs="Times New Roman"/>
+          <w:sz w:val="40"/>
+          <w:szCs w:val="40"/>
+        </w:rPr>
         <w:t>L'indulgence, c'est comme un parent qui ferme les yeux sur les bêtises de son enfant : une douceur bienveillante qui pardonne les faiblesses sans sévérité.</w:t>
       </w:r>
     </w:p>
@@ -10520,32 +10546,6 @@
           <w:szCs w:val="40"/>
         </w:rPr>
       </w:pPr>
-    </w:p>
-    <w:p>
-      <w:pPr>
-        <w:rPr>
-          <w:rFonts w:ascii="Times New Roman" w:hAnsi="Times New Roman" w:cs="Times New Roman"/>
-          <w:sz w:val="40"/>
-          <w:szCs w:val="40"/>
-        </w:rPr>
-      </w:pPr>
-      <w:r>
-        <w:rPr>
-          <w:rFonts w:ascii="Times New Roman" w:hAnsi="Times New Roman" w:cs="Times New Roman"/>
-          <w:sz w:val="40"/>
-          <w:szCs w:val="40"/>
-        </w:rPr>
-        <w:t>Signification simple : Pardon doux et compréhensif.</w:t>
-      </w:r>
-    </w:p>
-    <w:p>
-      <w:pPr>
-        <w:rPr>
-          <w:rFonts w:ascii="Times New Roman" w:hAnsi="Times New Roman" w:cs="Times New Roman"/>
-          <w:sz w:val="40"/>
-          <w:szCs w:val="40"/>
-        </w:rPr>
-      </w:pPr>
       <w:r>
         <w:rPr>
           <w:rFonts w:ascii="Times New Roman" w:hAnsi="Times New Roman" w:cs="Times New Roman"/>
@@ -10641,6 +10641,32 @@
         </w:rPr>
         <w:t>(</w:t>
       </w:r>
+    </w:p>
+    <w:p>
+      <w:pPr>
+        <w:rPr>
+          <w:rFonts w:ascii="Times New Roman" w:hAnsi="Times New Roman" w:cs="Times New Roman"/>
+          <w:sz w:val="40"/>
+          <w:szCs w:val="40"/>
+        </w:rPr>
+      </w:pPr>
+      <w:r>
+        <w:rPr>
+          <w:rFonts w:ascii="Times New Roman" w:hAnsi="Times New Roman" w:cs="Times New Roman"/>
+          <w:sz w:val="40"/>
+          <w:szCs w:val="40"/>
+        </w:rPr>
+        <w:t>Signification simple : Vouloir le bonheur d'autrui gentiment.</w:t>
+      </w:r>
+    </w:p>
+    <w:p>
+      <w:pPr>
+        <w:rPr>
+          <w:rFonts w:ascii="Times New Roman" w:hAnsi="Times New Roman" w:cs="Times New Roman"/>
+          <w:sz w:val="40"/>
+          <w:szCs w:val="40"/>
+        </w:rPr>
+      </w:pPr>
     </w:p>
     <w:p>
       <w:pPr>
@@ -10720,32 +10746,6 @@
           <w:szCs w:val="40"/>
         </w:rPr>
       </w:pPr>
-    </w:p>
-    <w:p>
-      <w:pPr>
-        <w:rPr>
-          <w:rFonts w:ascii="Times New Roman" w:hAnsi="Times New Roman" w:cs="Times New Roman"/>
-          <w:sz w:val="40"/>
-          <w:szCs w:val="40"/>
-        </w:rPr>
-      </w:pPr>
-      <w:r>
-        <w:rPr>
-          <w:rFonts w:ascii="Times New Roman" w:hAnsi="Times New Roman" w:cs="Times New Roman"/>
-          <w:sz w:val="40"/>
-          <w:szCs w:val="40"/>
-        </w:rPr>
-        <w:t>Signification simple : Vouloir le bonheur d'autrui gentiment.</w:t>
-      </w:r>
-    </w:p>
-    <w:p>
-      <w:pPr>
-        <w:rPr>
-          <w:rFonts w:ascii="Times New Roman" w:hAnsi="Times New Roman" w:cs="Times New Roman"/>
-          <w:sz w:val="40"/>
-          <w:szCs w:val="40"/>
-        </w:rPr>
-      </w:pPr>
       <w:r>
         <w:rPr>
           <w:rFonts w:ascii="Times New Roman" w:hAnsi="Times New Roman" w:cs="Times New Roman"/>
@@ -10841,6 +10841,32 @@
         </w:rPr>
         <w:t>(</w:t>
       </w:r>
+    </w:p>
+    <w:p>
+      <w:pPr>
+        <w:rPr>
+          <w:rFonts w:ascii="Times New Roman" w:hAnsi="Times New Roman" w:cs="Times New Roman"/>
+          <w:sz w:val="40"/>
+          <w:szCs w:val="40"/>
+        </w:rPr>
+      </w:pPr>
+      <w:r>
+        <w:rPr>
+          <w:rFonts w:ascii="Times New Roman" w:hAnsi="Times New Roman" w:cs="Times New Roman"/>
+          <w:sz w:val="40"/>
+          <w:szCs w:val="40"/>
+        </w:rPr>
+        <w:t>Signification: Être doux avec les autres.</w:t>
+      </w:r>
+    </w:p>
+    <w:p>
+      <w:pPr>
+        <w:rPr>
+          <w:rFonts w:ascii="Times New Roman" w:hAnsi="Times New Roman" w:cs="Times New Roman"/>
+          <w:sz w:val="40"/>
+          <w:szCs w:val="40"/>
+        </w:rPr>
+      </w:pPr>
     </w:p>
     <w:p>
       <w:pPr>
@@ -10920,32 +10946,6 @@
           <w:szCs w:val="40"/>
         </w:rPr>
       </w:pPr>
-    </w:p>
-    <w:p>
-      <w:pPr>
-        <w:rPr>
-          <w:rFonts w:ascii="Times New Roman" w:hAnsi="Times New Roman" w:cs="Times New Roman"/>
-          <w:sz w:val="40"/>
-          <w:szCs w:val="40"/>
-        </w:rPr>
-      </w:pPr>
-      <w:r>
-        <w:rPr>
-          <w:rFonts w:ascii="Times New Roman" w:hAnsi="Times New Roman" w:cs="Times New Roman"/>
-          <w:sz w:val="40"/>
-          <w:szCs w:val="40"/>
-        </w:rPr>
-        <w:t>Signification: Être doux avec les autres.</w:t>
-      </w:r>
-    </w:p>
-    <w:p>
-      <w:pPr>
-        <w:rPr>
-          <w:rFonts w:ascii="Times New Roman" w:hAnsi="Times New Roman" w:cs="Times New Roman"/>
-          <w:sz w:val="40"/>
-          <w:szCs w:val="40"/>
-        </w:rPr>
-      </w:pPr>
       <w:r>
         <w:rPr>
           <w:rFonts w:ascii="Times New Roman" w:hAnsi="Times New Roman" w:cs="Times New Roman"/>
@@ -11056,6 +11056,32 @@
           <w:sz w:val="40"/>
           <w:szCs w:val="40"/>
         </w:rPr>
+        <w:t>Signification simple : Dégoût violent envers autrui.</w:t>
+      </w:r>
+    </w:p>
+    <w:p>
+      <w:pPr>
+        <w:rPr>
+          <w:rFonts w:ascii="Times New Roman" w:hAnsi="Times New Roman" w:cs="Times New Roman"/>
+          <w:sz w:val="40"/>
+          <w:szCs w:val="40"/>
+        </w:rPr>
+      </w:pPr>
+    </w:p>
+    <w:p>
+      <w:pPr>
+        <w:rPr>
+          <w:rFonts w:ascii="Times New Roman" w:hAnsi="Times New Roman" w:cs="Times New Roman"/>
+          <w:sz w:val="40"/>
+          <w:szCs w:val="40"/>
+        </w:rPr>
+      </w:pPr>
+      <w:r>
+        <w:rPr>
+          <w:rFonts w:ascii="Times New Roman" w:hAnsi="Times New Roman" w:cs="Times New Roman"/>
+          <w:sz w:val="40"/>
+          <w:szCs w:val="40"/>
+        </w:rPr>
         <w:t>La haine, c'est comme un poison qu'on avale en espérant que l'autre meure : elle ronge d'abord notre propre cœur avant de toucher la cible.</w:t>
       </w:r>
     </w:p>
@@ -11119,32 +11145,6 @@
           <w:szCs w:val="40"/>
         </w:rPr>
       </w:pPr>
-    </w:p>
-    <w:p>
-      <w:pPr>
-        <w:rPr>
-          <w:rFonts w:ascii="Times New Roman" w:hAnsi="Times New Roman" w:cs="Times New Roman"/>
-          <w:sz w:val="40"/>
-          <w:szCs w:val="40"/>
-        </w:rPr>
-      </w:pPr>
-      <w:r>
-        <w:rPr>
-          <w:rFonts w:ascii="Times New Roman" w:hAnsi="Times New Roman" w:cs="Times New Roman"/>
-          <w:sz w:val="40"/>
-          <w:szCs w:val="40"/>
-        </w:rPr>
-        <w:t>Signification simple : Dégoût violent envers autrui.</w:t>
-      </w:r>
-    </w:p>
-    <w:p>
-      <w:pPr>
-        <w:rPr>
-          <w:rFonts w:ascii="Times New Roman" w:hAnsi="Times New Roman" w:cs="Times New Roman"/>
-          <w:sz w:val="40"/>
-          <w:szCs w:val="40"/>
-        </w:rPr>
-      </w:pPr>
       <w:r>
         <w:rPr>
           <w:rFonts w:ascii="Times New Roman" w:hAnsi="Times New Roman" w:cs="Times New Roman"/>
@@ -11221,6 +11221,7 @@
           <w:sz w:val="40"/>
           <w:szCs w:val="40"/>
         </w:rPr>
+        <w:lastRenderedPageBreak/>
         <w:t>bitterness</w:t>
       </w:r>
     </w:p>
@@ -11255,6 +11256,32 @@
           <w:sz w:val="40"/>
           <w:szCs w:val="40"/>
         </w:rPr>
+        <w:t>Signification : Goût amer du regret.</w:t>
+      </w:r>
+    </w:p>
+    <w:p>
+      <w:pPr>
+        <w:rPr>
+          <w:rFonts w:ascii="Times New Roman" w:hAnsi="Times New Roman" w:cs="Times New Roman"/>
+          <w:sz w:val="40"/>
+          <w:szCs w:val="40"/>
+        </w:rPr>
+      </w:pPr>
+    </w:p>
+    <w:p>
+      <w:pPr>
+        <w:rPr>
+          <w:rFonts w:ascii="Times New Roman" w:hAnsi="Times New Roman" w:cs="Times New Roman"/>
+          <w:sz w:val="40"/>
+          <w:szCs w:val="40"/>
+        </w:rPr>
+      </w:pPr>
+      <w:r>
+        <w:rPr>
+          <w:rFonts w:ascii="Times New Roman" w:hAnsi="Times New Roman" w:cs="Times New Roman"/>
+          <w:sz w:val="40"/>
+          <w:szCs w:val="40"/>
+        </w:rPr>
         <w:t>L'amertume, c'est comme avaler un citron vert après un bonbon sucré : la joie s'efface, reste un goût acide et persistant au fond du cœur.</w:t>
       </w:r>
     </w:p>
@@ -11318,32 +11345,6 @@
           <w:szCs w:val="40"/>
         </w:rPr>
       </w:pPr>
-    </w:p>
-    <w:p>
-      <w:pPr>
-        <w:rPr>
-          <w:rFonts w:ascii="Times New Roman" w:hAnsi="Times New Roman" w:cs="Times New Roman"/>
-          <w:sz w:val="40"/>
-          <w:szCs w:val="40"/>
-        </w:rPr>
-      </w:pPr>
-      <w:r>
-        <w:rPr>
-          <w:rFonts w:ascii="Times New Roman" w:hAnsi="Times New Roman" w:cs="Times New Roman"/>
-          <w:sz w:val="40"/>
-          <w:szCs w:val="40"/>
-        </w:rPr>
-        <w:t>Signification : Goût amer du regret.</w:t>
-      </w:r>
-    </w:p>
-    <w:p>
-      <w:pPr>
-        <w:rPr>
-          <w:rFonts w:ascii="Times New Roman" w:hAnsi="Times New Roman" w:cs="Times New Roman"/>
-          <w:sz w:val="40"/>
-          <w:szCs w:val="40"/>
-        </w:rPr>
-      </w:pPr>
       <w:r>
         <w:rPr>
           <w:rFonts w:ascii="Times New Roman" w:hAnsi="Times New Roman" w:cs="Times New Roman"/>
@@ -11439,6 +11440,32 @@
         </w:rPr>
         <w:t>(</w:t>
       </w:r>
+    </w:p>
+    <w:p>
+      <w:pPr>
+        <w:rPr>
+          <w:rFonts w:ascii="Times New Roman" w:hAnsi="Times New Roman" w:cs="Times New Roman"/>
+          <w:sz w:val="40"/>
+          <w:szCs w:val="40"/>
+        </w:rPr>
+      </w:pPr>
+      <w:r>
+        <w:rPr>
+          <w:rFonts w:ascii="Times New Roman" w:hAnsi="Times New Roman" w:cs="Times New Roman"/>
+          <w:sz w:val="40"/>
+          <w:szCs w:val="40"/>
+        </w:rPr>
+        <w:t>Signification simple : Rancune amère qui ronge longtemps.</w:t>
+      </w:r>
+    </w:p>
+    <w:p>
+      <w:pPr>
+        <w:rPr>
+          <w:rFonts w:ascii="Times New Roman" w:hAnsi="Times New Roman" w:cs="Times New Roman"/>
+          <w:sz w:val="40"/>
+          <w:szCs w:val="40"/>
+        </w:rPr>
+      </w:pPr>
     </w:p>
     <w:p>
       <w:pPr>
@@ -11518,32 +11545,6 @@
           <w:szCs w:val="40"/>
         </w:rPr>
       </w:pPr>
-    </w:p>
-    <w:p>
-      <w:pPr>
-        <w:rPr>
-          <w:rFonts w:ascii="Times New Roman" w:hAnsi="Times New Roman" w:cs="Times New Roman"/>
-          <w:sz w:val="40"/>
-          <w:szCs w:val="40"/>
-        </w:rPr>
-      </w:pPr>
-      <w:r>
-        <w:rPr>
-          <w:rFonts w:ascii="Times New Roman" w:hAnsi="Times New Roman" w:cs="Times New Roman"/>
-          <w:sz w:val="40"/>
-          <w:szCs w:val="40"/>
-        </w:rPr>
-        <w:t>Signification simple : Rancune amère qui ronge longtemps.</w:t>
-      </w:r>
-    </w:p>
-    <w:p>
-      <w:pPr>
-        <w:rPr>
-          <w:rFonts w:ascii="Times New Roman" w:hAnsi="Times New Roman" w:cs="Times New Roman"/>
-          <w:sz w:val="40"/>
-          <w:szCs w:val="40"/>
-        </w:rPr>
-      </w:pPr>
       <w:r>
         <w:rPr>
           <w:rFonts w:ascii="Times New Roman" w:hAnsi="Times New Roman" w:cs="Times New Roman"/>
@@ -11654,6 +11655,32 @@
           <w:sz w:val="40"/>
           <w:szCs w:val="40"/>
         </w:rPr>
+        <w:t>Signification simple : Haine qui veut faire du mal.</w:t>
+      </w:r>
+    </w:p>
+    <w:p>
+      <w:pPr>
+        <w:rPr>
+          <w:rFonts w:ascii="Times New Roman" w:hAnsi="Times New Roman" w:cs="Times New Roman"/>
+          <w:sz w:val="40"/>
+          <w:szCs w:val="40"/>
+        </w:rPr>
+      </w:pPr>
+    </w:p>
+    <w:p>
+      <w:pPr>
+        <w:rPr>
+          <w:rFonts w:ascii="Times New Roman" w:hAnsi="Times New Roman" w:cs="Times New Roman"/>
+          <w:sz w:val="40"/>
+          <w:szCs w:val="40"/>
+        </w:rPr>
+      </w:pPr>
+      <w:r>
+        <w:rPr>
+          <w:rFonts w:ascii="Times New Roman" w:hAnsi="Times New Roman" w:cs="Times New Roman"/>
+          <w:sz w:val="40"/>
+          <w:szCs w:val="40"/>
+        </w:rPr>
         <w:t>Imagine la malveillance comme un serpent venimeux tapi dans l'ombre : il attend patiemment pour mordre par pure rancune, sans raison valable.</w:t>
       </w:r>
     </w:p>
@@ -11717,6 +11744,300 @@
           <w:szCs w:val="40"/>
         </w:rPr>
       </w:pPr>
+      <w:r>
+        <w:rPr>
+          <w:rFonts w:ascii="Times New Roman" w:hAnsi="Times New Roman" w:cs="Times New Roman"/>
+          <w:sz w:val="40"/>
+          <w:szCs w:val="40"/>
+        </w:rPr>
+        <w:t>)</w:t>
+      </w:r>
+    </w:p>
+    <w:p>
+      <w:pPr>
+        <w:rPr>
+          <w:rFonts w:ascii="Times New Roman" w:hAnsi="Times New Roman" w:cs="Times New Roman"/>
+          <w:sz w:val="40"/>
+          <w:szCs w:val="40"/>
+        </w:rPr>
+      </w:pPr>
+    </w:p>
+    <w:p>
+      <w:pPr>
+        <w:rPr>
+          <w:rFonts w:ascii="Times New Roman" w:hAnsi="Times New Roman" w:cs="Times New Roman"/>
+          <w:sz w:val="40"/>
+          <w:szCs w:val="40"/>
+        </w:rPr>
+      </w:pPr>
+    </w:p>
+    <w:p>
+      <w:pPr>
+        <w:rPr>
+          <w:rFonts w:ascii="Times New Roman" w:hAnsi="Times New Roman" w:cs="Times New Roman"/>
+          <w:sz w:val="40"/>
+          <w:szCs w:val="40"/>
+        </w:rPr>
+      </w:pPr>
+      <w:r>
+        <w:rPr>
+          <w:rFonts w:ascii="Times New Roman" w:hAnsi="Times New Roman" w:cs="Times New Roman"/>
+          <w:sz w:val="40"/>
+          <w:szCs w:val="40"/>
+        </w:rPr>
+        <w:t xml:space="preserve">le dépit    : </w:t>
+      </w:r>
+    </w:p>
+    <w:p>
+      <w:pPr>
+        <w:rPr>
+          <w:rFonts w:ascii="Times New Roman" w:hAnsi="Times New Roman" w:cs="Times New Roman"/>
+          <w:sz w:val="40"/>
+          <w:szCs w:val="40"/>
+        </w:rPr>
+      </w:pPr>
+    </w:p>
+    <w:p>
+      <w:pPr>
+        <w:rPr>
+          <w:rFonts w:ascii="Times New Roman" w:hAnsi="Times New Roman" w:cs="Times New Roman"/>
+          <w:sz w:val="40"/>
+          <w:szCs w:val="40"/>
+        </w:rPr>
+      </w:pPr>
+    </w:p>
+    <w:p>
+      <w:pPr>
+        <w:rPr>
+          <w:rFonts w:ascii="Times New Roman" w:hAnsi="Times New Roman" w:cs="Times New Roman"/>
+          <w:sz w:val="40"/>
+          <w:szCs w:val="40"/>
+        </w:rPr>
+      </w:pPr>
+      <w:r>
+        <w:rPr>
+          <w:rFonts w:ascii="Times New Roman" w:hAnsi="Times New Roman" w:cs="Times New Roman"/>
+          <w:sz w:val="40"/>
+          <w:szCs w:val="40"/>
+        </w:rPr>
+        <w:t>spite</w:t>
+      </w:r>
+    </w:p>
+    <w:p>
+      <w:pPr>
+        <w:rPr>
+          <w:rFonts w:ascii="Times New Roman" w:hAnsi="Times New Roman" w:cs="Times New Roman"/>
+          <w:sz w:val="40"/>
+          <w:szCs w:val="40"/>
+        </w:rPr>
+      </w:pPr>
+      <w:r>
+        <w:rPr>
+          <w:rFonts w:ascii="Times New Roman" w:hAnsi="Times New Roman" w:cs="Times New Roman"/>
+          <w:sz w:val="40"/>
+          <w:szCs w:val="40"/>
+        </w:rPr>
+        <w:t>(</w:t>
+      </w:r>
+    </w:p>
+    <w:p>
+      <w:pPr>
+        <w:rPr>
+          <w:rFonts w:ascii="Times New Roman" w:hAnsi="Times New Roman" w:cs="Times New Roman"/>
+          <w:sz w:val="40"/>
+          <w:szCs w:val="40"/>
+        </w:rPr>
+      </w:pPr>
+      <w:r>
+        <w:rPr>
+          <w:rFonts w:ascii="Times New Roman" w:hAnsi="Times New Roman" w:cs="Times New Roman"/>
+          <w:sz w:val="40"/>
+          <w:szCs w:val="40"/>
+        </w:rPr>
+        <w:t>Signification simple : Rancune amère d'un cœur blessé.</w:t>
+      </w:r>
+    </w:p>
+    <w:p>
+      <w:pPr>
+        <w:rPr>
+          <w:rFonts w:ascii="Times New Roman" w:hAnsi="Times New Roman" w:cs="Times New Roman"/>
+          <w:sz w:val="40"/>
+          <w:szCs w:val="40"/>
+        </w:rPr>
+      </w:pPr>
+    </w:p>
+    <w:p>
+      <w:pPr>
+        <w:rPr>
+          <w:rFonts w:ascii="Times New Roman" w:hAnsi="Times New Roman" w:cs="Times New Roman"/>
+          <w:sz w:val="40"/>
+          <w:szCs w:val="40"/>
+        </w:rPr>
+      </w:pPr>
+      <w:r>
+        <w:rPr>
+          <w:rFonts w:ascii="Times New Roman" w:hAnsi="Times New Roman" w:cs="Times New Roman"/>
+          <w:sz w:val="40"/>
+          <w:szCs w:val="40"/>
+        </w:rPr>
+        <w:t>Imagine le dépit comme un citron amer que tu presses dans ta plaie : ça pique fort quand un proche te blesse et que tu bouillonnas de rancune sans pouvoir l'avouer !</w:t>
+      </w:r>
+    </w:p>
+    <w:p>
+      <w:pPr>
+        <w:rPr>
+          <w:rFonts w:ascii="Times New Roman" w:hAnsi="Times New Roman" w:cs="Times New Roman"/>
+          <w:sz w:val="40"/>
+          <w:szCs w:val="40"/>
+        </w:rPr>
+      </w:pPr>
+    </w:p>
+    <w:p>
+      <w:pPr>
+        <w:rPr>
+          <w:rFonts w:ascii="Times New Roman" w:hAnsi="Times New Roman" w:cs="Times New Roman"/>
+          <w:sz w:val="40"/>
+          <w:szCs w:val="40"/>
+        </w:rPr>
+      </w:pPr>
+      <w:r>
+        <w:rPr>
+          <w:rFonts w:ascii="Times New Roman" w:hAnsi="Times New Roman" w:cs="Times New Roman"/>
+          <w:sz w:val="40"/>
+          <w:szCs w:val="40"/>
+        </w:rPr>
+        <w:t>Définition : Ressentiment mêlé de vexation, une rancœur contenue face à une humiliation.</w:t>
+      </w:r>
+    </w:p>
+    <w:p>
+      <w:pPr>
+        <w:rPr>
+          <w:rFonts w:ascii="Times New Roman" w:hAnsi="Times New Roman" w:cs="Times New Roman"/>
+          <w:sz w:val="40"/>
+          <w:szCs w:val="40"/>
+        </w:rPr>
+      </w:pPr>
+    </w:p>
+    <w:p>
+      <w:pPr>
+        <w:rPr>
+          <w:rFonts w:ascii="Times New Roman" w:hAnsi="Times New Roman" w:cs="Times New Roman"/>
+          <w:sz w:val="40"/>
+          <w:szCs w:val="40"/>
+        </w:rPr>
+      </w:pPr>
+      <w:r>
+        <w:rPr>
+          <w:rFonts w:ascii="Times New Roman" w:hAnsi="Times New Roman" w:cs="Times New Roman"/>
+          <w:sz w:val="40"/>
+          <w:szCs w:val="40"/>
+        </w:rPr>
+        <w:t>Exemple : Au dépit de sa trahison, elle sourit en public.</w:t>
+      </w:r>
+    </w:p>
+    <w:p>
+      <w:pPr>
+        <w:rPr>
+          <w:rFonts w:ascii="Times New Roman" w:hAnsi="Times New Roman" w:cs="Times New Roman"/>
+          <w:sz w:val="40"/>
+          <w:szCs w:val="40"/>
+        </w:rPr>
+      </w:pPr>
+      <w:r>
+        <w:rPr>
+          <w:rFonts w:ascii="Times New Roman" w:hAnsi="Times New Roman" w:cs="Times New Roman"/>
+          <w:sz w:val="40"/>
+          <w:szCs w:val="40"/>
+        </w:rPr>
+        <w:t>)</w:t>
+      </w:r>
+    </w:p>
+    <w:p>
+      <w:pPr>
+        <w:rPr>
+          <w:rFonts w:ascii="Times New Roman" w:hAnsi="Times New Roman" w:cs="Times New Roman"/>
+          <w:sz w:val="40"/>
+          <w:szCs w:val="40"/>
+        </w:rPr>
+      </w:pPr>
+    </w:p>
+    <w:p>
+      <w:pPr>
+        <w:rPr>
+          <w:rFonts w:ascii="Times New Roman" w:hAnsi="Times New Roman" w:cs="Times New Roman"/>
+          <w:sz w:val="40"/>
+          <w:szCs w:val="40"/>
+        </w:rPr>
+      </w:pPr>
+    </w:p>
+    <w:p>
+      <w:pPr>
+        <w:rPr>
+          <w:rFonts w:ascii="Times New Roman" w:hAnsi="Times New Roman" w:cs="Times New Roman"/>
+          <w:sz w:val="40"/>
+          <w:szCs w:val="40"/>
+        </w:rPr>
+      </w:pPr>
+      <w:r>
+        <w:rPr>
+          <w:rFonts w:ascii="Times New Roman" w:hAnsi="Times New Roman" w:cs="Times New Roman"/>
+          <w:sz w:val="40"/>
+          <w:szCs w:val="40"/>
+        </w:rPr>
+        <w:t xml:space="preserve">la tromperie    : </w:t>
+      </w:r>
+    </w:p>
+    <w:p>
+      <w:pPr>
+        <w:rPr>
+          <w:rFonts w:ascii="Times New Roman" w:hAnsi="Times New Roman" w:cs="Times New Roman"/>
+          <w:sz w:val="40"/>
+          <w:szCs w:val="40"/>
+        </w:rPr>
+      </w:pPr>
+    </w:p>
+    <w:p>
+      <w:pPr>
+        <w:rPr>
+          <w:rFonts w:ascii="Times New Roman" w:hAnsi="Times New Roman" w:cs="Times New Roman"/>
+          <w:sz w:val="40"/>
+          <w:szCs w:val="40"/>
+        </w:rPr>
+      </w:pPr>
+    </w:p>
+    <w:p>
+      <w:pPr>
+        <w:rPr>
+          <w:rFonts w:ascii="Times New Roman" w:hAnsi="Times New Roman" w:cs="Times New Roman"/>
+          <w:sz w:val="40"/>
+          <w:szCs w:val="40"/>
+        </w:rPr>
+      </w:pPr>
+      <w:r>
+        <w:rPr>
+          <w:rFonts w:ascii="Times New Roman" w:hAnsi="Times New Roman" w:cs="Times New Roman"/>
+          <w:sz w:val="40"/>
+          <w:szCs w:val="40"/>
+        </w:rPr>
+        <w:t>deception</w:t>
+      </w:r>
+    </w:p>
+    <w:p>
+      <w:pPr>
+        <w:rPr>
+          <w:rFonts w:ascii="Times New Roman" w:hAnsi="Times New Roman" w:cs="Times New Roman"/>
+          <w:sz w:val="40"/>
+          <w:szCs w:val="40"/>
+        </w:rPr>
+      </w:pPr>
+      <w:r>
+        <w:rPr>
+          <w:rFonts w:ascii="Times New Roman" w:hAnsi="Times New Roman" w:cs="Times New Roman"/>
+          <w:sz w:val="40"/>
+          <w:szCs w:val="40"/>
+        </w:rPr>
+        <w:t>(</w:t>
+      </w:r>
     </w:p>
     <w:p>
       <w:pPr>
@@ -11733,7 +12054,85 @@
           <w:szCs w:val="40"/>
         </w:rPr>
         <w:lastRenderedPageBreak/>
-        <w:t>Signification simple : Haine qui veut faire du mal.</w:t>
+        <w:t>Signification simple : Mensonge qui blesse la confiance.</w:t>
+      </w:r>
+    </w:p>
+    <w:p>
+      <w:pPr>
+        <w:rPr>
+          <w:rFonts w:ascii="Times New Roman" w:hAnsi="Times New Roman" w:cs="Times New Roman"/>
+          <w:sz w:val="40"/>
+          <w:szCs w:val="40"/>
+        </w:rPr>
+      </w:pPr>
+    </w:p>
+    <w:p>
+      <w:pPr>
+        <w:rPr>
+          <w:rFonts w:ascii="Times New Roman" w:hAnsi="Times New Roman" w:cs="Times New Roman"/>
+          <w:sz w:val="40"/>
+          <w:szCs w:val="40"/>
+        </w:rPr>
+      </w:pPr>
+      <w:r>
+        <w:rPr>
+          <w:rFonts w:ascii="Times New Roman" w:hAnsi="Times New Roman" w:cs="Times New Roman"/>
+          <w:sz w:val="40"/>
+          <w:szCs w:val="40"/>
+        </w:rPr>
+        <w:t xml:space="preserve">Imagine un pêcheur qui tend un appât scintillant à un poisson naïf : la tromperie, c'est ce leurre qui cache le hameçon pour piéger le cœur confiant. </w:t>
+      </w:r>
+    </w:p>
+    <w:p>
+      <w:pPr>
+        <w:rPr>
+          <w:rFonts w:ascii="Times New Roman" w:hAnsi="Times New Roman" w:cs="Times New Roman"/>
+          <w:sz w:val="40"/>
+          <w:szCs w:val="40"/>
+        </w:rPr>
+      </w:pPr>
+    </w:p>
+    <w:p>
+      <w:pPr>
+        <w:rPr>
+          <w:rFonts w:ascii="Times New Roman" w:hAnsi="Times New Roman" w:cs="Times New Roman"/>
+          <w:sz w:val="40"/>
+          <w:szCs w:val="40"/>
+        </w:rPr>
+      </w:pPr>
+      <w:r>
+        <w:rPr>
+          <w:rFonts w:ascii="Times New Roman" w:hAnsi="Times New Roman" w:cs="Times New Roman"/>
+          <w:sz w:val="40"/>
+          <w:szCs w:val="40"/>
+        </w:rPr>
+        <w:t>Définition : La tromperie est l'acte intentionnel de mentir ou manipuler pour induire en erreur, blessant la confiance et les sentiments d'autrui.</w:t>
+      </w:r>
+    </w:p>
+    <w:p>
+      <w:pPr>
+        <w:rPr>
+          <w:rFonts w:ascii="Times New Roman" w:hAnsi="Times New Roman" w:cs="Times New Roman"/>
+          <w:sz w:val="40"/>
+          <w:szCs w:val="40"/>
+        </w:rPr>
+      </w:pPr>
+    </w:p>
+    <w:p>
+      <w:pPr>
+        <w:rPr>
+          <w:rFonts w:ascii="Times New Roman" w:hAnsi="Times New Roman" w:cs="Times New Roman"/>
+          <w:sz w:val="40"/>
+          <w:szCs w:val="40"/>
+        </w:rPr>
+      </w:pPr>
+      <w:r>
+        <w:rPr>
+          <w:rFonts w:ascii="Times New Roman" w:hAnsi="Times New Roman" w:cs="Times New Roman"/>
+          <w:sz w:val="40"/>
+          <w:szCs w:val="40"/>
+        </w:rPr>
+        <w:t>Exemple : Il trompa sa femme en cachant son aventure, brisant son amour par des mensonges doux.</w:t>
       </w:r>
     </w:p>
     <w:p>
@@ -11785,42 +12184,42 @@
           <w:sz w:val="40"/>
           <w:szCs w:val="40"/>
         </w:rPr>
-        <w:t xml:space="preserve">le dépit    : </w:t>
-      </w:r>
-    </w:p>
-    <w:p>
-      <w:pPr>
-        <w:rPr>
-          <w:rFonts w:ascii="Times New Roman" w:hAnsi="Times New Roman" w:cs="Times New Roman"/>
-          <w:sz w:val="40"/>
-          <w:szCs w:val="40"/>
-        </w:rPr>
-      </w:pPr>
-    </w:p>
-    <w:p>
-      <w:pPr>
-        <w:rPr>
-          <w:rFonts w:ascii="Times New Roman" w:hAnsi="Times New Roman" w:cs="Times New Roman"/>
-          <w:sz w:val="40"/>
-          <w:szCs w:val="40"/>
-        </w:rPr>
-      </w:pPr>
-    </w:p>
-    <w:p>
-      <w:pPr>
-        <w:rPr>
-          <w:rFonts w:ascii="Times New Roman" w:hAnsi="Times New Roman" w:cs="Times New Roman"/>
-          <w:sz w:val="40"/>
-          <w:szCs w:val="40"/>
-        </w:rPr>
-      </w:pPr>
-      <w:r>
-        <w:rPr>
-          <w:rFonts w:ascii="Times New Roman" w:hAnsi="Times New Roman" w:cs="Times New Roman"/>
-          <w:sz w:val="40"/>
-          <w:szCs w:val="40"/>
-        </w:rPr>
-        <w:t>spite</w:t>
+        <w:t xml:space="preserve">l'envie    : </w:t>
+      </w:r>
+    </w:p>
+    <w:p>
+      <w:pPr>
+        <w:rPr>
+          <w:rFonts w:ascii="Times New Roman" w:hAnsi="Times New Roman" w:cs="Times New Roman"/>
+          <w:sz w:val="40"/>
+          <w:szCs w:val="40"/>
+        </w:rPr>
+      </w:pPr>
+    </w:p>
+    <w:p>
+      <w:pPr>
+        <w:rPr>
+          <w:rFonts w:ascii="Times New Roman" w:hAnsi="Times New Roman" w:cs="Times New Roman"/>
+          <w:sz w:val="40"/>
+          <w:szCs w:val="40"/>
+        </w:rPr>
+      </w:pPr>
+    </w:p>
+    <w:p>
+      <w:pPr>
+        <w:rPr>
+          <w:rFonts w:ascii="Times New Roman" w:hAnsi="Times New Roman" w:cs="Times New Roman"/>
+          <w:sz w:val="40"/>
+          <w:szCs w:val="40"/>
+        </w:rPr>
+      </w:pPr>
+      <w:r>
+        <w:rPr>
+          <w:rFonts w:ascii="Times New Roman" w:hAnsi="Times New Roman" w:cs="Times New Roman"/>
+          <w:sz w:val="40"/>
+          <w:szCs w:val="40"/>
+        </w:rPr>
+        <w:t>envy</w:t>
       </w:r>
     </w:p>
     <w:p>
@@ -11854,85 +12253,85 @@
           <w:sz w:val="40"/>
           <w:szCs w:val="40"/>
         </w:rPr>
-        <w:t>Imagine le dépit comme un citron amer que tu presses dans ta plaie : ça pique fort quand un proche te blesse et que tu bouillonnas de rancune sans pouvoir l'avouer !</w:t>
-      </w:r>
-    </w:p>
-    <w:p>
-      <w:pPr>
-        <w:rPr>
-          <w:rFonts w:ascii="Times New Roman" w:hAnsi="Times New Roman" w:cs="Times New Roman"/>
-          <w:sz w:val="40"/>
-          <w:szCs w:val="40"/>
-        </w:rPr>
-      </w:pPr>
-    </w:p>
-    <w:p>
-      <w:pPr>
-        <w:rPr>
-          <w:rFonts w:ascii="Times New Roman" w:hAnsi="Times New Roman" w:cs="Times New Roman"/>
-          <w:sz w:val="40"/>
-          <w:szCs w:val="40"/>
-        </w:rPr>
-      </w:pPr>
-      <w:r>
-        <w:rPr>
-          <w:rFonts w:ascii="Times New Roman" w:hAnsi="Times New Roman" w:cs="Times New Roman"/>
-          <w:sz w:val="40"/>
-          <w:szCs w:val="40"/>
-        </w:rPr>
-        <w:t>Définition : Ressentiment mêlé de vexation, une rancœur contenue face à une humiliation.</w:t>
-      </w:r>
-    </w:p>
-    <w:p>
-      <w:pPr>
-        <w:rPr>
-          <w:rFonts w:ascii="Times New Roman" w:hAnsi="Times New Roman" w:cs="Times New Roman"/>
-          <w:sz w:val="40"/>
-          <w:szCs w:val="40"/>
-        </w:rPr>
-      </w:pPr>
-    </w:p>
-    <w:p>
-      <w:pPr>
-        <w:rPr>
-          <w:rFonts w:ascii="Times New Roman" w:hAnsi="Times New Roman" w:cs="Times New Roman"/>
-          <w:sz w:val="40"/>
-          <w:szCs w:val="40"/>
-        </w:rPr>
-      </w:pPr>
-      <w:r>
-        <w:rPr>
-          <w:rFonts w:ascii="Times New Roman" w:hAnsi="Times New Roman" w:cs="Times New Roman"/>
-          <w:sz w:val="40"/>
-          <w:szCs w:val="40"/>
-        </w:rPr>
-        <w:t>Exemple : Au dépit de sa trahison, elle sourit en public.</w:t>
-      </w:r>
-    </w:p>
-    <w:p>
-      <w:pPr>
-        <w:rPr>
-          <w:rFonts w:ascii="Times New Roman" w:hAnsi="Times New Roman" w:cs="Times New Roman"/>
-          <w:sz w:val="40"/>
-          <w:szCs w:val="40"/>
-        </w:rPr>
-      </w:pPr>
-    </w:p>
-    <w:p>
-      <w:pPr>
-        <w:rPr>
-          <w:rFonts w:ascii="Times New Roman" w:hAnsi="Times New Roman" w:cs="Times New Roman"/>
-          <w:sz w:val="40"/>
-          <w:szCs w:val="40"/>
-        </w:rPr>
-      </w:pPr>
-      <w:r>
-        <w:rPr>
-          <w:rFonts w:ascii="Times New Roman" w:hAnsi="Times New Roman" w:cs="Times New Roman"/>
-          <w:sz w:val="40"/>
-          <w:szCs w:val="40"/>
-        </w:rPr>
-        <w:t>Signification simple : Rancune amère d'un cœur blessé.</w:t>
+        <w:t>Signification simple : Vouloir ce que l'autre possède.</w:t>
+      </w:r>
+    </w:p>
+    <w:p>
+      <w:pPr>
+        <w:rPr>
+          <w:rFonts w:ascii="Times New Roman" w:hAnsi="Times New Roman" w:cs="Times New Roman"/>
+          <w:sz w:val="40"/>
+          <w:szCs w:val="40"/>
+        </w:rPr>
+      </w:pPr>
+    </w:p>
+    <w:p>
+      <w:pPr>
+        <w:rPr>
+          <w:rFonts w:ascii="Times New Roman" w:hAnsi="Times New Roman" w:cs="Times New Roman"/>
+          <w:sz w:val="40"/>
+          <w:szCs w:val="40"/>
+        </w:rPr>
+      </w:pPr>
+      <w:r>
+        <w:rPr>
+          <w:rFonts w:ascii="Times New Roman" w:hAnsi="Times New Roman" w:cs="Times New Roman"/>
+          <w:sz w:val="40"/>
+          <w:szCs w:val="40"/>
+        </w:rPr>
+        <w:t>L'envie est un loup affamé qui gronde en voyant le festin du voisin, te rongeant sans te nourrir.</w:t>
+      </w:r>
+    </w:p>
+    <w:p>
+      <w:pPr>
+        <w:rPr>
+          <w:rFonts w:ascii="Times New Roman" w:hAnsi="Times New Roman" w:cs="Times New Roman"/>
+          <w:sz w:val="40"/>
+          <w:szCs w:val="40"/>
+        </w:rPr>
+      </w:pPr>
+    </w:p>
+    <w:p>
+      <w:pPr>
+        <w:rPr>
+          <w:rFonts w:ascii="Times New Roman" w:hAnsi="Times New Roman" w:cs="Times New Roman"/>
+          <w:sz w:val="40"/>
+          <w:szCs w:val="40"/>
+        </w:rPr>
+      </w:pPr>
+      <w:r>
+        <w:rPr>
+          <w:rFonts w:ascii="Times New Roman" w:hAnsi="Times New Roman" w:cs="Times New Roman"/>
+          <w:sz w:val="40"/>
+          <w:szCs w:val="40"/>
+        </w:rPr>
+        <w:t>Définition : Désir douloureux de posséder ce que l'autre a.</w:t>
+      </w:r>
+    </w:p>
+    <w:p>
+      <w:pPr>
+        <w:rPr>
+          <w:rFonts w:ascii="Times New Roman" w:hAnsi="Times New Roman" w:cs="Times New Roman"/>
+          <w:sz w:val="40"/>
+          <w:szCs w:val="40"/>
+        </w:rPr>
+      </w:pPr>
+    </w:p>
+    <w:p>
+      <w:pPr>
+        <w:rPr>
+          <w:rFonts w:ascii="Times New Roman" w:hAnsi="Times New Roman" w:cs="Times New Roman"/>
+          <w:sz w:val="40"/>
+          <w:szCs w:val="40"/>
+        </w:rPr>
+      </w:pPr>
+      <w:r>
+        <w:rPr>
+          <w:rFonts w:ascii="Times New Roman" w:hAnsi="Times New Roman" w:cs="Times New Roman"/>
+          <w:sz w:val="40"/>
+          <w:szCs w:val="40"/>
+        </w:rPr>
+        <w:t>Exemple : Il envie la voiture neuve de son ami.</w:t>
       </w:r>
     </w:p>
     <w:p>
@@ -11984,43 +12383,42 @@
           <w:sz w:val="40"/>
           <w:szCs w:val="40"/>
         </w:rPr>
-        <w:t xml:space="preserve">la tromperie    : </w:t>
-      </w:r>
-    </w:p>
-    <w:p>
-      <w:pPr>
-        <w:rPr>
-          <w:rFonts w:ascii="Times New Roman" w:hAnsi="Times New Roman" w:cs="Times New Roman"/>
-          <w:sz w:val="40"/>
-          <w:szCs w:val="40"/>
-        </w:rPr>
-      </w:pPr>
-    </w:p>
-    <w:p>
-      <w:pPr>
-        <w:rPr>
-          <w:rFonts w:ascii="Times New Roman" w:hAnsi="Times New Roman" w:cs="Times New Roman"/>
-          <w:sz w:val="40"/>
-          <w:szCs w:val="40"/>
-        </w:rPr>
-      </w:pPr>
-    </w:p>
-    <w:p>
-      <w:pPr>
-        <w:rPr>
-          <w:rFonts w:ascii="Times New Roman" w:hAnsi="Times New Roman" w:cs="Times New Roman"/>
-          <w:sz w:val="40"/>
-          <w:szCs w:val="40"/>
-        </w:rPr>
-      </w:pPr>
-      <w:r>
-        <w:rPr>
-          <w:rFonts w:ascii="Times New Roman" w:hAnsi="Times New Roman" w:cs="Times New Roman"/>
-          <w:sz w:val="40"/>
-          <w:szCs w:val="40"/>
-        </w:rPr>
-        <w:lastRenderedPageBreak/>
-        <w:t>deception</w:t>
+        <w:t xml:space="preserve">la jalousie    : </w:t>
+      </w:r>
+    </w:p>
+    <w:p>
+      <w:pPr>
+        <w:rPr>
+          <w:rFonts w:ascii="Times New Roman" w:hAnsi="Times New Roman" w:cs="Times New Roman"/>
+          <w:sz w:val="40"/>
+          <w:szCs w:val="40"/>
+        </w:rPr>
+      </w:pPr>
+    </w:p>
+    <w:p>
+      <w:pPr>
+        <w:rPr>
+          <w:rFonts w:ascii="Times New Roman" w:hAnsi="Times New Roman" w:cs="Times New Roman"/>
+          <w:sz w:val="40"/>
+          <w:szCs w:val="40"/>
+        </w:rPr>
+      </w:pPr>
+    </w:p>
+    <w:p>
+      <w:pPr>
+        <w:rPr>
+          <w:rFonts w:ascii="Times New Roman" w:hAnsi="Times New Roman" w:cs="Times New Roman"/>
+          <w:sz w:val="40"/>
+          <w:szCs w:val="40"/>
+        </w:rPr>
+      </w:pPr>
+      <w:r>
+        <w:rPr>
+          <w:rFonts w:ascii="Times New Roman" w:hAnsi="Times New Roman" w:cs="Times New Roman"/>
+          <w:sz w:val="40"/>
+          <w:szCs w:val="40"/>
+        </w:rPr>
+        <w:t>jealousy</w:t>
       </w:r>
     </w:p>
     <w:p>
@@ -12054,389 +12452,17 @@
           <w:sz w:val="40"/>
           <w:szCs w:val="40"/>
         </w:rPr>
-        <w:t xml:space="preserve">Imagine un pêcheur qui tend un appât scintillant à un poisson naïf : la tromperie, c'est ce leurre qui cache le hameçon pour piéger le cœur confiant. </w:t>
-      </w:r>
-    </w:p>
-    <w:p>
-      <w:pPr>
-        <w:rPr>
-          <w:rFonts w:ascii="Times New Roman" w:hAnsi="Times New Roman" w:cs="Times New Roman"/>
-          <w:sz w:val="40"/>
-          <w:szCs w:val="40"/>
-        </w:rPr>
-      </w:pPr>
-    </w:p>
-    <w:p>
-      <w:pPr>
-        <w:rPr>
-          <w:rFonts w:ascii="Times New Roman" w:hAnsi="Times New Roman" w:cs="Times New Roman"/>
-          <w:sz w:val="40"/>
-          <w:szCs w:val="40"/>
-        </w:rPr>
-      </w:pPr>
-      <w:r>
-        <w:rPr>
-          <w:rFonts w:ascii="Times New Roman" w:hAnsi="Times New Roman" w:cs="Times New Roman"/>
-          <w:sz w:val="40"/>
-          <w:szCs w:val="40"/>
-        </w:rPr>
-        <w:t>Définition : La tromperie est l'acte intentionnel de mentir ou manipuler pour induire en erreur, blessant la confiance et les sentiments d'autrui.</w:t>
-      </w:r>
-    </w:p>
-    <w:p>
-      <w:pPr>
-        <w:rPr>
-          <w:rFonts w:ascii="Times New Roman" w:hAnsi="Times New Roman" w:cs="Times New Roman"/>
-          <w:sz w:val="40"/>
-          <w:szCs w:val="40"/>
-        </w:rPr>
-      </w:pPr>
-    </w:p>
-    <w:p>
-      <w:pPr>
-        <w:rPr>
-          <w:rFonts w:ascii="Times New Roman" w:hAnsi="Times New Roman" w:cs="Times New Roman"/>
-          <w:sz w:val="40"/>
-          <w:szCs w:val="40"/>
-        </w:rPr>
-      </w:pPr>
-      <w:r>
-        <w:rPr>
-          <w:rFonts w:ascii="Times New Roman" w:hAnsi="Times New Roman" w:cs="Times New Roman"/>
-          <w:sz w:val="40"/>
-          <w:szCs w:val="40"/>
-        </w:rPr>
-        <w:t>Exemple : Il trompa sa femme en cachant son aventure, brisant son amour par des mensonges doux.</w:t>
-      </w:r>
-    </w:p>
-    <w:p>
-      <w:pPr>
-        <w:rPr>
-          <w:rFonts w:ascii="Times New Roman" w:hAnsi="Times New Roman" w:cs="Times New Roman"/>
-          <w:sz w:val="40"/>
-          <w:szCs w:val="40"/>
-        </w:rPr>
-      </w:pPr>
-    </w:p>
-    <w:p>
-      <w:pPr>
-        <w:rPr>
-          <w:rFonts w:ascii="Times New Roman" w:hAnsi="Times New Roman" w:cs="Times New Roman"/>
-          <w:sz w:val="40"/>
-          <w:szCs w:val="40"/>
-        </w:rPr>
-      </w:pPr>
-      <w:r>
-        <w:rPr>
-          <w:rFonts w:ascii="Times New Roman" w:hAnsi="Times New Roman" w:cs="Times New Roman"/>
-          <w:sz w:val="40"/>
-          <w:szCs w:val="40"/>
-        </w:rPr>
-        <w:t>Signification simple : Mensonge qui blesse la confiance.</w:t>
-      </w:r>
-    </w:p>
-    <w:p>
-      <w:pPr>
-        <w:rPr>
-          <w:rFonts w:ascii="Times New Roman" w:hAnsi="Times New Roman" w:cs="Times New Roman"/>
-          <w:sz w:val="40"/>
-          <w:szCs w:val="40"/>
-        </w:rPr>
-      </w:pPr>
-      <w:r>
-        <w:rPr>
-          <w:rFonts w:ascii="Times New Roman" w:hAnsi="Times New Roman" w:cs="Times New Roman"/>
-          <w:sz w:val="40"/>
-          <w:szCs w:val="40"/>
-        </w:rPr>
-        <w:t>)</w:t>
-      </w:r>
-    </w:p>
-    <w:p>
-      <w:pPr>
-        <w:rPr>
-          <w:rFonts w:ascii="Times New Roman" w:hAnsi="Times New Roman" w:cs="Times New Roman"/>
-          <w:sz w:val="40"/>
-          <w:szCs w:val="40"/>
-        </w:rPr>
-      </w:pPr>
-    </w:p>
-    <w:p>
-      <w:pPr>
-        <w:rPr>
-          <w:rFonts w:ascii="Times New Roman" w:hAnsi="Times New Roman" w:cs="Times New Roman"/>
-          <w:sz w:val="40"/>
-          <w:szCs w:val="40"/>
-        </w:rPr>
-      </w:pPr>
-    </w:p>
-    <w:p>
-      <w:pPr>
-        <w:rPr>
-          <w:rFonts w:ascii="Times New Roman" w:hAnsi="Times New Roman" w:cs="Times New Roman"/>
-          <w:sz w:val="40"/>
-          <w:szCs w:val="40"/>
-        </w:rPr>
-      </w:pPr>
-      <w:r>
-        <w:rPr>
-          <w:rFonts w:ascii="Times New Roman" w:hAnsi="Times New Roman" w:cs="Times New Roman"/>
-          <w:sz w:val="40"/>
-          <w:szCs w:val="40"/>
-        </w:rPr>
-        <w:t xml:space="preserve">l'envie    : </w:t>
-      </w:r>
-    </w:p>
-    <w:p>
-      <w:pPr>
-        <w:rPr>
-          <w:rFonts w:ascii="Times New Roman" w:hAnsi="Times New Roman" w:cs="Times New Roman"/>
-          <w:sz w:val="40"/>
-          <w:szCs w:val="40"/>
-        </w:rPr>
-      </w:pPr>
-    </w:p>
-    <w:p>
-      <w:pPr>
-        <w:rPr>
-          <w:rFonts w:ascii="Times New Roman" w:hAnsi="Times New Roman" w:cs="Times New Roman"/>
-          <w:sz w:val="40"/>
-          <w:szCs w:val="40"/>
-        </w:rPr>
-      </w:pPr>
-    </w:p>
-    <w:p>
-      <w:pPr>
-        <w:rPr>
-          <w:rFonts w:ascii="Times New Roman" w:hAnsi="Times New Roman" w:cs="Times New Roman"/>
-          <w:sz w:val="40"/>
-          <w:szCs w:val="40"/>
-        </w:rPr>
-      </w:pPr>
-      <w:r>
-        <w:rPr>
-          <w:rFonts w:ascii="Times New Roman" w:hAnsi="Times New Roman" w:cs="Times New Roman"/>
-          <w:sz w:val="40"/>
-          <w:szCs w:val="40"/>
-        </w:rPr>
-        <w:t>envy</w:t>
-      </w:r>
-    </w:p>
-    <w:p>
-      <w:pPr>
-        <w:rPr>
-          <w:rFonts w:ascii="Times New Roman" w:hAnsi="Times New Roman" w:cs="Times New Roman"/>
-          <w:sz w:val="40"/>
-          <w:szCs w:val="40"/>
-        </w:rPr>
-      </w:pPr>
-      <w:r>
-        <w:rPr>
-          <w:rFonts w:ascii="Times New Roman" w:hAnsi="Times New Roman" w:cs="Times New Roman"/>
-          <w:sz w:val="40"/>
-          <w:szCs w:val="40"/>
-        </w:rPr>
-        <w:t>(</w:t>
-      </w:r>
-    </w:p>
-    <w:p>
-      <w:pPr>
-        <w:rPr>
-          <w:rFonts w:ascii="Times New Roman" w:hAnsi="Times New Roman" w:cs="Times New Roman"/>
-          <w:sz w:val="40"/>
-          <w:szCs w:val="40"/>
-        </w:rPr>
-      </w:pPr>
-      <w:r>
-        <w:rPr>
-          <w:rFonts w:ascii="Times New Roman" w:hAnsi="Times New Roman" w:cs="Times New Roman"/>
-          <w:sz w:val="40"/>
-          <w:szCs w:val="40"/>
-        </w:rPr>
-        <w:t>L'envie est un loup affamé qui gronde en voyant le festin du voisin, te rongeant sans te nourrir.</w:t>
-      </w:r>
-    </w:p>
-    <w:p>
-      <w:pPr>
-        <w:rPr>
-          <w:rFonts w:ascii="Times New Roman" w:hAnsi="Times New Roman" w:cs="Times New Roman"/>
-          <w:sz w:val="40"/>
-          <w:szCs w:val="40"/>
-        </w:rPr>
-      </w:pPr>
-    </w:p>
-    <w:p>
-      <w:pPr>
-        <w:rPr>
-          <w:rFonts w:ascii="Times New Roman" w:hAnsi="Times New Roman" w:cs="Times New Roman"/>
-          <w:sz w:val="40"/>
-          <w:szCs w:val="40"/>
-        </w:rPr>
-      </w:pPr>
-      <w:r>
-        <w:rPr>
-          <w:rFonts w:ascii="Times New Roman" w:hAnsi="Times New Roman" w:cs="Times New Roman"/>
-          <w:sz w:val="40"/>
-          <w:szCs w:val="40"/>
-        </w:rPr>
-        <w:t>Définition : Désir douloureux de posséder ce que l'autre a.</w:t>
-      </w:r>
-    </w:p>
-    <w:p>
-      <w:pPr>
-        <w:rPr>
-          <w:rFonts w:ascii="Times New Roman" w:hAnsi="Times New Roman" w:cs="Times New Roman"/>
-          <w:sz w:val="40"/>
-          <w:szCs w:val="40"/>
-        </w:rPr>
-      </w:pPr>
-    </w:p>
-    <w:p>
-      <w:pPr>
-        <w:rPr>
-          <w:rFonts w:ascii="Times New Roman" w:hAnsi="Times New Roman" w:cs="Times New Roman"/>
-          <w:sz w:val="40"/>
-          <w:szCs w:val="40"/>
-        </w:rPr>
-      </w:pPr>
-      <w:r>
-        <w:rPr>
-          <w:rFonts w:ascii="Times New Roman" w:hAnsi="Times New Roman" w:cs="Times New Roman"/>
-          <w:sz w:val="40"/>
-          <w:szCs w:val="40"/>
-        </w:rPr>
-        <w:t>Exemple : Il envie la voiture neuve de son ami.</w:t>
-      </w:r>
-    </w:p>
-    <w:p>
-      <w:pPr>
-        <w:rPr>
-          <w:rFonts w:ascii="Times New Roman" w:hAnsi="Times New Roman" w:cs="Times New Roman"/>
-          <w:sz w:val="40"/>
-          <w:szCs w:val="40"/>
-        </w:rPr>
-      </w:pPr>
-    </w:p>
-    <w:p>
-      <w:pPr>
-        <w:rPr>
-          <w:rFonts w:ascii="Times New Roman" w:hAnsi="Times New Roman" w:cs="Times New Roman"/>
-          <w:sz w:val="40"/>
-          <w:szCs w:val="40"/>
-        </w:rPr>
-      </w:pPr>
-      <w:r>
-        <w:rPr>
-          <w:rFonts w:ascii="Times New Roman" w:hAnsi="Times New Roman" w:cs="Times New Roman"/>
-          <w:sz w:val="40"/>
-          <w:szCs w:val="40"/>
-        </w:rPr>
-        <w:t>Signification simple : Vouloir ce que l'autre possède.</w:t>
-      </w:r>
-    </w:p>
-    <w:p>
-      <w:pPr>
-        <w:rPr>
-          <w:rFonts w:ascii="Times New Roman" w:hAnsi="Times New Roman" w:cs="Times New Roman"/>
-          <w:sz w:val="40"/>
-          <w:szCs w:val="40"/>
-        </w:rPr>
-      </w:pPr>
-      <w:r>
-        <w:rPr>
-          <w:rFonts w:ascii="Times New Roman" w:hAnsi="Times New Roman" w:cs="Times New Roman"/>
-          <w:sz w:val="40"/>
-          <w:szCs w:val="40"/>
-        </w:rPr>
-        <w:t>)</w:t>
-      </w:r>
-    </w:p>
-    <w:p>
-      <w:pPr>
-        <w:rPr>
-          <w:rFonts w:ascii="Times New Roman" w:hAnsi="Times New Roman" w:cs="Times New Roman"/>
-          <w:sz w:val="40"/>
-          <w:szCs w:val="40"/>
-        </w:rPr>
-      </w:pPr>
-    </w:p>
-    <w:p>
-      <w:pPr>
-        <w:rPr>
-          <w:rFonts w:ascii="Times New Roman" w:hAnsi="Times New Roman" w:cs="Times New Roman"/>
-          <w:sz w:val="40"/>
-          <w:szCs w:val="40"/>
-        </w:rPr>
-      </w:pPr>
-    </w:p>
-    <w:p>
-      <w:pPr>
-        <w:rPr>
-          <w:rFonts w:ascii="Times New Roman" w:hAnsi="Times New Roman" w:cs="Times New Roman"/>
-          <w:sz w:val="40"/>
-          <w:szCs w:val="40"/>
-        </w:rPr>
-      </w:pPr>
-      <w:r>
-        <w:rPr>
-          <w:rFonts w:ascii="Times New Roman" w:hAnsi="Times New Roman" w:cs="Times New Roman"/>
-          <w:sz w:val="40"/>
-          <w:szCs w:val="40"/>
-        </w:rPr>
-        <w:t xml:space="preserve">la jalousie    : </w:t>
-      </w:r>
-    </w:p>
-    <w:p>
-      <w:pPr>
-        <w:rPr>
-          <w:rFonts w:ascii="Times New Roman" w:hAnsi="Times New Roman" w:cs="Times New Roman"/>
-          <w:sz w:val="40"/>
-          <w:szCs w:val="40"/>
-        </w:rPr>
-      </w:pPr>
-    </w:p>
-    <w:p>
-      <w:pPr>
-        <w:rPr>
-          <w:rFonts w:ascii="Times New Roman" w:hAnsi="Times New Roman" w:cs="Times New Roman"/>
-          <w:sz w:val="40"/>
-          <w:szCs w:val="40"/>
-        </w:rPr>
-      </w:pPr>
-    </w:p>
-    <w:p>
-      <w:pPr>
-        <w:rPr>
-          <w:rFonts w:ascii="Times New Roman" w:hAnsi="Times New Roman" w:cs="Times New Roman"/>
-          <w:sz w:val="40"/>
-          <w:szCs w:val="40"/>
-        </w:rPr>
-      </w:pPr>
-      <w:r>
-        <w:rPr>
-          <w:rFonts w:ascii="Times New Roman" w:hAnsi="Times New Roman" w:cs="Times New Roman"/>
-          <w:sz w:val="40"/>
-          <w:szCs w:val="40"/>
-        </w:rPr>
-        <w:t>jealousy</w:t>
-      </w:r>
-    </w:p>
-    <w:p>
-      <w:pPr>
-        <w:rPr>
-          <w:rFonts w:ascii="Times New Roman" w:hAnsi="Times New Roman" w:cs="Times New Roman"/>
-          <w:sz w:val="40"/>
-          <w:szCs w:val="40"/>
-        </w:rPr>
-      </w:pPr>
-      <w:r>
-        <w:rPr>
-          <w:rFonts w:ascii="Times New Roman" w:hAnsi="Times New Roman" w:cs="Times New Roman"/>
-          <w:sz w:val="40"/>
-          <w:szCs w:val="40"/>
-        </w:rPr>
-        <w:t>(</w:t>
-      </w:r>
+        <w:t>Signification simple : Peur d'être dépassé par l'autre.</w:t>
+      </w:r>
+    </w:p>
+    <w:p>
+      <w:pPr>
+        <w:rPr>
+          <w:rFonts w:ascii="Times New Roman" w:hAnsi="Times New Roman" w:cs="Times New Roman"/>
+          <w:sz w:val="40"/>
+          <w:szCs w:val="40"/>
+        </w:rPr>
+      </w:pPr>
     </w:p>
     <w:p>
       <w:pPr>
@@ -12453,58 +12479,6 @@
           <w:szCs w:val="40"/>
         </w:rPr>
         <w:t>Imagine un chat qui griffe pour garder son bol de croquettes face à un autre chat. La jalousie, c'est ce feu intérieur qui brûle quand on craint de perdre ce qu'on aime.</w:t>
-      </w:r>
-    </w:p>
-    <w:p>
-      <w:pPr>
-        <w:rPr>
-          <w:rFonts w:ascii="Times New Roman" w:hAnsi="Times New Roman" w:cs="Times New Roman"/>
-          <w:sz w:val="40"/>
-          <w:szCs w:val="40"/>
-        </w:rPr>
-      </w:pPr>
-    </w:p>
-    <w:p>
-      <w:pPr>
-        <w:rPr>
-          <w:rFonts w:ascii="Times New Roman" w:hAnsi="Times New Roman" w:cs="Times New Roman"/>
-          <w:sz w:val="40"/>
-          <w:szCs w:val="40"/>
-        </w:rPr>
-      </w:pPr>
-      <w:r>
-        <w:rPr>
-          <w:rFonts w:ascii="Times New Roman" w:hAnsi="Times New Roman" w:cs="Times New Roman"/>
-          <w:sz w:val="40"/>
-          <w:szCs w:val="40"/>
-        </w:rPr>
-        <w:t>Définition : Émotion de crainte ou de rancune face à un rival perçu qui menace un bien ou un amour possédé.</w:t>
-      </w:r>
-    </w:p>
-    <w:p>
-      <w:pPr>
-        <w:rPr>
-          <w:rFonts w:ascii="Times New Roman" w:hAnsi="Times New Roman" w:cs="Times New Roman"/>
-          <w:sz w:val="40"/>
-          <w:szCs w:val="40"/>
-        </w:rPr>
-      </w:pPr>
-    </w:p>
-    <w:p>
-      <w:pPr>
-        <w:rPr>
-          <w:rFonts w:ascii="Times New Roman" w:hAnsi="Times New Roman" w:cs="Times New Roman"/>
-          <w:sz w:val="40"/>
-          <w:szCs w:val="40"/>
-        </w:rPr>
-      </w:pPr>
-      <w:r>
-        <w:rPr>
-          <w:rFonts w:ascii="Times New Roman" w:hAnsi="Times New Roman" w:cs="Times New Roman"/>
-          <w:sz w:val="40"/>
-          <w:szCs w:val="40"/>
-        </w:rPr>
-        <w:t>Exemple : Marie jalouse son amie promue, car elle voulait ce poste.</w:t>
       </w:r>
     </w:p>
     <w:p>
@@ -12532,7 +12506,33 @@
           <w:sz w:val="40"/>
           <w:szCs w:val="40"/>
         </w:rPr>
-        <w:t>Signification simple : Peur d'être dépassé par l'autre.</w:t>
+        <w:t>Définition : Émotion de crainte ou de rancune face à un rival perçu qui menace un bien ou un amour possédé.</w:t>
+      </w:r>
+    </w:p>
+    <w:p>
+      <w:pPr>
+        <w:rPr>
+          <w:rFonts w:ascii="Times New Roman" w:hAnsi="Times New Roman" w:cs="Times New Roman"/>
+          <w:sz w:val="40"/>
+          <w:szCs w:val="40"/>
+        </w:rPr>
+      </w:pPr>
+    </w:p>
+    <w:p>
+      <w:pPr>
+        <w:rPr>
+          <w:rFonts w:ascii="Times New Roman" w:hAnsi="Times New Roman" w:cs="Times New Roman"/>
+          <w:sz w:val="40"/>
+          <w:szCs w:val="40"/>
+        </w:rPr>
+      </w:pPr>
+      <w:r>
+        <w:rPr>
+          <w:rFonts w:ascii="Times New Roman" w:hAnsi="Times New Roman" w:cs="Times New Roman"/>
+          <w:sz w:val="40"/>
+          <w:szCs w:val="40"/>
+        </w:rPr>
+        <w:t>Exemple : Marie jalouse son amie promue, car elle voulait ce poste.</w:t>
       </w:r>
     </w:p>
     <w:p>
